--- a/Insomniac_System_Description_Document.docx
+++ b/Insomniac_System_Description_Document.docx
@@ -70,13 +70,53 @@
         <w:rPr>
           <w:rFonts w:ascii="Times New Roman" w:hAnsi="Times New Roman" w:cs="Times New Roman"/>
         </w:rPr>
-        <w:t>Insomniac</w:t>
+        <w:t>Insomnia</w:t>
       </w:r>
     </w:p>
     <w:p/>
     <w:p/>
-    <w:p/>
-    <w:p/>
+    <w:p>
+      <w:pPr>
+        <w:pStyle w:val="IntenseQuote"/>
+        <w:rPr>
+          <w:i w:val="0"/>
+          <w:iCs w:val="0"/>
+          <w:color w:val="000000" w:themeColor="text1"/>
+          <w:sz w:val="28"/>
+          <w:szCs w:val="28"/>
+        </w:rPr>
+      </w:pPr>
+      <w:r>
+        <w:rPr>
+          <w:i w:val="0"/>
+          <w:iCs w:val="0"/>
+          <w:color w:val="000000" w:themeColor="text1"/>
+          <w:sz w:val="28"/>
+          <w:szCs w:val="28"/>
+        </w:rPr>
+        <w:t>Prepared by:</w:t>
+      </w:r>
+      <w:r>
+        <w:rPr>
+          <w:i w:val="0"/>
+          <w:iCs w:val="0"/>
+          <w:color w:val="000000" w:themeColor="text1"/>
+          <w:sz w:val="28"/>
+          <w:szCs w:val="28"/>
+        </w:rPr>
+        <w:br/>
+      </w:r>
+      <w:r>
+        <w:rPr>
+          <w:i w:val="0"/>
+          <w:iCs w:val="0"/>
+          <w:color w:val="000000" w:themeColor="text1"/>
+          <w:sz w:val="28"/>
+          <w:szCs w:val="28"/>
+        </w:rPr>
+        <w:t>Jessica Coffel, Thomas DiGuido, and Nick Pokusa</w:t>
+      </w:r>
+    </w:p>
     <w:p/>
     <w:p/>
     <w:p/>
@@ -2232,54 +2272,22 @@
           <w:i/>
           <w:iCs/>
         </w:rPr>
-        <w:t xml:space="preserve">7) Applications Management will provide final sign-off and from that point will take responsibility for keeping the document </w:t>
-      </w:r>
-      <w:proofErr w:type="gramStart"/>
-      <w:r>
+        <w:t>7) Applications Management will provide final sign-off and from that point will take responsibility for keeping the document up-to-date.</w:t>
+      </w:r>
+    </w:p>
+    <w:p>
+      <w:pPr>
         <w:rPr>
           <w:i/>
           <w:iCs/>
         </w:rPr>
-        <w:t>up-to-date</w:t>
-      </w:r>
-      <w:proofErr w:type="gramEnd"/>
+      </w:pPr>
       <w:r>
         <w:rPr>
           <w:i/>
           <w:iCs/>
         </w:rPr>
-        <w:t>.</w:t>
-      </w:r>
-    </w:p>
-    <w:p>
-      <w:pPr>
-        <w:rPr>
-          <w:i/>
-          <w:iCs/>
-        </w:rPr>
-      </w:pPr>
-      <w:r>
-        <w:rPr>
-          <w:i/>
-          <w:iCs/>
-        </w:rPr>
-        <w:t xml:space="preserve">8) Until the System Description Document template is converted to a wiki template, Applications </w:t>
-      </w:r>
-      <w:proofErr w:type="gramStart"/>
-      <w:r>
-        <w:rPr>
-          <w:i/>
-          <w:iCs/>
-        </w:rPr>
-        <w:t>Management  will</w:t>
-      </w:r>
-      <w:proofErr w:type="gramEnd"/>
-      <w:r>
-        <w:rPr>
-          <w:i/>
-          <w:iCs/>
-        </w:rPr>
-        <w:t xml:space="preserve"> add the System Description Document to the </w:t>
+        <w:t xml:space="preserve">8) Until the System Description Document template is converted to a wiki template, Applications Management  will add the System Description Document to the </w:t>
       </w:r>
       <w:proofErr w:type="spellStart"/>
       <w:r>
@@ -2346,12 +2354,6 @@
         <w:gridCol w:w="4140"/>
       </w:tblGrid>
       <w:tr>
-        <w:tblPrEx>
-          <w:tblCellMar>
-            <w:top w:w="0" w:type="dxa"/>
-            <w:bottom w:w="0" w:type="dxa"/>
-          </w:tblCellMar>
-        </w:tblPrEx>
         <w:tc>
           <w:tcPr>
             <w:tcW w:w="2808" w:type="dxa"/>
@@ -2418,12 +2420,6 @@
         </w:tc>
       </w:tr>
       <w:tr>
-        <w:tblPrEx>
-          <w:tblCellMar>
-            <w:top w:w="0" w:type="dxa"/>
-            <w:bottom w:w="0" w:type="dxa"/>
-          </w:tblCellMar>
-        </w:tblPrEx>
         <w:tc>
           <w:tcPr>
             <w:tcW w:w="2808" w:type="dxa"/>
@@ -2460,12 +2456,6 @@
         </w:tc>
       </w:tr>
       <w:tr>
-        <w:tblPrEx>
-          <w:tblCellMar>
-            <w:top w:w="0" w:type="dxa"/>
-            <w:bottom w:w="0" w:type="dxa"/>
-          </w:tblCellMar>
-        </w:tblPrEx>
         <w:tc>
           <w:tcPr>
             <w:tcW w:w="2808" w:type="dxa"/>
@@ -2490,12 +2480,6 @@
         </w:tc>
       </w:tr>
       <w:tr>
-        <w:tblPrEx>
-          <w:tblCellMar>
-            <w:top w:w="0" w:type="dxa"/>
-            <w:bottom w:w="0" w:type="dxa"/>
-          </w:tblCellMar>
-        </w:tblPrEx>
         <w:tc>
           <w:tcPr>
             <w:tcW w:w="2808" w:type="dxa"/>
@@ -2520,12 +2504,6 @@
         </w:tc>
       </w:tr>
       <w:tr>
-        <w:tblPrEx>
-          <w:tblCellMar>
-            <w:top w:w="0" w:type="dxa"/>
-            <w:bottom w:w="0" w:type="dxa"/>
-          </w:tblCellMar>
-        </w:tblPrEx>
         <w:tc>
           <w:tcPr>
             <w:tcW w:w="2808" w:type="dxa"/>
@@ -2553,12 +2531,6 @@
         </w:tc>
       </w:tr>
       <w:tr>
-        <w:tblPrEx>
-          <w:tblCellMar>
-            <w:top w:w="0" w:type="dxa"/>
-            <w:bottom w:w="0" w:type="dxa"/>
-          </w:tblCellMar>
-        </w:tblPrEx>
         <w:tc>
           <w:tcPr>
             <w:tcW w:w="2808" w:type="dxa"/>
@@ -2583,12 +2555,6 @@
         </w:tc>
       </w:tr>
       <w:tr>
-        <w:tblPrEx>
-          <w:tblCellMar>
-            <w:top w:w="0" w:type="dxa"/>
-            <w:bottom w:w="0" w:type="dxa"/>
-          </w:tblCellMar>
-        </w:tblPrEx>
         <w:tc>
           <w:tcPr>
             <w:tcW w:w="2808" w:type="dxa"/>
@@ -2613,12 +2579,6 @@
         </w:tc>
       </w:tr>
       <w:tr>
-        <w:tblPrEx>
-          <w:tblCellMar>
-            <w:top w:w="0" w:type="dxa"/>
-            <w:bottom w:w="0" w:type="dxa"/>
-          </w:tblCellMar>
-        </w:tblPrEx>
         <w:tc>
           <w:tcPr>
             <w:tcW w:w="2808" w:type="dxa"/>
@@ -2688,12 +2648,6 @@
         <w:gridCol w:w="3037"/>
       </w:tblGrid>
       <w:tr>
-        <w:tblPrEx>
-          <w:tblCellMar>
-            <w:top w:w="0" w:type="dxa"/>
-            <w:bottom w:w="0" w:type="dxa"/>
-          </w:tblCellMar>
-        </w:tblPrEx>
         <w:tc>
           <w:tcPr>
             <w:tcW w:w="1008" w:type="dxa"/>
@@ -2801,12 +2755,6 @@
         </w:tc>
       </w:tr>
       <w:tr>
-        <w:tblPrEx>
-          <w:tblCellMar>
-            <w:top w:w="0" w:type="dxa"/>
-            <w:bottom w:w="0" w:type="dxa"/>
-          </w:tblCellMar>
-        </w:tblPrEx>
         <w:tc>
           <w:tcPr>
             <w:tcW w:w="1008" w:type="dxa"/>
@@ -2859,12 +2807,6 @@
         </w:tc>
       </w:tr>
       <w:tr>
-        <w:tblPrEx>
-          <w:tblCellMar>
-            <w:top w:w="0" w:type="dxa"/>
-            <w:bottom w:w="0" w:type="dxa"/>
-          </w:tblCellMar>
-        </w:tblPrEx>
         <w:tc>
           <w:tcPr>
             <w:tcW w:w="1008" w:type="dxa"/>
@@ -2897,12 +2839,6 @@
         </w:tc>
       </w:tr>
       <w:tr>
-        <w:tblPrEx>
-          <w:tblCellMar>
-            <w:top w:w="0" w:type="dxa"/>
-            <w:bottom w:w="0" w:type="dxa"/>
-          </w:tblCellMar>
-        </w:tblPrEx>
         <w:tc>
           <w:tcPr>
             <w:tcW w:w="1008" w:type="dxa"/>
@@ -2935,12 +2871,6 @@
         </w:tc>
       </w:tr>
       <w:tr>
-        <w:tblPrEx>
-          <w:tblCellMar>
-            <w:top w:w="0" w:type="dxa"/>
-            <w:bottom w:w="0" w:type="dxa"/>
-          </w:tblCellMar>
-        </w:tblPrEx>
         <w:tc>
           <w:tcPr>
             <w:tcW w:w="1008" w:type="dxa"/>
@@ -2973,12 +2903,6 @@
         </w:tc>
       </w:tr>
       <w:tr>
-        <w:tblPrEx>
-          <w:tblCellMar>
-            <w:top w:w="0" w:type="dxa"/>
-            <w:bottom w:w="0" w:type="dxa"/>
-          </w:tblCellMar>
-        </w:tblPrEx>
         <w:tc>
           <w:tcPr>
             <w:tcW w:w="1008" w:type="dxa"/>
@@ -3011,12 +2935,6 @@
         </w:tc>
       </w:tr>
       <w:tr>
-        <w:tblPrEx>
-          <w:tblCellMar>
-            <w:top w:w="0" w:type="dxa"/>
-            <w:bottom w:w="0" w:type="dxa"/>
-          </w:tblCellMar>
-        </w:tblPrEx>
         <w:tc>
           <w:tcPr>
             <w:tcW w:w="1008" w:type="dxa"/>
@@ -3049,12 +2967,6 @@
         </w:tc>
       </w:tr>
       <w:tr>
-        <w:tblPrEx>
-          <w:tblCellMar>
-            <w:top w:w="0" w:type="dxa"/>
-            <w:bottom w:w="0" w:type="dxa"/>
-          </w:tblCellMar>
-        </w:tblPrEx>
         <w:tc>
           <w:tcPr>
             <w:tcW w:w="1008" w:type="dxa"/>
@@ -3087,12 +2999,6 @@
         </w:tc>
       </w:tr>
       <w:tr>
-        <w:tblPrEx>
-          <w:tblCellMar>
-            <w:top w:w="0" w:type="dxa"/>
-            <w:bottom w:w="0" w:type="dxa"/>
-          </w:tblCellMar>
-        </w:tblPrEx>
         <w:tc>
           <w:tcPr>
             <w:tcW w:w="1008" w:type="dxa"/>
@@ -3473,23 +3379,7 @@
           <w:i/>
           <w:iCs/>
         </w:rPr>
-        <w:t xml:space="preserve">This section should be used to provide </w:t>
-      </w:r>
-      <w:proofErr w:type="gramStart"/>
-      <w:r>
-        <w:rPr>
-          <w:i/>
-          <w:iCs/>
-        </w:rPr>
-        <w:t>an</w:t>
-      </w:r>
-      <w:proofErr w:type="gramEnd"/>
-      <w:r>
-        <w:rPr>
-          <w:i/>
-          <w:iCs/>
-        </w:rPr>
-        <w:t xml:space="preserve"> </w:t>
+        <w:t xml:space="preserve">This section should be used to provide an </w:t>
       </w:r>
       <w:r>
         <w:rPr>
@@ -3572,6 +3462,7 @@
         </w:numPr>
       </w:pPr>
       <w:r>
+        <w:lastRenderedPageBreak/>
         <w:t>Game State (menu, gameplay, pause, win/loss)</w:t>
       </w:r>
     </w:p>
@@ -4074,25 +3965,16 @@
           <w:i/>
           <w:iCs/>
         </w:rPr>
-        <w:t>PHP</w:t>
-      </w:r>
-      <w:proofErr w:type="gramStart"/>
+        <w:t>PHP,.</w:t>
+      </w:r>
       <w:r>
         <w:rPr>
           <w:i/>
           <w:iCs/>
         </w:rPr>
-        <w:t>,.</w:t>
-      </w:r>
-      <w:r>
-        <w:rPr>
-          <w:i/>
-          <w:iCs/>
-        </w:rPr>
         <w:t>Also</w:t>
       </w:r>
       <w:proofErr w:type="spellEnd"/>
-      <w:proofErr w:type="gramEnd"/>
       <w:r>
         <w:rPr>
           <w:i/>
@@ -4961,23 +4843,7 @@
           <w:i/>
           <w:iCs/>
         </w:rPr>
-        <w:t xml:space="preserve">Relevant details of any 3rd Party involvement (company name, primary contact name, primary contact telephone number). State if parts of the function </w:t>
-      </w:r>
-      <w:proofErr w:type="gramStart"/>
-      <w:r>
-        <w:rPr>
-          <w:i/>
-          <w:iCs/>
-        </w:rPr>
-        <w:t>is</w:t>
-      </w:r>
-      <w:proofErr w:type="gramEnd"/>
-      <w:r>
-        <w:rPr>
-          <w:i/>
-          <w:iCs/>
-        </w:rPr>
-        <w:t xml:space="preserve"> delivered by different parties.</w:t>
+        <w:t>Relevant details of any 3rd Party involvement (company name, primary contact name, primary contact telephone number). State if parts of the function is delivered by different parties.</w:t>
       </w:r>
     </w:p>
     <w:p>
@@ -5581,55 +5447,23 @@
           <w:i/>
           <w:iCs/>
         </w:rPr>
-        <w:t xml:space="preserve">For scheduled tasks that have failed, can they be run manually and if </w:t>
-      </w:r>
-      <w:proofErr w:type="gramStart"/>
+        <w:t xml:space="preserve">For scheduled tasks that have failed, can they be run manually and if so how?  Are there implications of running during the day? Is there any </w:t>
+      </w:r>
+      <w:proofErr w:type="spellStart"/>
       <w:r>
         <w:rPr>
           <w:i/>
           <w:iCs/>
         </w:rPr>
-        <w:t>so</w:t>
-      </w:r>
-      <w:proofErr w:type="gramEnd"/>
+        <w:t>clean up</w:t>
+      </w:r>
+      <w:proofErr w:type="spellEnd"/>
       <w:r>
         <w:rPr>
           <w:i/>
           <w:iCs/>
         </w:rPr>
-        <w:t xml:space="preserve"> how?  Are there implications of running during the day? Is there any </w:t>
-      </w:r>
-      <w:proofErr w:type="spellStart"/>
-      <w:r>
-        <w:rPr>
-          <w:i/>
-          <w:iCs/>
-        </w:rPr>
-        <w:t>clean up</w:t>
-      </w:r>
-      <w:proofErr w:type="spellEnd"/>
-      <w:r>
-        <w:rPr>
-          <w:i/>
-          <w:iCs/>
-        </w:rPr>
-        <w:t xml:space="preserve"> work that </w:t>
-      </w:r>
-      <w:proofErr w:type="gramStart"/>
-      <w:r>
-        <w:rPr>
-          <w:i/>
-          <w:iCs/>
-        </w:rPr>
-        <w:t>has to</w:t>
-      </w:r>
-      <w:proofErr w:type="gramEnd"/>
-      <w:r>
-        <w:rPr>
-          <w:i/>
-          <w:iCs/>
-        </w:rPr>
-        <w:t xml:space="preserve"> be done before retrying? Where possible, this would include step by step instructions</w:t>
+        <w:t xml:space="preserve"> work that has to be done before retrying? Where possible, this would include step by step instructions</w:t>
       </w:r>
     </w:p>
     <w:p/>
@@ -5724,19 +5558,11 @@
                 <w:lang w:val="en-US"/>
               </w:rPr>
             </w:pPr>
-            <w:proofErr w:type="gramStart"/>
             <w:r>
               <w:rPr>
                 <w:lang w:val="en-US"/>
               </w:rPr>
-              <w:t>Game does</w:t>
-            </w:r>
-            <w:proofErr w:type="gramEnd"/>
-            <w:r>
-              <w:rPr>
-                <w:lang w:val="en-US"/>
-              </w:rPr>
-              <w:t xml:space="preserve"> not launch</w:t>
+              <w:t>Game does not launch</w:t>
             </w:r>
           </w:p>
         </w:tc>
@@ -6278,13 +6104,28 @@
     </w:p>
     <w:p>
       <w:r>
-        <w:t xml:space="preserve">Please add other </w:t>
+        <w:t>A</w:t>
+      </w:r>
+      <w:r>
+        <w:t xml:space="preserve">dd </w:t>
+      </w:r>
+      <w:r>
+        <w:t>additional</w:t>
+      </w:r>
+      <w:r>
+        <w:t xml:space="preserve"> </w:t>
       </w:r>
       <w:r>
         <w:t>sign-off</w:t>
       </w:r>
       <w:r>
-        <w:t xml:space="preserve"> roles where required:</w:t>
+        <w:t xml:space="preserve"> roles </w:t>
+      </w:r>
+      <w:r>
+        <w:t>if</w:t>
+      </w:r>
+      <w:r>
+        <w:t xml:space="preserve"> required:</w:t>
       </w:r>
     </w:p>
     <w:p/>
@@ -6367,6 +6208,46 @@
               </w:rPr>
               <w:t>Date</w:t>
             </w:r>
+          </w:p>
+        </w:tc>
+      </w:tr>
+      <w:tr>
+        <w:tc>
+          <w:tcPr>
+            <w:tcW w:w="1984" w:type="pct"/>
+            <w:shd w:val="clear" w:color="auto" w:fill="E0E0E0"/>
+          </w:tcPr>
+          <w:p>
+            <w:r>
+              <w:t>Application Management</w:t>
+            </w:r>
+          </w:p>
+        </w:tc>
+        <w:tc>
+          <w:tcPr>
+            <w:tcW w:w="2136" w:type="pct"/>
+          </w:tcPr>
+          <w:p>
+            <w:pPr>
+              <w:rPr>
+                <w:b/>
+                <w:bCs/>
+              </w:rPr>
+            </w:pPr>
+          </w:p>
+        </w:tc>
+        <w:tc>
+          <w:tcPr>
+            <w:tcW w:w="880" w:type="pct"/>
+          </w:tcPr>
+          <w:p>
+            <w:pPr>
+              <w:jc w:val="center"/>
+              <w:rPr>
+                <w:b/>
+                <w:bCs/>
+              </w:rPr>
+            </w:pPr>
           </w:p>
         </w:tc>
       </w:tr>
@@ -6721,13 +6602,16 @@
       <w:tblLook w:val="01E0" w:firstRow="1" w:lastRow="1" w:firstColumn="1" w:lastColumn="1" w:noHBand="0" w:noVBand="0"/>
     </w:tblPr>
     <w:tblGrid>
-      <w:gridCol w:w="4161"/>
-      <w:gridCol w:w="4145"/>
+      <w:gridCol w:w="6151"/>
+      <w:gridCol w:w="2155"/>
     </w:tblGrid>
     <w:tr>
+      <w:trPr>
+        <w:trHeight w:val="539"/>
+      </w:trPr>
       <w:tc>
         <w:tcPr>
-          <w:tcW w:w="4643" w:type="dxa"/>
+          <w:tcW w:w="6570" w:type="dxa"/>
         </w:tcPr>
         <w:p>
           <w:pPr>
@@ -6750,6 +6634,9 @@
         <w:p>
           <w:pPr>
             <w:pStyle w:val="Header"/>
+            <w:tabs>
+              <w:tab w:val="clear" w:pos="8306"/>
+            </w:tabs>
           </w:pPr>
           <w:r>
             <w:t xml:space="preserve">Version: </w:t>
@@ -6761,14 +6648,18 @@
       </w:tc>
       <w:tc>
         <w:tcPr>
-          <w:tcW w:w="4643" w:type="dxa"/>
+          <w:tcW w:w="2250" w:type="dxa"/>
         </w:tcPr>
         <w:p>
           <w:pPr>
             <w:pStyle w:val="Header"/>
+            <w:tabs>
+              <w:tab w:val="clear" w:pos="4153"/>
+            </w:tabs>
+            <w:jc w:val="right"/>
           </w:pPr>
           <w:r>
-            <w:t>Insomniac</w:t>
+            <w:t>Insomnia</w:t>
           </w:r>
         </w:p>
       </w:tc>
@@ -13451,6 +13342,50 @@
     <w:lsdException w:name="Subtitle" w:qFormat="1"/>
     <w:lsdException w:name="Strong" w:qFormat="1"/>
     <w:lsdException w:name="Emphasis" w:qFormat="1"/>
+    <w:lsdException w:name="Normal Table" w:semiHidden="1" w:unhideWhenUsed="1"/>
+    <w:lsdException w:name="Table Simple 1" w:semiHidden="1" w:unhideWhenUsed="1"/>
+    <w:lsdException w:name="Table Simple 2" w:semiHidden="1" w:unhideWhenUsed="1"/>
+    <w:lsdException w:name="Table Simple 3" w:semiHidden="1" w:unhideWhenUsed="1"/>
+    <w:lsdException w:name="Table Classic 1" w:semiHidden="1" w:unhideWhenUsed="1"/>
+    <w:lsdException w:name="Table Classic 2" w:semiHidden="1" w:unhideWhenUsed="1"/>
+    <w:lsdException w:name="Table Classic 3" w:semiHidden="1" w:unhideWhenUsed="1"/>
+    <w:lsdException w:name="Table Classic 4" w:semiHidden="1" w:unhideWhenUsed="1"/>
+    <w:lsdException w:name="Table Colorful 1" w:semiHidden="1" w:unhideWhenUsed="1"/>
+    <w:lsdException w:name="Table Colorful 2" w:semiHidden="1" w:unhideWhenUsed="1"/>
+    <w:lsdException w:name="Table Colorful 3" w:semiHidden="1" w:unhideWhenUsed="1"/>
+    <w:lsdException w:name="Table Columns 1" w:semiHidden="1" w:unhideWhenUsed="1"/>
+    <w:lsdException w:name="Table Columns 2" w:semiHidden="1" w:unhideWhenUsed="1"/>
+    <w:lsdException w:name="Table Columns 3" w:semiHidden="1" w:unhideWhenUsed="1"/>
+    <w:lsdException w:name="Table Columns 4" w:semiHidden="1" w:unhideWhenUsed="1"/>
+    <w:lsdException w:name="Table Columns 5" w:semiHidden="1" w:unhideWhenUsed="1"/>
+    <w:lsdException w:name="Table Grid 1" w:semiHidden="1" w:unhideWhenUsed="1"/>
+    <w:lsdException w:name="Table Grid 2" w:semiHidden="1" w:unhideWhenUsed="1"/>
+    <w:lsdException w:name="Table Grid 3" w:semiHidden="1" w:unhideWhenUsed="1"/>
+    <w:lsdException w:name="Table Grid 4" w:semiHidden="1" w:unhideWhenUsed="1"/>
+    <w:lsdException w:name="Table Grid 5" w:semiHidden="1" w:unhideWhenUsed="1"/>
+    <w:lsdException w:name="Table Grid 6" w:semiHidden="1" w:unhideWhenUsed="1"/>
+    <w:lsdException w:name="Table Grid 7" w:semiHidden="1" w:unhideWhenUsed="1"/>
+    <w:lsdException w:name="Table Grid 8" w:semiHidden="1" w:unhideWhenUsed="1"/>
+    <w:lsdException w:name="Table List 1" w:semiHidden="1" w:unhideWhenUsed="1"/>
+    <w:lsdException w:name="Table List 2" w:semiHidden="1" w:unhideWhenUsed="1"/>
+    <w:lsdException w:name="Table List 3" w:semiHidden="1" w:unhideWhenUsed="1"/>
+    <w:lsdException w:name="Table List 4" w:semiHidden="1" w:unhideWhenUsed="1"/>
+    <w:lsdException w:name="Table List 5" w:semiHidden="1" w:unhideWhenUsed="1"/>
+    <w:lsdException w:name="Table List 6" w:semiHidden="1" w:unhideWhenUsed="1"/>
+    <w:lsdException w:name="Table List 7" w:semiHidden="1" w:unhideWhenUsed="1"/>
+    <w:lsdException w:name="Table List 8" w:semiHidden="1" w:unhideWhenUsed="1"/>
+    <w:lsdException w:name="Table 3D effects 1" w:semiHidden="1" w:unhideWhenUsed="1"/>
+    <w:lsdException w:name="Table 3D effects 2" w:semiHidden="1" w:unhideWhenUsed="1"/>
+    <w:lsdException w:name="Table 3D effects 3" w:semiHidden="1" w:unhideWhenUsed="1"/>
+    <w:lsdException w:name="Table Contemporary" w:semiHidden="1" w:unhideWhenUsed="1"/>
+    <w:lsdException w:name="Table Elegant" w:semiHidden="1" w:unhideWhenUsed="1"/>
+    <w:lsdException w:name="Table Professional" w:semiHidden="1" w:unhideWhenUsed="1"/>
+    <w:lsdException w:name="Table Subtle 1" w:semiHidden="1" w:unhideWhenUsed="1"/>
+    <w:lsdException w:name="Table Subtle 2" w:semiHidden="1" w:unhideWhenUsed="1"/>
+    <w:lsdException w:name="Table Web 1" w:semiHidden="1" w:unhideWhenUsed="1"/>
+    <w:lsdException w:name="Table Web 2" w:semiHidden="1" w:unhideWhenUsed="1"/>
+    <w:lsdException w:name="Table Web 3" w:semiHidden="1" w:unhideWhenUsed="1"/>
+    <w:lsdException w:name="Table Theme" w:semiHidden="1" w:unhideWhenUsed="1"/>
     <w:lsdException w:name="Placeholder Text" w:semiHidden="1" w:uiPriority="99"/>
     <w:lsdException w:name="No Spacing" w:uiPriority="1" w:qFormat="1"/>
     <w:lsdException w:name="Light Shading" w:uiPriority="60"/>
@@ -13864,11 +13799,15 @@
   </w:style>
   <w:style w:type="character" w:default="1" w:styleId="DefaultParagraphFont">
     <w:name w:val="Default Paragraph Font"/>
+    <w:uiPriority w:val="1"/>
     <w:semiHidden/>
+    <w:unhideWhenUsed/>
   </w:style>
   <w:style w:type="table" w:default="1" w:styleId="TableNormal">
     <w:name w:val="Normal Table"/>
+    <w:uiPriority w:val="99"/>
     <w:semiHidden/>
+    <w:unhideWhenUsed/>
     <w:tblPr>
       <w:tblInd w:w="0" w:type="dxa"/>
       <w:tblCellMar>
@@ -13881,7 +13820,9 @@
   </w:style>
   <w:style w:type="numbering" w:default="1" w:styleId="NoList">
     <w:name w:val="No List"/>
+    <w:uiPriority w:val="99"/>
     <w:semiHidden/>
+    <w:unhideWhenUsed/>
   </w:style>
   <w:style w:type="paragraph" w:styleId="TOC1">
     <w:name w:val="toc 1"/>
@@ -14263,6 +14204,44 @@
       <w:lang w:val="en-GB"/>
     </w:rPr>
   </w:style>
+  <w:style w:type="paragraph" w:styleId="IntenseQuote">
+    <w:name w:val="Intense Quote"/>
+    <w:basedOn w:val="Normal"/>
+    <w:next w:val="Normal"/>
+    <w:link w:val="IntenseQuoteChar"/>
+    <w:uiPriority w:val="30"/>
+    <w:qFormat/>
+    <w:rsid w:val="00B87DEE"/>
+    <w:pPr>
+      <w:pBdr>
+        <w:top w:val="single" w:sz="4" w:space="10" w:color="156082" w:themeColor="accent1"/>
+        <w:bottom w:val="single" w:sz="4" w:space="10" w:color="156082" w:themeColor="accent1"/>
+      </w:pBdr>
+      <w:spacing w:before="360" w:after="360"/>
+      <w:ind w:left="864" w:right="864"/>
+      <w:jc w:val="center"/>
+    </w:pPr>
+    <w:rPr>
+      <w:i/>
+      <w:iCs/>
+      <w:color w:val="156082" w:themeColor="accent1"/>
+    </w:rPr>
+  </w:style>
+  <w:style w:type="character" w:customStyle="1" w:styleId="IntenseQuoteChar">
+    <w:name w:val="Intense Quote Char"/>
+    <w:basedOn w:val="DefaultParagraphFont"/>
+    <w:link w:val="IntenseQuote"/>
+    <w:uiPriority w:val="30"/>
+    <w:rsid w:val="00B87DEE"/>
+    <w:rPr>
+      <w:i/>
+      <w:iCs/>
+      <w:color w:val="156082" w:themeColor="accent1"/>
+      <w:sz w:val="22"/>
+      <w:szCs w:val="24"/>
+      <w:lang w:val="en-GB"/>
+    </w:rPr>
+  </w:style>
 </w:styles>
 </file>
 

--- a/Insomniac_System_Description_Document.docx
+++ b/Insomniac_System_Description_Document.docx
@@ -73,14 +73,45 @@
         <w:t>Insomnia</w:t>
       </w:r>
     </w:p>
+    <w:p>
+      <w:pPr>
+        <w:numPr>
+          <w:ilvl w:val="1"/>
+          <w:numId w:val="0"/>
+        </w:numPr>
+        <w:spacing w:after="160"/>
+        <w:jc w:val="center"/>
+        <w:rPr>
+          <w:rFonts w:eastAsiaTheme="minorEastAsia"/>
+          <w:color w:val="5A5A5A" w:themeColor="text1" w:themeTint="A5"/>
+          <w:spacing w:val="15"/>
+          <w:sz w:val="32"/>
+          <w:szCs w:val="32"/>
+        </w:rPr>
+      </w:pPr>
+      <w:r>
+        <w:rPr>
+          <w:rFonts w:eastAsiaTheme="minorEastAsia"/>
+          <w:color w:val="5A5A5A" w:themeColor="text1" w:themeTint="A5"/>
+          <w:spacing w:val="15"/>
+          <w:sz w:val="32"/>
+          <w:szCs w:val="32"/>
+        </w:rPr>
+        <w:t>2-D Interactive Game</w:t>
+      </w:r>
+    </w:p>
     <w:p/>
     <w:p/>
     <w:p>
       <w:pPr>
-        <w:pStyle w:val="IntenseQuote"/>
+        <w:pBdr>
+          <w:top w:val="single" w:sz="4" w:space="10" w:color="156082" w:themeColor="accent1"/>
+          <w:bottom w:val="single" w:sz="4" w:space="10" w:color="156082" w:themeColor="accent1"/>
+        </w:pBdr>
+        <w:spacing w:before="360" w:after="360"/>
+        <w:ind w:left="864" w:right="864"/>
+        <w:jc w:val="center"/>
         <w:rPr>
-          <w:i w:val="0"/>
-          <w:iCs w:val="0"/>
           <w:color w:val="000000" w:themeColor="text1"/>
           <w:sz w:val="28"/>
           <w:szCs w:val="28"/>
@@ -88,33 +119,29 @@
       </w:pPr>
       <w:r>
         <w:rPr>
-          <w:i w:val="0"/>
-          <w:iCs w:val="0"/>
           <w:color w:val="000000" w:themeColor="text1"/>
           <w:sz w:val="28"/>
           <w:szCs w:val="28"/>
         </w:rPr>
-        <w:t>Prepared by:</w:t>
+        <w:t>Prepared by</w:t>
       </w:r>
       <w:r>
         <w:rPr>
-          <w:i w:val="0"/>
-          <w:iCs w:val="0"/>
           <w:color w:val="000000" w:themeColor="text1"/>
           <w:sz w:val="28"/>
           <w:szCs w:val="28"/>
         </w:rPr>
         <w:br/>
+        <w:t>Lopsided Productions:</w:t>
       </w:r>
       <w:r>
         <w:rPr>
-          <w:i w:val="0"/>
-          <w:iCs w:val="0"/>
           <w:color w:val="000000" w:themeColor="text1"/>
           <w:sz w:val="28"/>
           <w:szCs w:val="28"/>
         </w:rPr>
-        <w:t>Jessica Coffel, Thomas DiGuido, and Nick Pokusa</w:t>
+        <w:br/>
+        <w:t>Jessica Coffel, Tom DiGuido, and Nick Pokusa</w:t>
       </w:r>
     </w:p>
     <w:p/>
@@ -150,7 +177,7 @@
         <w:rPr>
           <w:rFonts w:ascii="Times New Roman" w:hAnsi="Times New Roman" w:cs="Times New Roman"/>
         </w:rPr>
-        <w:t>0</w:t>
+        <w:t>1</w:t>
       </w:r>
     </w:p>
     <w:p>
@@ -171,7 +198,19 @@
         <w:rPr>
           <w:rFonts w:ascii="Times New Roman" w:hAnsi="Times New Roman" w:cs="Times New Roman"/>
         </w:rPr>
-        <w:t>04/29/26</w:t>
+        <w:t>0</w:t>
+      </w:r>
+      <w:r>
+        <w:rPr>
+          <w:rFonts w:ascii="Times New Roman" w:hAnsi="Times New Roman" w:cs="Times New Roman"/>
+        </w:rPr>
+        <w:t>5/05</w:t>
+      </w:r>
+      <w:r>
+        <w:rPr>
+          <w:rFonts w:ascii="Times New Roman" w:hAnsi="Times New Roman" w:cs="Times New Roman"/>
+        </w:rPr>
+        <w:t>/26</w:t>
       </w:r>
     </w:p>
     <w:p/>
@@ -220,7 +259,7 @@
       <w:pPr>
         <w:pStyle w:val="TOC1"/>
         <w:rPr>
-          <w:rFonts w:ascii="Times New Roman" w:eastAsiaTheme="minorEastAsia" w:hAnsi="Times New Roman"/>
+          <w:rFonts w:asciiTheme="minorHAnsi" w:eastAsiaTheme="minorEastAsia" w:hAnsiTheme="minorHAnsi" w:cstheme="minorBidi"/>
           <w:b w:val="0"/>
           <w:bCs w:val="0"/>
           <w:caps w:val="0"/>
@@ -265,20 +304,17 @@
         </w:rPr>
         <w:fldChar w:fldCharType="separate"/>
       </w:r>
-      <w:hyperlink w:anchor="_Toc228384448" w:history="1">
+      <w:hyperlink w:anchor="_Toc228894246" w:history="1">
         <w:r>
           <w:rPr>
             <w:rStyle w:val="Hyperlink"/>
-            <w:rFonts w:ascii="Times New Roman" w:hAnsi="Times New Roman"/>
             <w:noProof/>
-            <w:sz w:val="24"/>
-            <w:szCs w:val="24"/>
           </w:rPr>
           <w:t>1</w:t>
         </w:r>
         <w:r>
           <w:rPr>
-            <w:rFonts w:ascii="Times New Roman" w:eastAsiaTheme="minorEastAsia" w:hAnsi="Times New Roman"/>
+            <w:rFonts w:asciiTheme="minorHAnsi" w:eastAsiaTheme="minorEastAsia" w:hAnsiTheme="minorHAnsi" w:cstheme="minorBidi"/>
             <w:b w:val="0"/>
             <w:bCs w:val="0"/>
             <w:caps w:val="0"/>
@@ -294,79 +330,55 @@
         <w:r>
           <w:rPr>
             <w:rStyle w:val="Hyperlink"/>
-            <w:rFonts w:ascii="Times New Roman" w:hAnsi="Times New Roman"/>
             <w:noProof/>
-            <w:sz w:val="24"/>
-            <w:szCs w:val="24"/>
           </w:rPr>
           <w:t>Document Management</w:t>
         </w:r>
         <w:r>
           <w:rPr>
-            <w:rFonts w:ascii="Times New Roman" w:hAnsi="Times New Roman"/>
             <w:noProof/>
             <w:webHidden/>
-            <w:sz w:val="24"/>
-            <w:szCs w:val="24"/>
           </w:rPr>
           <w:tab/>
         </w:r>
         <w:r>
           <w:rPr>
-            <w:rFonts w:ascii="Times New Roman" w:hAnsi="Times New Roman"/>
             <w:noProof/>
             <w:webHidden/>
-            <w:sz w:val="24"/>
-            <w:szCs w:val="24"/>
           </w:rPr>
           <w:fldChar w:fldCharType="begin"/>
         </w:r>
         <w:r>
           <w:rPr>
-            <w:rFonts w:ascii="Times New Roman" w:hAnsi="Times New Roman"/>
             <w:noProof/>
             <w:webHidden/>
-            <w:sz w:val="24"/>
-            <w:szCs w:val="24"/>
-          </w:rPr>
-          <w:instrText xml:space="preserve"> PAGEREF _Toc228384448 \h </w:instrText>
-        </w:r>
-        <w:r>
-          <w:rPr>
-            <w:rFonts w:ascii="Times New Roman" w:hAnsi="Times New Roman"/>
+          </w:rPr>
+          <w:instrText xml:space="preserve"> PAGEREF _Toc228894246 \h </w:instrText>
+        </w:r>
+        <w:r>
+          <w:rPr>
             <w:noProof/>
             <w:webHidden/>
-            <w:sz w:val="24"/>
-            <w:szCs w:val="24"/>
-          </w:rPr>
-        </w:r>
-        <w:r>
-          <w:rPr>
-            <w:rFonts w:ascii="Times New Roman" w:hAnsi="Times New Roman"/>
+          </w:rPr>
+        </w:r>
+        <w:r>
+          <w:rPr>
             <w:noProof/>
             <w:webHidden/>
-            <w:sz w:val="24"/>
-            <w:szCs w:val="24"/>
           </w:rPr>
           <w:fldChar w:fldCharType="separate"/>
         </w:r>
         <w:r>
           <w:rPr>
-            <w:rFonts w:ascii="Times New Roman" w:hAnsi="Times New Roman"/>
             <w:noProof/>
             <w:webHidden/>
-            <w:sz w:val="24"/>
-            <w:szCs w:val="24"/>
           </w:rPr>
           <w:t>3</w:t>
         </w:r>
         <w:r>
           <w:rPr>
-            <w:rFonts w:ascii="Times New Roman" w:hAnsi="Times New Roman"/>
             <w:noProof/>
             <w:webHidden/>
-            <w:sz w:val="24"/>
-            <w:szCs w:val="24"/>
           </w:rPr>
           <w:fldChar w:fldCharType="end"/>
         </w:r>
@@ -376,7 +388,7 @@
       <w:pPr>
         <w:pStyle w:val="TOC2"/>
         <w:rPr>
-          <w:rFonts w:eastAsiaTheme="minorEastAsia"/>
+          <w:rFonts w:asciiTheme="minorHAnsi" w:eastAsiaTheme="minorEastAsia" w:hAnsiTheme="minorHAnsi" w:cstheme="minorBidi"/>
           <w:b w:val="0"/>
           <w:bCs w:val="0"/>
           <w:kern w:val="2"/>
@@ -385,17 +397,16 @@
           <w14:ligatures w14:val="standardContextual"/>
         </w:rPr>
       </w:pPr>
-      <w:hyperlink w:anchor="_Toc228384449" w:history="1">
+      <w:hyperlink w:anchor="_Toc228894247" w:history="1">
         <w:r>
           <w:rPr>
             <w:rStyle w:val="Hyperlink"/>
-            <w:sz w:val="24"/>
           </w:rPr>
           <w:t>1.1</w:t>
         </w:r>
         <w:r>
           <w:rPr>
-            <w:rFonts w:eastAsiaTheme="minorEastAsia"/>
+            <w:rFonts w:asciiTheme="minorHAnsi" w:eastAsiaTheme="minorEastAsia" w:hAnsiTheme="minorHAnsi" w:cstheme="minorBidi"/>
             <w:b w:val="0"/>
             <w:bCs w:val="0"/>
             <w:kern w:val="2"/>
@@ -408,55 +419,47 @@
         <w:r>
           <w:rPr>
             <w:rStyle w:val="Hyperlink"/>
-            <w:sz w:val="24"/>
           </w:rPr>
           <w:t>Contributors</w:t>
         </w:r>
         <w:r>
           <w:rPr>
             <w:webHidden/>
-            <w:sz w:val="24"/>
           </w:rPr>
           <w:tab/>
         </w:r>
         <w:r>
           <w:rPr>
             <w:webHidden/>
-            <w:sz w:val="24"/>
           </w:rPr>
           <w:fldChar w:fldCharType="begin"/>
         </w:r>
         <w:r>
           <w:rPr>
             <w:webHidden/>
-            <w:sz w:val="24"/>
-          </w:rPr>
-          <w:instrText xml:space="preserve"> PAGEREF _Toc228384449 \h </w:instrText>
+          </w:rPr>
+          <w:instrText xml:space="preserve"> PAGEREF _Toc228894247 \h </w:instrText>
         </w:r>
         <w:r>
           <w:rPr>
             <w:webHidden/>
-            <w:sz w:val="24"/>
           </w:rPr>
         </w:r>
         <w:r>
           <w:rPr>
             <w:webHidden/>
-            <w:sz w:val="24"/>
           </w:rPr>
           <w:fldChar w:fldCharType="separate"/>
         </w:r>
         <w:r>
           <w:rPr>
             <w:webHidden/>
-            <w:sz w:val="24"/>
           </w:rPr>
           <w:t>3</w:t>
         </w:r>
         <w:r>
           <w:rPr>
             <w:webHidden/>
-            <w:sz w:val="24"/>
           </w:rPr>
           <w:fldChar w:fldCharType="end"/>
         </w:r>
@@ -466,7 +469,7 @@
       <w:pPr>
         <w:pStyle w:val="TOC2"/>
         <w:rPr>
-          <w:rFonts w:eastAsiaTheme="minorEastAsia"/>
+          <w:rFonts w:asciiTheme="minorHAnsi" w:eastAsiaTheme="minorEastAsia" w:hAnsiTheme="minorHAnsi" w:cstheme="minorBidi"/>
           <w:b w:val="0"/>
           <w:bCs w:val="0"/>
           <w:kern w:val="2"/>
@@ -475,17 +478,16 @@
           <w14:ligatures w14:val="standardContextual"/>
         </w:rPr>
       </w:pPr>
-      <w:hyperlink w:anchor="_Toc228384450" w:history="1">
+      <w:hyperlink w:anchor="_Toc228894248" w:history="1">
         <w:r>
           <w:rPr>
             <w:rStyle w:val="Hyperlink"/>
-            <w:sz w:val="24"/>
           </w:rPr>
           <w:t>1.2</w:t>
         </w:r>
         <w:r>
           <w:rPr>
-            <w:rFonts w:eastAsiaTheme="minorEastAsia"/>
+            <w:rFonts w:asciiTheme="minorHAnsi" w:eastAsiaTheme="minorEastAsia" w:hAnsiTheme="minorHAnsi" w:cstheme="minorBidi"/>
             <w:b w:val="0"/>
             <w:bCs w:val="0"/>
             <w:kern w:val="2"/>
@@ -498,55 +500,47 @@
         <w:r>
           <w:rPr>
             <w:rStyle w:val="Hyperlink"/>
-            <w:sz w:val="24"/>
           </w:rPr>
           <w:t>Version Control</w:t>
         </w:r>
         <w:r>
           <w:rPr>
             <w:webHidden/>
-            <w:sz w:val="24"/>
           </w:rPr>
           <w:tab/>
         </w:r>
         <w:r>
           <w:rPr>
             <w:webHidden/>
-            <w:sz w:val="24"/>
           </w:rPr>
           <w:fldChar w:fldCharType="begin"/>
         </w:r>
         <w:r>
           <w:rPr>
             <w:webHidden/>
-            <w:sz w:val="24"/>
-          </w:rPr>
-          <w:instrText xml:space="preserve"> PAGEREF _Toc228384450 \h </w:instrText>
+          </w:rPr>
+          <w:instrText xml:space="preserve"> PAGEREF _Toc228894248 \h </w:instrText>
         </w:r>
         <w:r>
           <w:rPr>
             <w:webHidden/>
-            <w:sz w:val="24"/>
           </w:rPr>
         </w:r>
         <w:r>
           <w:rPr>
             <w:webHidden/>
-            <w:sz w:val="24"/>
           </w:rPr>
           <w:fldChar w:fldCharType="separate"/>
         </w:r>
         <w:r>
           <w:rPr>
             <w:webHidden/>
-            <w:sz w:val="24"/>
           </w:rPr>
           <w:t>3</w:t>
         </w:r>
         <w:r>
           <w:rPr>
             <w:webHidden/>
-            <w:sz w:val="24"/>
           </w:rPr>
           <w:fldChar w:fldCharType="end"/>
         </w:r>
@@ -556,7 +550,7 @@
       <w:pPr>
         <w:pStyle w:val="TOC1"/>
         <w:rPr>
-          <w:rFonts w:ascii="Times New Roman" w:eastAsiaTheme="minorEastAsia" w:hAnsi="Times New Roman"/>
+          <w:rFonts w:asciiTheme="minorHAnsi" w:eastAsiaTheme="minorEastAsia" w:hAnsiTheme="minorHAnsi" w:cstheme="minorBidi"/>
           <w:b w:val="0"/>
           <w:bCs w:val="0"/>
           <w:caps w:val="0"/>
@@ -568,20 +562,17 @@
           <w14:ligatures w14:val="standardContextual"/>
         </w:rPr>
       </w:pPr>
-      <w:hyperlink w:anchor="_Toc228384451" w:history="1">
+      <w:hyperlink w:anchor="_Toc228894249" w:history="1">
         <w:r>
           <w:rPr>
             <w:rStyle w:val="Hyperlink"/>
-            <w:rFonts w:ascii="Times New Roman" w:hAnsi="Times New Roman"/>
             <w:noProof/>
-            <w:sz w:val="24"/>
-            <w:szCs w:val="24"/>
           </w:rPr>
           <w:t>2</w:t>
         </w:r>
         <w:r>
           <w:rPr>
-            <w:rFonts w:ascii="Times New Roman" w:eastAsiaTheme="minorEastAsia" w:hAnsi="Times New Roman"/>
+            <w:rFonts w:asciiTheme="minorHAnsi" w:eastAsiaTheme="minorEastAsia" w:hAnsiTheme="minorHAnsi" w:cstheme="minorBidi"/>
             <w:b w:val="0"/>
             <w:bCs w:val="0"/>
             <w:caps w:val="0"/>
@@ -597,79 +588,55 @@
         <w:r>
           <w:rPr>
             <w:rStyle w:val="Hyperlink"/>
-            <w:rFonts w:ascii="Times New Roman" w:hAnsi="Times New Roman"/>
             <w:noProof/>
-            <w:sz w:val="24"/>
-            <w:szCs w:val="24"/>
           </w:rPr>
           <w:t>OVERVIEW</w:t>
         </w:r>
         <w:r>
           <w:rPr>
-            <w:rFonts w:ascii="Times New Roman" w:hAnsi="Times New Roman"/>
             <w:noProof/>
             <w:webHidden/>
-            <w:sz w:val="24"/>
-            <w:szCs w:val="24"/>
           </w:rPr>
           <w:tab/>
         </w:r>
         <w:r>
           <w:rPr>
-            <w:rFonts w:ascii="Times New Roman" w:hAnsi="Times New Roman"/>
             <w:noProof/>
             <w:webHidden/>
-            <w:sz w:val="24"/>
-            <w:szCs w:val="24"/>
           </w:rPr>
           <w:fldChar w:fldCharType="begin"/>
         </w:r>
         <w:r>
           <w:rPr>
-            <w:rFonts w:ascii="Times New Roman" w:hAnsi="Times New Roman"/>
             <w:noProof/>
             <w:webHidden/>
-            <w:sz w:val="24"/>
-            <w:szCs w:val="24"/>
-          </w:rPr>
-          <w:instrText xml:space="preserve"> PAGEREF _Toc228384451 \h </w:instrText>
-        </w:r>
-        <w:r>
-          <w:rPr>
-            <w:rFonts w:ascii="Times New Roman" w:hAnsi="Times New Roman"/>
+          </w:rPr>
+          <w:instrText xml:space="preserve"> PAGEREF _Toc228894249 \h </w:instrText>
+        </w:r>
+        <w:r>
+          <w:rPr>
             <w:noProof/>
             <w:webHidden/>
-            <w:sz w:val="24"/>
-            <w:szCs w:val="24"/>
-          </w:rPr>
-        </w:r>
-        <w:r>
-          <w:rPr>
-            <w:rFonts w:ascii="Times New Roman" w:hAnsi="Times New Roman"/>
+          </w:rPr>
+        </w:r>
+        <w:r>
+          <w:rPr>
             <w:noProof/>
             <w:webHidden/>
-            <w:sz w:val="24"/>
-            <w:szCs w:val="24"/>
           </w:rPr>
           <w:fldChar w:fldCharType="separate"/>
         </w:r>
         <w:r>
           <w:rPr>
-            <w:rFonts w:ascii="Times New Roman" w:hAnsi="Times New Roman"/>
             <w:noProof/>
             <w:webHidden/>
-            <w:sz w:val="24"/>
-            <w:szCs w:val="24"/>
           </w:rPr>
           <w:t>4</w:t>
         </w:r>
         <w:r>
           <w:rPr>
-            <w:rFonts w:ascii="Times New Roman" w:hAnsi="Times New Roman"/>
             <w:noProof/>
             <w:webHidden/>
-            <w:sz w:val="24"/>
-            <w:szCs w:val="24"/>
           </w:rPr>
           <w:fldChar w:fldCharType="end"/>
         </w:r>
@@ -679,7 +646,7 @@
       <w:pPr>
         <w:pStyle w:val="TOC2"/>
         <w:rPr>
-          <w:rFonts w:eastAsiaTheme="minorEastAsia"/>
+          <w:rFonts w:asciiTheme="minorHAnsi" w:eastAsiaTheme="minorEastAsia" w:hAnsiTheme="minorHAnsi" w:cstheme="minorBidi"/>
           <w:b w:val="0"/>
           <w:bCs w:val="0"/>
           <w:kern w:val="2"/>
@@ -688,17 +655,16 @@
           <w14:ligatures w14:val="standardContextual"/>
         </w:rPr>
       </w:pPr>
-      <w:hyperlink w:anchor="_Toc228384452" w:history="1">
+      <w:hyperlink w:anchor="_Toc228894250" w:history="1">
         <w:r>
           <w:rPr>
             <w:rStyle w:val="Hyperlink"/>
-            <w:sz w:val="24"/>
           </w:rPr>
           <w:t>2.1</w:t>
         </w:r>
         <w:r>
           <w:rPr>
-            <w:rFonts w:eastAsiaTheme="minorEastAsia"/>
+            <w:rFonts w:asciiTheme="minorHAnsi" w:eastAsiaTheme="minorEastAsia" w:hAnsiTheme="minorHAnsi" w:cstheme="minorBidi"/>
             <w:b w:val="0"/>
             <w:bCs w:val="0"/>
             <w:kern w:val="2"/>
@@ -711,55 +677,47 @@
         <w:r>
           <w:rPr>
             <w:rStyle w:val="Hyperlink"/>
-            <w:sz w:val="24"/>
           </w:rPr>
           <w:t>Service Description</w:t>
         </w:r>
         <w:r>
           <w:rPr>
             <w:webHidden/>
-            <w:sz w:val="24"/>
           </w:rPr>
           <w:tab/>
         </w:r>
         <w:r>
           <w:rPr>
             <w:webHidden/>
-            <w:sz w:val="24"/>
           </w:rPr>
           <w:fldChar w:fldCharType="begin"/>
         </w:r>
         <w:r>
           <w:rPr>
             <w:webHidden/>
-            <w:sz w:val="24"/>
-          </w:rPr>
-          <w:instrText xml:space="preserve"> PAGEREF _Toc228384452 \h </w:instrText>
+          </w:rPr>
+          <w:instrText xml:space="preserve"> PAGEREF _Toc228894250 \h </w:instrText>
         </w:r>
         <w:r>
           <w:rPr>
             <w:webHidden/>
-            <w:sz w:val="24"/>
           </w:rPr>
         </w:r>
         <w:r>
           <w:rPr>
             <w:webHidden/>
-            <w:sz w:val="24"/>
           </w:rPr>
           <w:fldChar w:fldCharType="separate"/>
         </w:r>
         <w:r>
           <w:rPr>
             <w:webHidden/>
-            <w:sz w:val="24"/>
           </w:rPr>
           <w:t>4</w:t>
         </w:r>
         <w:r>
           <w:rPr>
             <w:webHidden/>
-            <w:sz w:val="24"/>
           </w:rPr>
           <w:fldChar w:fldCharType="end"/>
         </w:r>
@@ -769,7 +727,7 @@
       <w:pPr>
         <w:pStyle w:val="TOC2"/>
         <w:rPr>
-          <w:rFonts w:eastAsiaTheme="minorEastAsia"/>
+          <w:rFonts w:asciiTheme="minorHAnsi" w:eastAsiaTheme="minorEastAsia" w:hAnsiTheme="minorHAnsi" w:cstheme="minorBidi"/>
           <w:b w:val="0"/>
           <w:bCs w:val="0"/>
           <w:kern w:val="2"/>
@@ -778,17 +736,16 @@
           <w14:ligatures w14:val="standardContextual"/>
         </w:rPr>
       </w:pPr>
-      <w:hyperlink w:anchor="_Toc228384453" w:history="1">
+      <w:hyperlink w:anchor="_Toc228894251" w:history="1">
         <w:r>
           <w:rPr>
             <w:rStyle w:val="Hyperlink"/>
-            <w:sz w:val="24"/>
           </w:rPr>
           <w:t>2.2</w:t>
         </w:r>
         <w:r>
           <w:rPr>
-            <w:rFonts w:eastAsiaTheme="minorEastAsia"/>
+            <w:rFonts w:asciiTheme="minorHAnsi" w:eastAsiaTheme="minorEastAsia" w:hAnsiTheme="minorHAnsi" w:cstheme="minorBidi"/>
             <w:b w:val="0"/>
             <w:bCs w:val="0"/>
             <w:kern w:val="2"/>
@@ -801,55 +758,47 @@
         <w:r>
           <w:rPr>
             <w:rStyle w:val="Hyperlink"/>
-            <w:sz w:val="24"/>
           </w:rPr>
           <w:t>Data Model</w:t>
         </w:r>
         <w:r>
           <w:rPr>
             <w:webHidden/>
-            <w:sz w:val="24"/>
           </w:rPr>
           <w:tab/>
         </w:r>
         <w:r>
           <w:rPr>
             <w:webHidden/>
-            <w:sz w:val="24"/>
           </w:rPr>
           <w:fldChar w:fldCharType="begin"/>
         </w:r>
         <w:r>
           <w:rPr>
             <w:webHidden/>
-            <w:sz w:val="24"/>
-          </w:rPr>
-          <w:instrText xml:space="preserve"> PAGEREF _Toc228384453 \h </w:instrText>
+          </w:rPr>
+          <w:instrText xml:space="preserve"> PAGEREF _Toc228894251 \h </w:instrText>
         </w:r>
         <w:r>
           <w:rPr>
             <w:webHidden/>
-            <w:sz w:val="24"/>
           </w:rPr>
         </w:r>
         <w:r>
           <w:rPr>
             <w:webHidden/>
-            <w:sz w:val="24"/>
           </w:rPr>
           <w:fldChar w:fldCharType="separate"/>
         </w:r>
         <w:r>
           <w:rPr>
             <w:webHidden/>
-            <w:sz w:val="24"/>
-          </w:rPr>
-          <w:t>4</w:t>
+          </w:rPr>
+          <w:t>5</w:t>
         </w:r>
         <w:r>
           <w:rPr>
             <w:webHidden/>
-            <w:sz w:val="24"/>
           </w:rPr>
           <w:fldChar w:fldCharType="end"/>
         </w:r>
@@ -859,7 +808,7 @@
       <w:pPr>
         <w:pStyle w:val="TOC2"/>
         <w:rPr>
-          <w:rFonts w:eastAsiaTheme="minorEastAsia"/>
+          <w:rFonts w:asciiTheme="minorHAnsi" w:eastAsiaTheme="minorEastAsia" w:hAnsiTheme="minorHAnsi" w:cstheme="minorBidi"/>
           <w:b w:val="0"/>
           <w:bCs w:val="0"/>
           <w:kern w:val="2"/>
@@ -868,17 +817,16 @@
           <w14:ligatures w14:val="standardContextual"/>
         </w:rPr>
       </w:pPr>
-      <w:hyperlink w:anchor="_Toc228384454" w:history="1">
+      <w:hyperlink w:anchor="_Toc228894252" w:history="1">
         <w:r>
           <w:rPr>
             <w:rStyle w:val="Hyperlink"/>
-            <w:sz w:val="24"/>
           </w:rPr>
           <w:t>2.3</w:t>
         </w:r>
         <w:r>
           <w:rPr>
-            <w:rFonts w:eastAsiaTheme="minorEastAsia"/>
+            <w:rFonts w:asciiTheme="minorHAnsi" w:eastAsiaTheme="minorEastAsia" w:hAnsiTheme="minorHAnsi" w:cstheme="minorBidi"/>
             <w:b w:val="0"/>
             <w:bCs w:val="0"/>
             <w:kern w:val="2"/>
@@ -891,55 +839,47 @@
         <w:r>
           <w:rPr>
             <w:rStyle w:val="Hyperlink"/>
-            <w:sz w:val="24"/>
           </w:rPr>
           <w:t>Reporting</w:t>
         </w:r>
         <w:r>
           <w:rPr>
             <w:webHidden/>
-            <w:sz w:val="24"/>
           </w:rPr>
           <w:tab/>
         </w:r>
         <w:r>
           <w:rPr>
             <w:webHidden/>
-            <w:sz w:val="24"/>
           </w:rPr>
           <w:fldChar w:fldCharType="begin"/>
         </w:r>
         <w:r>
           <w:rPr>
             <w:webHidden/>
-            <w:sz w:val="24"/>
-          </w:rPr>
-          <w:instrText xml:space="preserve"> PAGEREF _Toc228384454 \h </w:instrText>
+          </w:rPr>
+          <w:instrText xml:space="preserve"> PAGEREF _Toc228894252 \h </w:instrText>
         </w:r>
         <w:r>
           <w:rPr>
             <w:webHidden/>
-            <w:sz w:val="24"/>
           </w:rPr>
         </w:r>
         <w:r>
           <w:rPr>
             <w:webHidden/>
-            <w:sz w:val="24"/>
           </w:rPr>
           <w:fldChar w:fldCharType="separate"/>
         </w:r>
         <w:r>
           <w:rPr>
             <w:webHidden/>
-            <w:sz w:val="24"/>
-          </w:rPr>
-          <w:t>5</w:t>
+          </w:rPr>
+          <w:t>6</w:t>
         </w:r>
         <w:r>
           <w:rPr>
             <w:webHidden/>
-            <w:sz w:val="24"/>
           </w:rPr>
           <w:fldChar w:fldCharType="end"/>
         </w:r>
@@ -949,7 +889,7 @@
       <w:pPr>
         <w:pStyle w:val="TOC2"/>
         <w:rPr>
-          <w:rFonts w:eastAsiaTheme="minorEastAsia"/>
+          <w:rFonts w:asciiTheme="minorHAnsi" w:eastAsiaTheme="minorEastAsia" w:hAnsiTheme="minorHAnsi" w:cstheme="minorBidi"/>
           <w:b w:val="0"/>
           <w:bCs w:val="0"/>
           <w:kern w:val="2"/>
@@ -958,17 +898,16 @@
           <w14:ligatures w14:val="standardContextual"/>
         </w:rPr>
       </w:pPr>
-      <w:hyperlink w:anchor="_Toc228384455" w:history="1">
+      <w:hyperlink w:anchor="_Toc228894253" w:history="1">
         <w:r>
           <w:rPr>
             <w:rStyle w:val="Hyperlink"/>
-            <w:sz w:val="24"/>
           </w:rPr>
           <w:t>2.4</w:t>
         </w:r>
         <w:r>
           <w:rPr>
-            <w:rFonts w:eastAsiaTheme="minorEastAsia"/>
+            <w:rFonts w:asciiTheme="minorHAnsi" w:eastAsiaTheme="minorEastAsia" w:hAnsiTheme="minorHAnsi" w:cstheme="minorBidi"/>
             <w:b w:val="0"/>
             <w:bCs w:val="0"/>
             <w:kern w:val="2"/>
@@ -981,55 +920,47 @@
         <w:r>
           <w:rPr>
             <w:rStyle w:val="Hyperlink"/>
-            <w:sz w:val="24"/>
           </w:rPr>
           <w:t>Technology</w:t>
         </w:r>
         <w:r>
           <w:rPr>
             <w:webHidden/>
-            <w:sz w:val="24"/>
           </w:rPr>
           <w:tab/>
         </w:r>
         <w:r>
           <w:rPr>
             <w:webHidden/>
-            <w:sz w:val="24"/>
           </w:rPr>
           <w:fldChar w:fldCharType="begin"/>
         </w:r>
         <w:r>
           <w:rPr>
             <w:webHidden/>
-            <w:sz w:val="24"/>
-          </w:rPr>
-          <w:instrText xml:space="preserve"> PAGEREF _Toc228384455 \h </w:instrText>
+          </w:rPr>
+          <w:instrText xml:space="preserve"> PAGEREF _Toc228894253 \h </w:instrText>
         </w:r>
         <w:r>
           <w:rPr>
             <w:webHidden/>
-            <w:sz w:val="24"/>
           </w:rPr>
         </w:r>
         <w:r>
           <w:rPr>
             <w:webHidden/>
-            <w:sz w:val="24"/>
           </w:rPr>
           <w:fldChar w:fldCharType="separate"/>
         </w:r>
         <w:r>
           <w:rPr>
             <w:webHidden/>
-            <w:sz w:val="24"/>
-          </w:rPr>
-          <w:t>5</w:t>
+          </w:rPr>
+          <w:t>7</w:t>
         </w:r>
         <w:r>
           <w:rPr>
             <w:webHidden/>
-            <w:sz w:val="24"/>
           </w:rPr>
           <w:fldChar w:fldCharType="end"/>
         </w:r>
@@ -1039,7 +970,7 @@
       <w:pPr>
         <w:pStyle w:val="TOC2"/>
         <w:rPr>
-          <w:rFonts w:eastAsiaTheme="minorEastAsia"/>
+          <w:rFonts w:asciiTheme="minorHAnsi" w:eastAsiaTheme="minorEastAsia" w:hAnsiTheme="minorHAnsi" w:cstheme="minorBidi"/>
           <w:b w:val="0"/>
           <w:bCs w:val="0"/>
           <w:kern w:val="2"/>
@@ -1048,17 +979,16 @@
           <w14:ligatures w14:val="standardContextual"/>
         </w:rPr>
       </w:pPr>
-      <w:hyperlink w:anchor="_Toc228384456" w:history="1">
+      <w:hyperlink w:anchor="_Toc228894254" w:history="1">
         <w:r>
           <w:rPr>
             <w:rStyle w:val="Hyperlink"/>
-            <w:sz w:val="24"/>
           </w:rPr>
           <w:t>2.5</w:t>
         </w:r>
         <w:r>
           <w:rPr>
-            <w:rFonts w:eastAsiaTheme="minorEastAsia"/>
+            <w:rFonts w:asciiTheme="minorHAnsi" w:eastAsiaTheme="minorEastAsia" w:hAnsiTheme="minorHAnsi" w:cstheme="minorBidi"/>
             <w:b w:val="0"/>
             <w:bCs w:val="0"/>
             <w:kern w:val="2"/>
@@ -1071,55 +1001,47 @@
         <w:r>
           <w:rPr>
             <w:rStyle w:val="Hyperlink"/>
-            <w:sz w:val="24"/>
           </w:rPr>
           <w:t>Development Tools</w:t>
         </w:r>
         <w:r>
           <w:rPr>
             <w:webHidden/>
-            <w:sz w:val="24"/>
           </w:rPr>
           <w:tab/>
         </w:r>
         <w:r>
           <w:rPr>
             <w:webHidden/>
-            <w:sz w:val="24"/>
           </w:rPr>
           <w:fldChar w:fldCharType="begin"/>
         </w:r>
         <w:r>
           <w:rPr>
             <w:webHidden/>
-            <w:sz w:val="24"/>
-          </w:rPr>
-          <w:instrText xml:space="preserve"> PAGEREF _Toc228384456 \h </w:instrText>
+          </w:rPr>
+          <w:instrText xml:space="preserve"> PAGEREF _Toc228894254 \h </w:instrText>
         </w:r>
         <w:r>
           <w:rPr>
             <w:webHidden/>
-            <w:sz w:val="24"/>
           </w:rPr>
         </w:r>
         <w:r>
           <w:rPr>
             <w:webHidden/>
-            <w:sz w:val="24"/>
           </w:rPr>
           <w:fldChar w:fldCharType="separate"/>
         </w:r>
         <w:r>
           <w:rPr>
             <w:webHidden/>
-            <w:sz w:val="24"/>
-          </w:rPr>
-          <w:t>6</w:t>
+          </w:rPr>
+          <w:t>7</w:t>
         </w:r>
         <w:r>
           <w:rPr>
             <w:webHidden/>
-            <w:sz w:val="24"/>
           </w:rPr>
           <w:fldChar w:fldCharType="end"/>
         </w:r>
@@ -1129,7 +1051,7 @@
       <w:pPr>
         <w:pStyle w:val="TOC2"/>
         <w:rPr>
-          <w:rFonts w:eastAsiaTheme="minorEastAsia"/>
+          <w:rFonts w:asciiTheme="minorHAnsi" w:eastAsiaTheme="minorEastAsia" w:hAnsiTheme="minorHAnsi" w:cstheme="minorBidi"/>
           <w:b w:val="0"/>
           <w:bCs w:val="0"/>
           <w:kern w:val="2"/>
@@ -1138,17 +1060,16 @@
           <w14:ligatures w14:val="standardContextual"/>
         </w:rPr>
       </w:pPr>
-      <w:hyperlink w:anchor="_Toc228384457" w:history="1">
+      <w:hyperlink w:anchor="_Toc228894255" w:history="1">
         <w:r>
           <w:rPr>
             <w:rStyle w:val="Hyperlink"/>
-            <w:sz w:val="24"/>
           </w:rPr>
           <w:t>2.6</w:t>
         </w:r>
         <w:r>
           <w:rPr>
-            <w:rFonts w:eastAsiaTheme="minorEastAsia"/>
+            <w:rFonts w:asciiTheme="minorHAnsi" w:eastAsiaTheme="minorEastAsia" w:hAnsiTheme="minorHAnsi" w:cstheme="minorBidi"/>
             <w:b w:val="0"/>
             <w:bCs w:val="0"/>
             <w:kern w:val="2"/>
@@ -1161,55 +1082,47 @@
         <w:r>
           <w:rPr>
             <w:rStyle w:val="Hyperlink"/>
-            <w:sz w:val="24"/>
           </w:rPr>
           <w:t>Interfaces and services</w:t>
         </w:r>
         <w:r>
           <w:rPr>
             <w:webHidden/>
-            <w:sz w:val="24"/>
           </w:rPr>
           <w:tab/>
         </w:r>
         <w:r>
           <w:rPr>
             <w:webHidden/>
-            <w:sz w:val="24"/>
           </w:rPr>
           <w:fldChar w:fldCharType="begin"/>
         </w:r>
         <w:r>
           <w:rPr>
             <w:webHidden/>
-            <w:sz w:val="24"/>
-          </w:rPr>
-          <w:instrText xml:space="preserve"> PAGEREF _Toc228384457 \h </w:instrText>
+          </w:rPr>
+          <w:instrText xml:space="preserve"> PAGEREF _Toc228894255 \h </w:instrText>
         </w:r>
         <w:r>
           <w:rPr>
             <w:webHidden/>
-            <w:sz w:val="24"/>
           </w:rPr>
         </w:r>
         <w:r>
           <w:rPr>
             <w:webHidden/>
-            <w:sz w:val="24"/>
           </w:rPr>
           <w:fldChar w:fldCharType="separate"/>
         </w:r>
         <w:r>
           <w:rPr>
             <w:webHidden/>
-            <w:sz w:val="24"/>
-          </w:rPr>
-          <w:t>6</w:t>
+          </w:rPr>
+          <w:t>7</w:t>
         </w:r>
         <w:r>
           <w:rPr>
             <w:webHidden/>
-            <w:sz w:val="24"/>
           </w:rPr>
           <w:fldChar w:fldCharType="end"/>
         </w:r>
@@ -1219,7 +1132,7 @@
       <w:pPr>
         <w:pStyle w:val="TOC2"/>
         <w:rPr>
-          <w:rFonts w:eastAsiaTheme="minorEastAsia"/>
+          <w:rFonts w:asciiTheme="minorHAnsi" w:eastAsiaTheme="minorEastAsia" w:hAnsiTheme="minorHAnsi" w:cstheme="minorBidi"/>
           <w:b w:val="0"/>
           <w:bCs w:val="0"/>
           <w:kern w:val="2"/>
@@ -1228,17 +1141,16 @@
           <w14:ligatures w14:val="standardContextual"/>
         </w:rPr>
       </w:pPr>
-      <w:hyperlink w:anchor="_Toc228384458" w:history="1">
+      <w:hyperlink w:anchor="_Toc228894256" w:history="1">
         <w:r>
           <w:rPr>
             <w:rStyle w:val="Hyperlink"/>
-            <w:sz w:val="24"/>
           </w:rPr>
           <w:t>2.7</w:t>
         </w:r>
         <w:r>
           <w:rPr>
-            <w:rFonts w:eastAsiaTheme="minorEastAsia"/>
+            <w:rFonts w:asciiTheme="minorHAnsi" w:eastAsiaTheme="minorEastAsia" w:hAnsiTheme="minorHAnsi" w:cstheme="minorBidi"/>
             <w:b w:val="0"/>
             <w:bCs w:val="0"/>
             <w:kern w:val="2"/>
@@ -1251,55 +1163,47 @@
         <w:r>
           <w:rPr>
             <w:rStyle w:val="Hyperlink"/>
-            <w:sz w:val="24"/>
           </w:rPr>
           <w:t>Access, Authentication and Authorization</w:t>
         </w:r>
         <w:r>
           <w:rPr>
             <w:webHidden/>
-            <w:sz w:val="24"/>
           </w:rPr>
           <w:tab/>
         </w:r>
         <w:r>
           <w:rPr>
             <w:webHidden/>
-            <w:sz w:val="24"/>
           </w:rPr>
           <w:fldChar w:fldCharType="begin"/>
         </w:r>
         <w:r>
           <w:rPr>
             <w:webHidden/>
-            <w:sz w:val="24"/>
-          </w:rPr>
-          <w:instrText xml:space="preserve"> PAGEREF _Toc228384458 \h </w:instrText>
+          </w:rPr>
+          <w:instrText xml:space="preserve"> PAGEREF _Toc228894256 \h </w:instrText>
         </w:r>
         <w:r>
           <w:rPr>
             <w:webHidden/>
-            <w:sz w:val="24"/>
           </w:rPr>
         </w:r>
         <w:r>
           <w:rPr>
             <w:webHidden/>
-            <w:sz w:val="24"/>
           </w:rPr>
           <w:fldChar w:fldCharType="separate"/>
         </w:r>
         <w:r>
           <w:rPr>
             <w:webHidden/>
-            <w:sz w:val="24"/>
-          </w:rPr>
-          <w:t>7</w:t>
+          </w:rPr>
+          <w:t>8</w:t>
         </w:r>
         <w:r>
           <w:rPr>
             <w:webHidden/>
-            <w:sz w:val="24"/>
           </w:rPr>
           <w:fldChar w:fldCharType="end"/>
         </w:r>
@@ -1309,7 +1213,7 @@
       <w:pPr>
         <w:pStyle w:val="TOC2"/>
         <w:rPr>
-          <w:rFonts w:eastAsiaTheme="minorEastAsia"/>
+          <w:rFonts w:asciiTheme="minorHAnsi" w:eastAsiaTheme="minorEastAsia" w:hAnsiTheme="minorHAnsi" w:cstheme="minorBidi"/>
           <w:b w:val="0"/>
           <w:bCs w:val="0"/>
           <w:kern w:val="2"/>
@@ -1318,17 +1222,16 @@
           <w14:ligatures w14:val="standardContextual"/>
         </w:rPr>
       </w:pPr>
-      <w:hyperlink w:anchor="_Toc228384459" w:history="1">
+      <w:hyperlink w:anchor="_Toc228894257" w:history="1">
         <w:r>
           <w:rPr>
             <w:rStyle w:val="Hyperlink"/>
-            <w:sz w:val="24"/>
           </w:rPr>
           <w:t>2.8</w:t>
         </w:r>
         <w:r>
           <w:rPr>
-            <w:rFonts w:eastAsiaTheme="minorEastAsia"/>
+            <w:rFonts w:asciiTheme="minorHAnsi" w:eastAsiaTheme="minorEastAsia" w:hAnsiTheme="minorHAnsi" w:cstheme="minorBidi"/>
             <w:b w:val="0"/>
             <w:bCs w:val="0"/>
             <w:kern w:val="2"/>
@@ -1341,55 +1244,47 @@
         <w:r>
           <w:rPr>
             <w:rStyle w:val="Hyperlink"/>
-            <w:sz w:val="24"/>
           </w:rPr>
           <w:t>Delivery</w:t>
         </w:r>
         <w:r>
           <w:rPr>
             <w:webHidden/>
-            <w:sz w:val="24"/>
           </w:rPr>
           <w:tab/>
         </w:r>
         <w:r>
           <w:rPr>
             <w:webHidden/>
-            <w:sz w:val="24"/>
           </w:rPr>
           <w:fldChar w:fldCharType="begin"/>
         </w:r>
         <w:r>
           <w:rPr>
             <w:webHidden/>
-            <w:sz w:val="24"/>
-          </w:rPr>
-          <w:instrText xml:space="preserve"> PAGEREF _Toc228384459 \h </w:instrText>
+          </w:rPr>
+          <w:instrText xml:space="preserve"> PAGEREF _Toc228894257 \h </w:instrText>
         </w:r>
         <w:r>
           <w:rPr>
             <w:webHidden/>
-            <w:sz w:val="24"/>
           </w:rPr>
         </w:r>
         <w:r>
           <w:rPr>
             <w:webHidden/>
-            <w:sz w:val="24"/>
           </w:rPr>
           <w:fldChar w:fldCharType="separate"/>
         </w:r>
         <w:r>
           <w:rPr>
             <w:webHidden/>
-            <w:sz w:val="24"/>
-          </w:rPr>
-          <w:t>7</w:t>
+          </w:rPr>
+          <w:t>8</w:t>
         </w:r>
         <w:r>
           <w:rPr>
             <w:webHidden/>
-            <w:sz w:val="24"/>
           </w:rPr>
           <w:fldChar w:fldCharType="end"/>
         </w:r>
@@ -1399,7 +1294,7 @@
       <w:pPr>
         <w:pStyle w:val="TOC1"/>
         <w:rPr>
-          <w:rFonts w:ascii="Times New Roman" w:eastAsiaTheme="minorEastAsia" w:hAnsi="Times New Roman"/>
+          <w:rFonts w:asciiTheme="minorHAnsi" w:eastAsiaTheme="minorEastAsia" w:hAnsiTheme="minorHAnsi" w:cstheme="minorBidi"/>
           <w:b w:val="0"/>
           <w:bCs w:val="0"/>
           <w:caps w:val="0"/>
@@ -1411,20 +1306,17 @@
           <w14:ligatures w14:val="standardContextual"/>
         </w:rPr>
       </w:pPr>
-      <w:hyperlink w:anchor="_Toc228384460" w:history="1">
+      <w:hyperlink w:anchor="_Toc228894258" w:history="1">
         <w:r>
           <w:rPr>
             <w:rStyle w:val="Hyperlink"/>
-            <w:rFonts w:ascii="Times New Roman" w:hAnsi="Times New Roman"/>
             <w:noProof/>
-            <w:sz w:val="24"/>
-            <w:szCs w:val="24"/>
           </w:rPr>
           <w:t>3</w:t>
         </w:r>
         <w:r>
           <w:rPr>
-            <w:rFonts w:ascii="Times New Roman" w:eastAsiaTheme="minorEastAsia" w:hAnsi="Times New Roman"/>
+            <w:rFonts w:asciiTheme="minorHAnsi" w:eastAsiaTheme="minorEastAsia" w:hAnsiTheme="minorHAnsi" w:cstheme="minorBidi"/>
             <w:b w:val="0"/>
             <w:bCs w:val="0"/>
             <w:caps w:val="0"/>
@@ -1440,79 +1332,55 @@
         <w:r>
           <w:rPr>
             <w:rStyle w:val="Hyperlink"/>
-            <w:rFonts w:ascii="Times New Roman" w:hAnsi="Times New Roman"/>
             <w:noProof/>
-            <w:sz w:val="24"/>
-            <w:szCs w:val="24"/>
           </w:rPr>
           <w:t>Support details</w:t>
         </w:r>
         <w:r>
           <w:rPr>
-            <w:rFonts w:ascii="Times New Roman" w:hAnsi="Times New Roman"/>
             <w:noProof/>
             <w:webHidden/>
-            <w:sz w:val="24"/>
-            <w:szCs w:val="24"/>
           </w:rPr>
           <w:tab/>
         </w:r>
         <w:r>
           <w:rPr>
-            <w:rFonts w:ascii="Times New Roman" w:hAnsi="Times New Roman"/>
             <w:noProof/>
             <w:webHidden/>
-            <w:sz w:val="24"/>
-            <w:szCs w:val="24"/>
           </w:rPr>
           <w:fldChar w:fldCharType="begin"/>
         </w:r>
         <w:r>
           <w:rPr>
-            <w:rFonts w:ascii="Times New Roman" w:hAnsi="Times New Roman"/>
             <w:noProof/>
             <w:webHidden/>
-            <w:sz w:val="24"/>
-            <w:szCs w:val="24"/>
-          </w:rPr>
-          <w:instrText xml:space="preserve"> PAGEREF _Toc228384460 \h </w:instrText>
-        </w:r>
-        <w:r>
-          <w:rPr>
-            <w:rFonts w:ascii="Times New Roman" w:hAnsi="Times New Roman"/>
+          </w:rPr>
+          <w:instrText xml:space="preserve"> PAGEREF _Toc228894258 \h </w:instrText>
+        </w:r>
+        <w:r>
+          <w:rPr>
             <w:noProof/>
             <w:webHidden/>
-            <w:sz w:val="24"/>
-            <w:szCs w:val="24"/>
-          </w:rPr>
-        </w:r>
-        <w:r>
-          <w:rPr>
-            <w:rFonts w:ascii="Times New Roman" w:hAnsi="Times New Roman"/>
+          </w:rPr>
+        </w:r>
+        <w:r>
+          <w:rPr>
             <w:noProof/>
             <w:webHidden/>
-            <w:sz w:val="24"/>
-            <w:szCs w:val="24"/>
           </w:rPr>
           <w:fldChar w:fldCharType="separate"/>
         </w:r>
         <w:r>
           <w:rPr>
-            <w:rFonts w:ascii="Times New Roman" w:hAnsi="Times New Roman"/>
             <w:noProof/>
             <w:webHidden/>
-            <w:sz w:val="24"/>
-            <w:szCs w:val="24"/>
           </w:rPr>
           <w:t>8</w:t>
         </w:r>
         <w:r>
           <w:rPr>
-            <w:rFonts w:ascii="Times New Roman" w:hAnsi="Times New Roman"/>
             <w:noProof/>
             <w:webHidden/>
-            <w:sz w:val="24"/>
-            <w:szCs w:val="24"/>
           </w:rPr>
           <w:fldChar w:fldCharType="end"/>
         </w:r>
@@ -1522,7 +1390,7 @@
       <w:pPr>
         <w:pStyle w:val="TOC2"/>
         <w:rPr>
-          <w:rFonts w:eastAsiaTheme="minorEastAsia"/>
+          <w:rFonts w:asciiTheme="minorHAnsi" w:eastAsiaTheme="minorEastAsia" w:hAnsiTheme="minorHAnsi" w:cstheme="minorBidi"/>
           <w:b w:val="0"/>
           <w:bCs w:val="0"/>
           <w:kern w:val="2"/>
@@ -1531,17 +1399,16 @@
           <w14:ligatures w14:val="standardContextual"/>
         </w:rPr>
       </w:pPr>
-      <w:hyperlink w:anchor="_Toc228384461" w:history="1">
+      <w:hyperlink w:anchor="_Toc228894259" w:history="1">
         <w:r>
           <w:rPr>
             <w:rStyle w:val="Hyperlink"/>
-            <w:sz w:val="24"/>
           </w:rPr>
           <w:t>3.1</w:t>
         </w:r>
         <w:r>
           <w:rPr>
-            <w:rFonts w:eastAsiaTheme="minorEastAsia"/>
+            <w:rFonts w:asciiTheme="minorHAnsi" w:eastAsiaTheme="minorEastAsia" w:hAnsiTheme="minorHAnsi" w:cstheme="minorBidi"/>
             <w:b w:val="0"/>
             <w:bCs w:val="0"/>
             <w:kern w:val="2"/>
@@ -1554,55 +1421,47 @@
         <w:r>
           <w:rPr>
             <w:rStyle w:val="Hyperlink"/>
-            <w:sz w:val="24"/>
           </w:rPr>
           <w:t>Third Party</w:t>
         </w:r>
         <w:r>
           <w:rPr>
             <w:webHidden/>
-            <w:sz w:val="24"/>
           </w:rPr>
           <w:tab/>
         </w:r>
         <w:r>
           <w:rPr>
             <w:webHidden/>
-            <w:sz w:val="24"/>
           </w:rPr>
           <w:fldChar w:fldCharType="begin"/>
         </w:r>
         <w:r>
           <w:rPr>
             <w:webHidden/>
-            <w:sz w:val="24"/>
-          </w:rPr>
-          <w:instrText xml:space="preserve"> PAGEREF _Toc228384461 \h </w:instrText>
+          </w:rPr>
+          <w:instrText xml:space="preserve"> PAGEREF _Toc228894259 \h </w:instrText>
         </w:r>
         <w:r>
           <w:rPr>
             <w:webHidden/>
-            <w:sz w:val="24"/>
           </w:rPr>
         </w:r>
         <w:r>
           <w:rPr>
             <w:webHidden/>
-            <w:sz w:val="24"/>
           </w:rPr>
           <w:fldChar w:fldCharType="separate"/>
         </w:r>
         <w:r>
           <w:rPr>
             <w:webHidden/>
-            <w:sz w:val="24"/>
           </w:rPr>
           <w:t>8</w:t>
         </w:r>
         <w:r>
           <w:rPr>
             <w:webHidden/>
-            <w:sz w:val="24"/>
           </w:rPr>
           <w:fldChar w:fldCharType="end"/>
         </w:r>
@@ -1612,7 +1471,7 @@
       <w:pPr>
         <w:pStyle w:val="TOC2"/>
         <w:rPr>
-          <w:rFonts w:eastAsiaTheme="minorEastAsia"/>
+          <w:rFonts w:asciiTheme="minorHAnsi" w:eastAsiaTheme="minorEastAsia" w:hAnsiTheme="minorHAnsi" w:cstheme="minorBidi"/>
           <w:b w:val="0"/>
           <w:bCs w:val="0"/>
           <w:kern w:val="2"/>
@@ -1621,17 +1480,16 @@
           <w14:ligatures w14:val="standardContextual"/>
         </w:rPr>
       </w:pPr>
-      <w:hyperlink w:anchor="_Toc228384462" w:history="1">
+      <w:hyperlink w:anchor="_Toc228894260" w:history="1">
         <w:r>
           <w:rPr>
             <w:rStyle w:val="Hyperlink"/>
-            <w:sz w:val="24"/>
           </w:rPr>
           <w:t>3.2</w:t>
         </w:r>
         <w:r>
           <w:rPr>
-            <w:rFonts w:eastAsiaTheme="minorEastAsia"/>
+            <w:rFonts w:asciiTheme="minorHAnsi" w:eastAsiaTheme="minorEastAsia" w:hAnsiTheme="minorHAnsi" w:cstheme="minorBidi"/>
             <w:b w:val="0"/>
             <w:bCs w:val="0"/>
             <w:kern w:val="2"/>
@@ -1644,55 +1502,47 @@
         <w:r>
           <w:rPr>
             <w:rStyle w:val="Hyperlink"/>
-            <w:sz w:val="24"/>
           </w:rPr>
           <w:t>Documentation</w:t>
         </w:r>
         <w:r>
           <w:rPr>
             <w:webHidden/>
-            <w:sz w:val="24"/>
           </w:rPr>
           <w:tab/>
         </w:r>
         <w:r>
           <w:rPr>
             <w:webHidden/>
-            <w:sz w:val="24"/>
           </w:rPr>
           <w:fldChar w:fldCharType="begin"/>
         </w:r>
         <w:r>
           <w:rPr>
             <w:webHidden/>
-            <w:sz w:val="24"/>
-          </w:rPr>
-          <w:instrText xml:space="preserve"> PAGEREF _Toc228384462 \h </w:instrText>
+          </w:rPr>
+          <w:instrText xml:space="preserve"> PAGEREF _Toc228894260 \h </w:instrText>
         </w:r>
         <w:r>
           <w:rPr>
             <w:webHidden/>
-            <w:sz w:val="24"/>
           </w:rPr>
         </w:r>
         <w:r>
           <w:rPr>
             <w:webHidden/>
-            <w:sz w:val="24"/>
           </w:rPr>
           <w:fldChar w:fldCharType="separate"/>
         </w:r>
         <w:r>
           <w:rPr>
             <w:webHidden/>
-            <w:sz w:val="24"/>
           </w:rPr>
           <w:t>8</w:t>
         </w:r>
         <w:r>
           <w:rPr>
             <w:webHidden/>
-            <w:sz w:val="24"/>
           </w:rPr>
           <w:fldChar w:fldCharType="end"/>
         </w:r>
@@ -1702,7 +1552,7 @@
       <w:pPr>
         <w:pStyle w:val="TOC2"/>
         <w:rPr>
-          <w:rFonts w:eastAsiaTheme="minorEastAsia"/>
+          <w:rFonts w:asciiTheme="minorHAnsi" w:eastAsiaTheme="minorEastAsia" w:hAnsiTheme="minorHAnsi" w:cstheme="minorBidi"/>
           <w:b w:val="0"/>
           <w:bCs w:val="0"/>
           <w:kern w:val="2"/>
@@ -1711,17 +1561,16 @@
           <w14:ligatures w14:val="standardContextual"/>
         </w:rPr>
       </w:pPr>
-      <w:hyperlink w:anchor="_Toc228384463" w:history="1">
+      <w:hyperlink w:anchor="_Toc228894261" w:history="1">
         <w:r>
           <w:rPr>
             <w:rStyle w:val="Hyperlink"/>
-            <w:sz w:val="24"/>
           </w:rPr>
           <w:t>3.3</w:t>
         </w:r>
         <w:r>
           <w:rPr>
-            <w:rFonts w:eastAsiaTheme="minorEastAsia"/>
+            <w:rFonts w:asciiTheme="minorHAnsi" w:eastAsiaTheme="minorEastAsia" w:hAnsiTheme="minorHAnsi" w:cstheme="minorBidi"/>
             <w:b w:val="0"/>
             <w:bCs w:val="0"/>
             <w:kern w:val="2"/>
@@ -1734,55 +1583,47 @@
         <w:r>
           <w:rPr>
             <w:rStyle w:val="Hyperlink"/>
-            <w:sz w:val="24"/>
           </w:rPr>
           <w:t>Standard tasks</w:t>
         </w:r>
         <w:r>
           <w:rPr>
             <w:webHidden/>
-            <w:sz w:val="24"/>
           </w:rPr>
           <w:tab/>
         </w:r>
         <w:r>
           <w:rPr>
             <w:webHidden/>
-            <w:sz w:val="24"/>
           </w:rPr>
           <w:fldChar w:fldCharType="begin"/>
         </w:r>
         <w:r>
           <w:rPr>
             <w:webHidden/>
-            <w:sz w:val="24"/>
-          </w:rPr>
-          <w:instrText xml:space="preserve"> PAGEREF _Toc228384463 \h </w:instrText>
+          </w:rPr>
+          <w:instrText xml:space="preserve"> PAGEREF _Toc228894261 \h </w:instrText>
         </w:r>
         <w:r>
           <w:rPr>
             <w:webHidden/>
-            <w:sz w:val="24"/>
           </w:rPr>
         </w:r>
         <w:r>
           <w:rPr>
             <w:webHidden/>
-            <w:sz w:val="24"/>
           </w:rPr>
           <w:fldChar w:fldCharType="separate"/>
         </w:r>
         <w:r>
           <w:rPr>
             <w:webHidden/>
-            <w:sz w:val="24"/>
           </w:rPr>
           <w:t>8</w:t>
         </w:r>
         <w:r>
           <w:rPr>
             <w:webHidden/>
-            <w:sz w:val="24"/>
           </w:rPr>
           <w:fldChar w:fldCharType="end"/>
         </w:r>
@@ -1792,7 +1633,7 @@
       <w:pPr>
         <w:pStyle w:val="TOC2"/>
         <w:rPr>
-          <w:rFonts w:eastAsiaTheme="minorEastAsia"/>
+          <w:rFonts w:asciiTheme="minorHAnsi" w:eastAsiaTheme="minorEastAsia" w:hAnsiTheme="minorHAnsi" w:cstheme="minorBidi"/>
           <w:b w:val="0"/>
           <w:bCs w:val="0"/>
           <w:kern w:val="2"/>
@@ -1801,17 +1642,16 @@
           <w14:ligatures w14:val="standardContextual"/>
         </w:rPr>
       </w:pPr>
-      <w:hyperlink w:anchor="_Toc228384464" w:history="1">
+      <w:hyperlink w:anchor="_Toc228894262" w:history="1">
         <w:r>
           <w:rPr>
             <w:rStyle w:val="Hyperlink"/>
-            <w:sz w:val="24"/>
           </w:rPr>
           <w:t>3.4</w:t>
         </w:r>
         <w:r>
           <w:rPr>
-            <w:rFonts w:eastAsiaTheme="minorEastAsia"/>
+            <w:rFonts w:asciiTheme="minorHAnsi" w:eastAsiaTheme="minorEastAsia" w:hAnsiTheme="minorHAnsi" w:cstheme="minorBidi"/>
             <w:b w:val="0"/>
             <w:bCs w:val="0"/>
             <w:kern w:val="2"/>
@@ -1824,55 +1664,47 @@
         <w:r>
           <w:rPr>
             <w:rStyle w:val="Hyperlink"/>
-            <w:sz w:val="24"/>
           </w:rPr>
           <w:t>Troubleshooting Guide</w:t>
         </w:r>
         <w:r>
           <w:rPr>
             <w:webHidden/>
-            <w:sz w:val="24"/>
           </w:rPr>
           <w:tab/>
         </w:r>
         <w:r>
           <w:rPr>
             <w:webHidden/>
-            <w:sz w:val="24"/>
           </w:rPr>
           <w:fldChar w:fldCharType="begin"/>
         </w:r>
         <w:r>
           <w:rPr>
             <w:webHidden/>
-            <w:sz w:val="24"/>
-          </w:rPr>
-          <w:instrText xml:space="preserve"> PAGEREF _Toc228384464 \h </w:instrText>
+          </w:rPr>
+          <w:instrText xml:space="preserve"> PAGEREF _Toc228894262 \h </w:instrText>
         </w:r>
         <w:r>
           <w:rPr>
             <w:webHidden/>
-            <w:sz w:val="24"/>
           </w:rPr>
         </w:r>
         <w:r>
           <w:rPr>
             <w:webHidden/>
-            <w:sz w:val="24"/>
           </w:rPr>
           <w:fldChar w:fldCharType="separate"/>
         </w:r>
         <w:r>
           <w:rPr>
             <w:webHidden/>
-            <w:sz w:val="24"/>
           </w:rPr>
           <w:t>9</w:t>
         </w:r>
         <w:r>
           <w:rPr>
             <w:webHidden/>
-            <w:sz w:val="24"/>
           </w:rPr>
           <w:fldChar w:fldCharType="end"/>
         </w:r>
@@ -1882,7 +1714,7 @@
       <w:pPr>
         <w:pStyle w:val="TOC1"/>
         <w:rPr>
-          <w:rFonts w:ascii="Times New Roman" w:eastAsiaTheme="minorEastAsia" w:hAnsi="Times New Roman"/>
+          <w:rFonts w:asciiTheme="minorHAnsi" w:eastAsiaTheme="minorEastAsia" w:hAnsiTheme="minorHAnsi" w:cstheme="minorBidi"/>
           <w:b w:val="0"/>
           <w:bCs w:val="0"/>
           <w:caps w:val="0"/>
@@ -1894,20 +1726,17 @@
           <w14:ligatures w14:val="standardContextual"/>
         </w:rPr>
       </w:pPr>
-      <w:hyperlink w:anchor="_Toc228384465" w:history="1">
+      <w:hyperlink w:anchor="_Toc228894263" w:history="1">
         <w:r>
           <w:rPr>
             <w:rStyle w:val="Hyperlink"/>
-            <w:rFonts w:ascii="Times New Roman" w:hAnsi="Times New Roman"/>
             <w:noProof/>
-            <w:sz w:val="24"/>
-            <w:szCs w:val="24"/>
           </w:rPr>
           <w:t>4</w:t>
         </w:r>
         <w:r>
           <w:rPr>
-            <w:rFonts w:ascii="Times New Roman" w:eastAsiaTheme="minorEastAsia" w:hAnsi="Times New Roman"/>
+            <w:rFonts w:asciiTheme="minorHAnsi" w:eastAsiaTheme="minorEastAsia" w:hAnsiTheme="minorHAnsi" w:cstheme="minorBidi"/>
             <w:b w:val="0"/>
             <w:bCs w:val="0"/>
             <w:caps w:val="0"/>
@@ -1923,79 +1752,55 @@
         <w:r>
           <w:rPr>
             <w:rStyle w:val="Hyperlink"/>
-            <w:rFonts w:ascii="Times New Roman" w:hAnsi="Times New Roman"/>
             <w:noProof/>
-            <w:sz w:val="24"/>
-            <w:szCs w:val="24"/>
           </w:rPr>
           <w:t>Related Projects or Major Support Work</w:t>
         </w:r>
         <w:r>
           <w:rPr>
-            <w:rFonts w:ascii="Times New Roman" w:hAnsi="Times New Roman"/>
             <w:noProof/>
             <w:webHidden/>
-            <w:sz w:val="24"/>
-            <w:szCs w:val="24"/>
           </w:rPr>
           <w:tab/>
         </w:r>
         <w:r>
           <w:rPr>
-            <w:rFonts w:ascii="Times New Roman" w:hAnsi="Times New Roman"/>
             <w:noProof/>
             <w:webHidden/>
-            <w:sz w:val="24"/>
-            <w:szCs w:val="24"/>
           </w:rPr>
           <w:fldChar w:fldCharType="begin"/>
         </w:r>
         <w:r>
           <w:rPr>
-            <w:rFonts w:ascii="Times New Roman" w:hAnsi="Times New Roman"/>
             <w:noProof/>
             <w:webHidden/>
-            <w:sz w:val="24"/>
-            <w:szCs w:val="24"/>
-          </w:rPr>
-          <w:instrText xml:space="preserve"> PAGEREF _Toc228384465 \h </w:instrText>
-        </w:r>
-        <w:r>
-          <w:rPr>
-            <w:rFonts w:ascii="Times New Roman" w:hAnsi="Times New Roman"/>
+          </w:rPr>
+          <w:instrText xml:space="preserve"> PAGEREF _Toc228894263 \h </w:instrText>
+        </w:r>
+        <w:r>
+          <w:rPr>
             <w:noProof/>
             <w:webHidden/>
-            <w:sz w:val="24"/>
-            <w:szCs w:val="24"/>
-          </w:rPr>
-        </w:r>
-        <w:r>
-          <w:rPr>
-            <w:rFonts w:ascii="Times New Roman" w:hAnsi="Times New Roman"/>
+          </w:rPr>
+        </w:r>
+        <w:r>
+          <w:rPr>
             <w:noProof/>
             <w:webHidden/>
-            <w:sz w:val="24"/>
-            <w:szCs w:val="24"/>
           </w:rPr>
           <w:fldChar w:fldCharType="separate"/>
         </w:r>
         <w:r>
           <w:rPr>
-            <w:rFonts w:ascii="Times New Roman" w:hAnsi="Times New Roman"/>
             <w:noProof/>
             <w:webHidden/>
-            <w:sz w:val="24"/>
-            <w:szCs w:val="24"/>
-          </w:rPr>
-          <w:t>10</w:t>
-        </w:r>
-        <w:r>
-          <w:rPr>
-            <w:rFonts w:ascii="Times New Roman" w:hAnsi="Times New Roman"/>
+          </w:rPr>
+          <w:t>9</w:t>
+        </w:r>
+        <w:r>
+          <w:rPr>
             <w:noProof/>
             <w:webHidden/>
-            <w:sz w:val="24"/>
-            <w:szCs w:val="24"/>
           </w:rPr>
           <w:fldChar w:fldCharType="end"/>
         </w:r>
@@ -2005,7 +1810,7 @@
       <w:pPr>
         <w:pStyle w:val="TOC1"/>
         <w:rPr>
-          <w:rFonts w:ascii="Times New Roman" w:eastAsiaTheme="minorEastAsia" w:hAnsi="Times New Roman"/>
+          <w:rFonts w:asciiTheme="minorHAnsi" w:eastAsiaTheme="minorEastAsia" w:hAnsiTheme="minorHAnsi" w:cstheme="minorBidi"/>
           <w:b w:val="0"/>
           <w:bCs w:val="0"/>
           <w:caps w:val="0"/>
@@ -2017,20 +1822,17 @@
           <w14:ligatures w14:val="standardContextual"/>
         </w:rPr>
       </w:pPr>
-      <w:hyperlink w:anchor="_Toc228384466" w:history="1">
+      <w:hyperlink w:anchor="_Toc228894264" w:history="1">
         <w:r>
           <w:rPr>
             <w:rStyle w:val="Hyperlink"/>
-            <w:rFonts w:ascii="Times New Roman" w:hAnsi="Times New Roman"/>
             <w:noProof/>
-            <w:sz w:val="24"/>
-            <w:szCs w:val="24"/>
           </w:rPr>
           <w:t>5</w:t>
         </w:r>
         <w:r>
           <w:rPr>
-            <w:rFonts w:ascii="Times New Roman" w:eastAsiaTheme="minorEastAsia" w:hAnsi="Times New Roman"/>
+            <w:rFonts w:asciiTheme="minorHAnsi" w:eastAsiaTheme="minorEastAsia" w:hAnsiTheme="minorHAnsi" w:cstheme="minorBidi"/>
             <w:b w:val="0"/>
             <w:bCs w:val="0"/>
             <w:caps w:val="0"/>
@@ -2046,79 +1848,55 @@
         <w:r>
           <w:rPr>
             <w:rStyle w:val="Hyperlink"/>
-            <w:rFonts w:ascii="Times New Roman" w:hAnsi="Times New Roman"/>
             <w:noProof/>
-            <w:sz w:val="24"/>
-            <w:szCs w:val="24"/>
           </w:rPr>
           <w:t>Document Sign Off</w:t>
         </w:r>
         <w:r>
           <w:rPr>
-            <w:rFonts w:ascii="Times New Roman" w:hAnsi="Times New Roman"/>
             <w:noProof/>
             <w:webHidden/>
-            <w:sz w:val="24"/>
-            <w:szCs w:val="24"/>
           </w:rPr>
           <w:tab/>
         </w:r>
         <w:r>
           <w:rPr>
-            <w:rFonts w:ascii="Times New Roman" w:hAnsi="Times New Roman"/>
             <w:noProof/>
             <w:webHidden/>
-            <w:sz w:val="24"/>
-            <w:szCs w:val="24"/>
           </w:rPr>
           <w:fldChar w:fldCharType="begin"/>
         </w:r>
         <w:r>
           <w:rPr>
-            <w:rFonts w:ascii="Times New Roman" w:hAnsi="Times New Roman"/>
             <w:noProof/>
             <w:webHidden/>
-            <w:sz w:val="24"/>
-            <w:szCs w:val="24"/>
-          </w:rPr>
-          <w:instrText xml:space="preserve"> PAGEREF _Toc228384466 \h </w:instrText>
-        </w:r>
-        <w:r>
-          <w:rPr>
-            <w:rFonts w:ascii="Times New Roman" w:hAnsi="Times New Roman"/>
+          </w:rPr>
+          <w:instrText xml:space="preserve"> PAGEREF _Toc228894264 \h </w:instrText>
+        </w:r>
+        <w:r>
+          <w:rPr>
             <w:noProof/>
             <w:webHidden/>
-            <w:sz w:val="24"/>
-            <w:szCs w:val="24"/>
-          </w:rPr>
-        </w:r>
-        <w:r>
-          <w:rPr>
-            <w:rFonts w:ascii="Times New Roman" w:hAnsi="Times New Roman"/>
+          </w:rPr>
+        </w:r>
+        <w:r>
+          <w:rPr>
             <w:noProof/>
             <w:webHidden/>
-            <w:sz w:val="24"/>
-            <w:szCs w:val="24"/>
           </w:rPr>
           <w:fldChar w:fldCharType="separate"/>
         </w:r>
         <w:r>
           <w:rPr>
-            <w:rFonts w:ascii="Times New Roman" w:hAnsi="Times New Roman"/>
             <w:noProof/>
             <w:webHidden/>
-            <w:sz w:val="24"/>
-            <w:szCs w:val="24"/>
-          </w:rPr>
-          <w:t>10</w:t>
-        </w:r>
-        <w:r>
-          <w:rPr>
-            <w:rFonts w:ascii="Times New Roman" w:hAnsi="Times New Roman"/>
+          </w:rPr>
+          <w:t>9</w:t>
+        </w:r>
+        <w:r>
+          <w:rPr>
             <w:noProof/>
             <w:webHidden/>
-            <w:sz w:val="24"/>
-            <w:szCs w:val="24"/>
           </w:rPr>
           <w:fldChar w:fldCharType="end"/>
         </w:r>
@@ -2149,7 +1927,7 @@
       <w:r>
         <w:br w:type="page"/>
       </w:r>
-      <w:bookmarkStart w:id="0" w:name="_Toc228384448"/>
+      <w:bookmarkStart w:id="0" w:name="_Toc228894246"/>
       <w:r>
         <w:lastRenderedPageBreak/>
         <w:t>Document Management</w:t>
@@ -2158,186 +1936,20 @@
     </w:p>
     <w:p>
       <w:pPr>
-        <w:rPr>
-          <w:i/>
-          <w:iCs/>
-        </w:rPr>
-      </w:pPr>
-      <w:r>
-        <w:rPr>
-          <w:i/>
-          <w:iCs/>
-        </w:rPr>
-        <w:t>General Guidance</w:t>
-      </w:r>
-      <w:r>
-        <w:rPr>
-          <w:i/>
-          <w:iCs/>
-        </w:rPr>
-        <w:br/>
-      </w:r>
-      <w:r>
-        <w:rPr>
-          <w:i/>
-          <w:iCs/>
-        </w:rPr>
-        <w:t>1) Development services write a draft System Description Document by filling in the relevant parts of the Document Template.</w:t>
-      </w:r>
-    </w:p>
-    <w:p>
-      <w:pPr>
-        <w:rPr>
-          <w:i/>
-          <w:iCs/>
-        </w:rPr>
-      </w:pPr>
-      <w:r>
-        <w:rPr>
-          <w:i/>
-          <w:iCs/>
-        </w:rPr>
-        <w:t>2) Development Services send the draft document to Application Management for review.</w:t>
-      </w:r>
-    </w:p>
-    <w:p>
-      <w:pPr>
-        <w:rPr>
-          <w:i/>
-          <w:iCs/>
-        </w:rPr>
-      </w:pPr>
-      <w:r>
-        <w:rPr>
-          <w:i/>
-          <w:iCs/>
-        </w:rPr>
-        <w:t>3) Development services and Application Management hold a handover meeting to discuss any further additions or changes.</w:t>
-      </w:r>
-    </w:p>
-    <w:p>
-      <w:pPr>
-        <w:rPr>
-          <w:i/>
-          <w:iCs/>
-        </w:rPr>
-      </w:pPr>
-      <w:r>
-        <w:rPr>
-          <w:i/>
-          <w:iCs/>
-        </w:rPr>
-        <w:t>4) Development services complete any additions and/or changes agreed at the handover meeting.</w:t>
-      </w:r>
-    </w:p>
-    <w:p>
-      <w:pPr>
-        <w:rPr>
-          <w:i/>
-          <w:iCs/>
-        </w:rPr>
-      </w:pPr>
-      <w:r>
-        <w:rPr>
-          <w:i/>
-          <w:iCs/>
-        </w:rPr>
-        <w:t>5) Development services handover the System Description Document to Application Management.</w:t>
-      </w:r>
-    </w:p>
-    <w:p>
-      <w:pPr>
-        <w:rPr>
-          <w:i/>
-          <w:iCs/>
-        </w:rPr>
-      </w:pPr>
-      <w:r>
-        <w:rPr>
-          <w:i/>
-          <w:iCs/>
-        </w:rPr>
-        <w:t>6) Any further refinements to the document are completed by Applications Management.</w:t>
-      </w:r>
-    </w:p>
-    <w:p>
-      <w:pPr>
-        <w:rPr>
-          <w:i/>
-          <w:iCs/>
-        </w:rPr>
-      </w:pPr>
-      <w:r>
-        <w:rPr>
-          <w:i/>
-          <w:iCs/>
-        </w:rPr>
-        <w:t>7) Applications Management will provide final sign-off and from that point will take responsibility for keeping the document up-to-date.</w:t>
-      </w:r>
-    </w:p>
-    <w:p>
-      <w:pPr>
-        <w:rPr>
-          <w:i/>
-          <w:iCs/>
-        </w:rPr>
-      </w:pPr>
-      <w:r>
-        <w:rPr>
-          <w:i/>
-          <w:iCs/>
-        </w:rPr>
-        <w:t xml:space="preserve">8) Until the System Description Document template is converted to a wiki template, Applications Management  will add the System Description Document to the </w:t>
-      </w:r>
-      <w:proofErr w:type="spellStart"/>
-      <w:r>
-        <w:rPr>
-          <w:i/>
-          <w:iCs/>
-        </w:rPr>
-        <w:t>insite</w:t>
-      </w:r>
-      <w:proofErr w:type="spellEnd"/>
-      <w:r>
-        <w:rPr>
-          <w:i/>
-          <w:iCs/>
-        </w:rPr>
-        <w:t xml:space="preserve"> Tech Collab wiki.</w:t>
-      </w:r>
-    </w:p>
-    <w:p>
-      <w:pPr>
         <w:pStyle w:val="Heading2"/>
       </w:pPr>
       <w:bookmarkStart w:id="1" w:name="_Toc273437093"/>
-      <w:bookmarkStart w:id="2" w:name="_Toc228384449"/>
+      <w:bookmarkStart w:id="2" w:name="_Toc228894247"/>
       <w:r>
         <w:t>Contributors</w:t>
       </w:r>
       <w:bookmarkEnd w:id="1"/>
       <w:bookmarkEnd w:id="2"/>
-    </w:p>
-    <w:p>
-      <w:pPr>
-        <w:pStyle w:val="BodyText"/>
-        <w:rPr>
-          <w:sz w:val="22"/>
-          <w:szCs w:val="28"/>
-        </w:rPr>
-      </w:pPr>
-      <w:r>
-        <w:rPr>
-          <w:sz w:val="22"/>
-          <w:szCs w:val="28"/>
-        </w:rPr>
-        <w:t>Please provide details of all contributors to this document</w:t>
-      </w:r>
     </w:p>
     <w:p/>
     <w:tbl>
       <w:tblPr>
-        <w:tblW w:w="8568" w:type="dxa"/>
+        <w:tblW w:w="8545" w:type="dxa"/>
         <w:tblBorders>
           <w:top w:val="single" w:sz="4" w:space="0" w:color="auto"/>
           <w:left w:val="single" w:sz="4" w:space="0" w:color="auto"/>
@@ -2350,8 +1962,7 @@
       </w:tblPr>
       <w:tblGrid>
         <w:gridCol w:w="2808"/>
-        <w:gridCol w:w="1620"/>
-        <w:gridCol w:w="4140"/>
+        <w:gridCol w:w="5737"/>
       </w:tblGrid>
       <w:tr>
         <w:tc>
@@ -2377,29 +1988,7 @@
         </w:tc>
         <w:tc>
           <w:tcPr>
-            <w:tcW w:w="1620" w:type="dxa"/>
-            <w:shd w:val="pct12" w:color="auto" w:fill="FFFFFF"/>
-          </w:tcPr>
-          <w:p>
-            <w:pPr>
-              <w:pStyle w:val="Header"/>
-              <w:rPr>
-                <w:b/>
-                <w:bCs/>
-              </w:rPr>
-            </w:pPr>
-            <w:r>
-              <w:rPr>
-                <w:b/>
-                <w:bCs/>
-              </w:rPr>
-              <w:t>Unit</w:t>
-            </w:r>
-          </w:p>
-        </w:tc>
-        <w:tc>
-          <w:tcPr>
-            <w:tcW w:w="4140" w:type="dxa"/>
+            <w:tcW w:w="5737" w:type="dxa"/>
             <w:shd w:val="pct12" w:color="auto" w:fill="FFFFFF"/>
           </w:tcPr>
           <w:p>
@@ -2423,66 +2012,6 @@
         <w:tc>
           <w:tcPr>
             <w:tcW w:w="2808" w:type="dxa"/>
-            <w:shd w:val="clear" w:color="auto" w:fill="FFFFFF"/>
-          </w:tcPr>
-          <w:p>
-            <w:r>
-              <w:t xml:space="preserve">Production Management </w:t>
-            </w:r>
-            <w:r>
-              <w:t xml:space="preserve">Support </w:t>
-            </w:r>
-            <w:r>
-              <w:t>Coordinat</w:t>
-            </w:r>
-            <w:r>
-              <w:t>or</w:t>
-            </w:r>
-          </w:p>
-        </w:tc>
-        <w:tc>
-          <w:tcPr>
-            <w:tcW w:w="1620" w:type="dxa"/>
-            <w:shd w:val="clear" w:color="auto" w:fill="FFFFFF"/>
-          </w:tcPr>
-          <w:p/>
-        </w:tc>
-        <w:tc>
-          <w:tcPr>
-            <w:tcW w:w="4140" w:type="dxa"/>
-            <w:shd w:val="clear" w:color="auto" w:fill="FFFFFF"/>
-          </w:tcPr>
-          <w:p/>
-        </w:tc>
-      </w:tr>
-      <w:tr>
-        <w:tc>
-          <w:tcPr>
-            <w:tcW w:w="2808" w:type="dxa"/>
-          </w:tcPr>
-          <w:p>
-            <w:r>
-              <w:t xml:space="preserve">Systems Analyst Designer </w:t>
-            </w:r>
-          </w:p>
-        </w:tc>
-        <w:tc>
-          <w:tcPr>
-            <w:tcW w:w="1620" w:type="dxa"/>
-          </w:tcPr>
-          <w:p/>
-        </w:tc>
-        <w:tc>
-          <w:tcPr>
-            <w:tcW w:w="4140" w:type="dxa"/>
-          </w:tcPr>
-          <w:p/>
-        </w:tc>
-      </w:tr>
-      <w:tr>
-        <w:tc>
-          <w:tcPr>
-            <w:tcW w:w="2808" w:type="dxa"/>
           </w:tcPr>
           <w:p>
             <w:r>
@@ -2492,15 +2021,13 @@
         </w:tc>
         <w:tc>
           <w:tcPr>
-            <w:tcW w:w="1620" w:type="dxa"/>
+            <w:tcW w:w="5737" w:type="dxa"/>
           </w:tcPr>
-          <w:p/>
-        </w:tc>
-        <w:tc>
-          <w:tcPr>
-            <w:tcW w:w="4140" w:type="dxa"/>
-          </w:tcPr>
-          <w:p/>
+          <w:p>
+            <w:r>
+              <w:t>Nick Pokusa</w:t>
+            </w:r>
+          </w:p>
         </w:tc>
       </w:tr>
       <w:tr>
@@ -2517,41 +2044,14 @@
         </w:tc>
         <w:tc>
           <w:tcPr>
-            <w:tcW w:w="1620" w:type="dxa"/>
+            <w:tcW w:w="5737" w:type="dxa"/>
             <w:shd w:val="clear" w:color="auto" w:fill="FFFFFF"/>
-          </w:tcPr>
-          <w:p/>
-        </w:tc>
-        <w:tc>
-          <w:tcPr>
-            <w:tcW w:w="4140" w:type="dxa"/>
-            <w:shd w:val="clear" w:color="auto" w:fill="FFFFFF"/>
-          </w:tcPr>
-          <w:p/>
-        </w:tc>
-      </w:tr>
-      <w:tr>
-        <w:tc>
-          <w:tcPr>
-            <w:tcW w:w="2808" w:type="dxa"/>
           </w:tcPr>
           <w:p>
             <w:r>
-              <w:t>Project Sponsor</w:t>
+              <w:t>Jessica Coffel</w:t>
             </w:r>
           </w:p>
-        </w:tc>
-        <w:tc>
-          <w:tcPr>
-            <w:tcW w:w="1620" w:type="dxa"/>
-          </w:tcPr>
-          <w:p/>
-        </w:tc>
-        <w:tc>
-          <w:tcPr>
-            <w:tcW w:w="4140" w:type="dxa"/>
-          </w:tcPr>
-          <w:p/>
         </w:tc>
       </w:tr>
       <w:tr>
@@ -2567,50 +2067,24 @@
         </w:tc>
         <w:tc>
           <w:tcPr>
-            <w:tcW w:w="1620" w:type="dxa"/>
-          </w:tcPr>
-          <w:p/>
-        </w:tc>
-        <w:tc>
-          <w:tcPr>
-            <w:tcW w:w="4140" w:type="dxa"/>
-          </w:tcPr>
-          <w:p/>
-        </w:tc>
-      </w:tr>
-      <w:tr>
-        <w:tc>
-          <w:tcPr>
-            <w:tcW w:w="2808" w:type="dxa"/>
+            <w:tcW w:w="5737" w:type="dxa"/>
           </w:tcPr>
           <w:p>
             <w:r>
-              <w:t>Other document contributors</w:t>
+              <w:t>Tom DiGuido</w:t>
             </w:r>
           </w:p>
         </w:tc>
-        <w:tc>
-          <w:tcPr>
-            <w:tcW w:w="1620" w:type="dxa"/>
-          </w:tcPr>
-          <w:p/>
-        </w:tc>
-        <w:tc>
-          <w:tcPr>
-            <w:tcW w:w="4140" w:type="dxa"/>
-          </w:tcPr>
-          <w:p/>
-        </w:tc>
       </w:tr>
     </w:tbl>
     <w:p>
       <w:bookmarkStart w:id="3" w:name="_Toc273437094"/>
-      <w:bookmarkStart w:id="4" w:name="_Toc228384450"/>
     </w:p>
     <w:p>
       <w:pPr>
         <w:pStyle w:val="Heading2"/>
       </w:pPr>
+      <w:bookmarkStart w:id="4" w:name="_Toc228894248"/>
       <w:r>
         <w:t>Version Control</w:t>
       </w:r>
@@ -2641,17 +2115,18 @@
         <w:tblLook w:val="0000" w:firstRow="0" w:lastRow="0" w:firstColumn="0" w:lastColumn="0" w:noHBand="0" w:noVBand="0"/>
       </w:tblPr>
       <w:tblGrid>
-        <w:gridCol w:w="1008"/>
-        <w:gridCol w:w="967"/>
-        <w:gridCol w:w="1620"/>
-        <w:gridCol w:w="1890"/>
+        <w:gridCol w:w="1345"/>
+        <w:gridCol w:w="1080"/>
+        <w:gridCol w:w="1800"/>
+        <w:gridCol w:w="1260"/>
         <w:gridCol w:w="3037"/>
       </w:tblGrid>
       <w:tr>
         <w:tc>
           <w:tcPr>
-            <w:tcW w:w="1008" w:type="dxa"/>
+            <w:tcW w:w="1345" w:type="dxa"/>
             <w:shd w:val="pct12" w:color="auto" w:fill="auto"/>
+            <w:vAlign w:val="center"/>
           </w:tcPr>
           <w:p>
             <w:pPr>
@@ -2671,8 +2146,9 @@
         </w:tc>
         <w:tc>
           <w:tcPr>
-            <w:tcW w:w="967" w:type="dxa"/>
+            <w:tcW w:w="1080" w:type="dxa"/>
             <w:shd w:val="pct12" w:color="auto" w:fill="auto"/>
+            <w:vAlign w:val="center"/>
           </w:tcPr>
           <w:p>
             <w:pPr>
@@ -2692,8 +2168,9 @@
         </w:tc>
         <w:tc>
           <w:tcPr>
-            <w:tcW w:w="1620" w:type="dxa"/>
+            <w:tcW w:w="1800" w:type="dxa"/>
             <w:shd w:val="pct12" w:color="auto" w:fill="auto"/>
+            <w:vAlign w:val="center"/>
           </w:tcPr>
           <w:p>
             <w:pPr>
@@ -2713,8 +2190,9 @@
         </w:tc>
         <w:tc>
           <w:tcPr>
-            <w:tcW w:w="1890" w:type="dxa"/>
+            <w:tcW w:w="1260" w:type="dxa"/>
             <w:shd w:val="pct12" w:color="auto" w:fill="auto"/>
+            <w:vAlign w:val="center"/>
           </w:tcPr>
           <w:p>
             <w:pPr>
@@ -2736,6 +2214,7 @@
           <w:tcPr>
             <w:tcW w:w="3037" w:type="dxa"/>
             <w:shd w:val="pct12" w:color="auto" w:fill="auto"/>
+            <w:vAlign w:val="center"/>
           </w:tcPr>
           <w:p>
             <w:pPr>
@@ -2757,7 +2236,8 @@
       <w:tr>
         <w:tc>
           <w:tcPr>
-            <w:tcW w:w="1008" w:type="dxa"/>
+            <w:tcW w:w="1345" w:type="dxa"/>
+            <w:vAlign w:val="center"/>
           </w:tcPr>
           <w:p>
             <w:r>
@@ -2767,7 +2247,8 @@
         </w:tc>
         <w:tc>
           <w:tcPr>
-            <w:tcW w:w="967" w:type="dxa"/>
+            <w:tcW w:w="1080" w:type="dxa"/>
+            <w:vAlign w:val="center"/>
           </w:tcPr>
           <w:p>
             <w:r>
@@ -2777,7 +2258,8 @@
         </w:tc>
         <w:tc>
           <w:tcPr>
-            <w:tcW w:w="1620" w:type="dxa"/>
+            <w:tcW w:w="1800" w:type="dxa"/>
+            <w:vAlign w:val="center"/>
           </w:tcPr>
           <w:p>
             <w:r>
@@ -2787,7 +2269,8 @@
         </w:tc>
         <w:tc>
           <w:tcPr>
-            <w:tcW w:w="1890" w:type="dxa"/>
+            <w:tcW w:w="1260" w:type="dxa"/>
+            <w:vAlign w:val="center"/>
           </w:tcPr>
           <w:p>
             <w:r>
@@ -2798,6 +2281,7 @@
         <w:tc>
           <w:tcPr>
             <w:tcW w:w="3037" w:type="dxa"/>
+            <w:vAlign w:val="center"/>
           </w:tcPr>
           <w:p>
             <w:r>
@@ -2809,31 +2293,93 @@
       <w:tr>
         <w:tc>
           <w:tcPr>
-            <w:tcW w:w="1008" w:type="dxa"/>
+            <w:tcW w:w="1345" w:type="dxa"/>
+            <w:vAlign w:val="center"/>
+          </w:tcPr>
+          <w:p>
+            <w:r>
+              <w:t>05/05/2026</w:t>
+            </w:r>
+          </w:p>
+        </w:tc>
+        <w:tc>
+          <w:tcPr>
+            <w:tcW w:w="1080" w:type="dxa"/>
+            <w:vAlign w:val="center"/>
+          </w:tcPr>
+          <w:p>
+            <w:r>
+              <w:t>1.1</w:t>
+            </w:r>
+          </w:p>
+        </w:tc>
+        <w:tc>
+          <w:tcPr>
+            <w:tcW w:w="1800" w:type="dxa"/>
+            <w:vAlign w:val="center"/>
+          </w:tcPr>
+          <w:p>
+            <w:r>
+              <w:t>Tom DiGuido</w:t>
+            </w:r>
+          </w:p>
+        </w:tc>
+        <w:tc>
+          <w:tcPr>
+            <w:tcW w:w="1260" w:type="dxa"/>
+            <w:vAlign w:val="center"/>
+          </w:tcPr>
+          <w:p>
+            <w:r>
+              <w:t>All</w:t>
+            </w:r>
+          </w:p>
+        </w:tc>
+        <w:tc>
+          <w:tcPr>
+            <w:tcW w:w="3037" w:type="dxa"/>
+            <w:vAlign w:val="center"/>
+          </w:tcPr>
+          <w:p>
+            <w:r>
+              <w:t>Added diagrams</w:t>
+            </w:r>
+          </w:p>
+        </w:tc>
+      </w:tr>
+      <w:tr>
+        <w:tc>
+          <w:tcPr>
+            <w:tcW w:w="1345" w:type="dxa"/>
+            <w:vAlign w:val="center"/>
           </w:tcPr>
           <w:p/>
         </w:tc>
         <w:tc>
           <w:tcPr>
-            <w:tcW w:w="967" w:type="dxa"/>
+            <w:tcW w:w="1080" w:type="dxa"/>
+            <w:vAlign w:val="center"/>
           </w:tcPr>
           <w:p/>
         </w:tc>
         <w:tc>
           <w:tcPr>
-            <w:tcW w:w="1620" w:type="dxa"/>
+            <w:tcW w:w="1800" w:type="dxa"/>
+            <w:vAlign w:val="center"/>
           </w:tcPr>
           <w:p/>
         </w:tc>
         <w:tc>
           <w:tcPr>
-            <w:tcW w:w="1890" w:type="dxa"/>
+            <w:tcW w:w="1260" w:type="dxa"/>
+            <w:vAlign w:val="center"/>
           </w:tcPr>
           <w:p/>
         </w:tc>
         <w:tc>
           <w:tcPr>
             <w:tcW w:w="3037" w:type="dxa"/>
+            <w:vAlign w:val="center"/>
           </w:tcPr>
           <w:p/>
         </w:tc>
@@ -2841,31 +2387,36 @@
       <w:tr>
         <w:tc>
           <w:tcPr>
-            <w:tcW w:w="1008" w:type="dxa"/>
+            <w:tcW w:w="1345" w:type="dxa"/>
+            <w:vAlign w:val="center"/>
           </w:tcPr>
           <w:p/>
         </w:tc>
         <w:tc>
           <w:tcPr>
-            <w:tcW w:w="967" w:type="dxa"/>
+            <w:tcW w:w="1080" w:type="dxa"/>
+            <w:vAlign w:val="center"/>
           </w:tcPr>
           <w:p/>
         </w:tc>
         <w:tc>
           <w:tcPr>
-            <w:tcW w:w="1620" w:type="dxa"/>
+            <w:tcW w:w="1800" w:type="dxa"/>
+            <w:vAlign w:val="center"/>
           </w:tcPr>
           <w:p/>
         </w:tc>
         <w:tc>
           <w:tcPr>
-            <w:tcW w:w="1890" w:type="dxa"/>
+            <w:tcW w:w="1260" w:type="dxa"/>
+            <w:vAlign w:val="center"/>
           </w:tcPr>
           <w:p/>
         </w:tc>
         <w:tc>
           <w:tcPr>
             <w:tcW w:w="3037" w:type="dxa"/>
+            <w:vAlign w:val="center"/>
           </w:tcPr>
           <w:p/>
         </w:tc>
@@ -2873,31 +2424,36 @@
       <w:tr>
         <w:tc>
           <w:tcPr>
-            <w:tcW w:w="1008" w:type="dxa"/>
+            <w:tcW w:w="1345" w:type="dxa"/>
+            <w:vAlign w:val="center"/>
           </w:tcPr>
           <w:p/>
         </w:tc>
         <w:tc>
           <w:tcPr>
-            <w:tcW w:w="967" w:type="dxa"/>
+            <w:tcW w:w="1080" w:type="dxa"/>
+            <w:vAlign w:val="center"/>
           </w:tcPr>
           <w:p/>
         </w:tc>
         <w:tc>
           <w:tcPr>
-            <w:tcW w:w="1620" w:type="dxa"/>
+            <w:tcW w:w="1800" w:type="dxa"/>
+            <w:vAlign w:val="center"/>
           </w:tcPr>
           <w:p/>
         </w:tc>
         <w:tc>
           <w:tcPr>
-            <w:tcW w:w="1890" w:type="dxa"/>
+            <w:tcW w:w="1260" w:type="dxa"/>
+            <w:vAlign w:val="center"/>
           </w:tcPr>
           <w:p/>
         </w:tc>
         <w:tc>
           <w:tcPr>
             <w:tcW w:w="3037" w:type="dxa"/>
+            <w:vAlign w:val="center"/>
           </w:tcPr>
           <w:p/>
         </w:tc>
@@ -2905,31 +2461,36 @@
       <w:tr>
         <w:tc>
           <w:tcPr>
-            <w:tcW w:w="1008" w:type="dxa"/>
+            <w:tcW w:w="1345" w:type="dxa"/>
+            <w:vAlign w:val="center"/>
           </w:tcPr>
           <w:p/>
         </w:tc>
         <w:tc>
           <w:tcPr>
-            <w:tcW w:w="967" w:type="dxa"/>
+            <w:tcW w:w="1080" w:type="dxa"/>
+            <w:vAlign w:val="center"/>
           </w:tcPr>
           <w:p/>
         </w:tc>
         <w:tc>
           <w:tcPr>
-            <w:tcW w:w="1620" w:type="dxa"/>
+            <w:tcW w:w="1800" w:type="dxa"/>
+            <w:vAlign w:val="center"/>
           </w:tcPr>
           <w:p/>
         </w:tc>
         <w:tc>
           <w:tcPr>
-            <w:tcW w:w="1890" w:type="dxa"/>
+            <w:tcW w:w="1260" w:type="dxa"/>
+            <w:vAlign w:val="center"/>
           </w:tcPr>
           <w:p/>
         </w:tc>
         <w:tc>
           <w:tcPr>
             <w:tcW w:w="3037" w:type="dxa"/>
+            <w:vAlign w:val="center"/>
           </w:tcPr>
           <w:p/>
         </w:tc>
@@ -2937,31 +2498,36 @@
       <w:tr>
         <w:tc>
           <w:tcPr>
-            <w:tcW w:w="1008" w:type="dxa"/>
+            <w:tcW w:w="1345" w:type="dxa"/>
+            <w:vAlign w:val="center"/>
           </w:tcPr>
           <w:p/>
         </w:tc>
         <w:tc>
           <w:tcPr>
-            <w:tcW w:w="967" w:type="dxa"/>
+            <w:tcW w:w="1080" w:type="dxa"/>
+            <w:vAlign w:val="center"/>
           </w:tcPr>
           <w:p/>
         </w:tc>
         <w:tc>
           <w:tcPr>
-            <w:tcW w:w="1620" w:type="dxa"/>
+            <w:tcW w:w="1800" w:type="dxa"/>
+            <w:vAlign w:val="center"/>
           </w:tcPr>
           <w:p/>
         </w:tc>
         <w:tc>
           <w:tcPr>
-            <w:tcW w:w="1890" w:type="dxa"/>
+            <w:tcW w:w="1260" w:type="dxa"/>
+            <w:vAlign w:val="center"/>
           </w:tcPr>
           <w:p/>
         </w:tc>
         <w:tc>
           <w:tcPr>
             <w:tcW w:w="3037" w:type="dxa"/>
+            <w:vAlign w:val="center"/>
           </w:tcPr>
           <w:p/>
         </w:tc>
@@ -2969,63 +2535,36 @@
       <w:tr>
         <w:tc>
           <w:tcPr>
-            <w:tcW w:w="1008" w:type="dxa"/>
+            <w:tcW w:w="1345" w:type="dxa"/>
+            <w:vAlign w:val="center"/>
           </w:tcPr>
           <w:p/>
         </w:tc>
         <w:tc>
           <w:tcPr>
-            <w:tcW w:w="967" w:type="dxa"/>
+            <w:tcW w:w="1080" w:type="dxa"/>
+            <w:vAlign w:val="center"/>
           </w:tcPr>
           <w:p/>
         </w:tc>
         <w:tc>
           <w:tcPr>
-            <w:tcW w:w="1620" w:type="dxa"/>
+            <w:tcW w:w="1800" w:type="dxa"/>
+            <w:vAlign w:val="center"/>
           </w:tcPr>
           <w:p/>
         </w:tc>
         <w:tc>
           <w:tcPr>
-            <w:tcW w:w="1890" w:type="dxa"/>
+            <w:tcW w:w="1260" w:type="dxa"/>
+            <w:vAlign w:val="center"/>
           </w:tcPr>
           <w:p/>
         </w:tc>
         <w:tc>
           <w:tcPr>
             <w:tcW w:w="3037" w:type="dxa"/>
-          </w:tcPr>
-          <w:p/>
-        </w:tc>
-      </w:tr>
-      <w:tr>
-        <w:tc>
-          <w:tcPr>
-            <w:tcW w:w="1008" w:type="dxa"/>
-          </w:tcPr>
-          <w:p/>
-        </w:tc>
-        <w:tc>
-          <w:tcPr>
-            <w:tcW w:w="967" w:type="dxa"/>
-          </w:tcPr>
-          <w:p/>
-        </w:tc>
-        <w:tc>
-          <w:tcPr>
-            <w:tcW w:w="1620" w:type="dxa"/>
-          </w:tcPr>
-          <w:p/>
-        </w:tc>
-        <w:tc>
-          <w:tcPr>
-            <w:tcW w:w="1890" w:type="dxa"/>
-          </w:tcPr>
-          <w:p/>
-        </w:tc>
-        <w:tc>
-          <w:tcPr>
-            <w:tcW w:w="3037" w:type="dxa"/>
+            <w:vAlign w:val="center"/>
           </w:tcPr>
           <w:p/>
         </w:tc>
@@ -3040,7 +2579,7 @@
       <w:r>
         <w:br w:type="page"/>
       </w:r>
-      <w:bookmarkStart w:id="5" w:name="_Toc228384451"/>
+      <w:bookmarkStart w:id="5" w:name="_Toc228894249"/>
       <w:r>
         <w:lastRenderedPageBreak/>
         <w:t>OVERVIEW</w:t>
@@ -3049,26 +2588,48 @@
     </w:p>
     <w:p>
       <w:pPr>
-        <w:pStyle w:val="BodyText2"/>
-      </w:pPr>
-      <w:r>
-        <w:t>A brief descripti</w:t>
-      </w:r>
-      <w:r>
-        <w:t>on of what this system is about from a business perspective</w:t>
-      </w:r>
-      <w:r>
-        <w:t xml:space="preserve"> taken from the </w:t>
-      </w:r>
-      <w:proofErr w:type="spellStart"/>
-      <w:r>
-        <w:t>ToR</w:t>
-      </w:r>
-      <w:proofErr w:type="spellEnd"/>
-      <w:r>
-        <w:t>/Brief or BRD</w:t>
-      </w:r>
-      <w:r>
+        <w:spacing w:after="240"/>
+      </w:pPr>
+      <w:r>
+        <w:t>Insomnia is a 2D single-player point-and-click game in which the player assists a bedridden protagonist attempting to fall asleep while being threatened by monsters during the night.</w:t>
+      </w:r>
+    </w:p>
+    <w:p>
+      <w:pPr>
+        <w:spacing w:after="240"/>
+      </w:pPr>
+      <w:r>
+        <w:t>The primary objective of each level (“night”) is to increase the Sleep Meter from 0 to 100 by activating a sleep action. While the sleep action is active, the meter increases. When monsters threaten the protagonist, the player must temporarily suspend the sleep action and use environmental controls (lights and windows) to counter the threat.</w:t>
+      </w:r>
+    </w:p>
+    <w:p>
+      <w:pPr>
+        <w:spacing w:after="240"/>
+        <w:rPr>
+          <w:b/>
+          <w:bCs/>
+        </w:rPr>
+      </w:pPr>
+      <w:r>
+        <w:t>If the player fails to counter a monster threat within the allowed response window, the system shall trigger a Game Over condition. If the Sleep Meter reaches 100, the night shall be marked complete, and the system shall advance to the next level.</w:t>
+      </w:r>
+    </w:p>
+    <w:p>
+      <w:pPr>
+        <w:spacing w:after="240"/>
+        <w:rPr>
+          <w:b/>
+          <w:bCs/>
+        </w:rPr>
+      </w:pPr>
+      <w:r>
+        <w:t>The initial release shall include three playable nights with increasing difficulty</w:t>
+      </w:r>
+      <w:r>
+        <w:rPr>
+          <w:b/>
+          <w:bCs/>
+        </w:rPr>
         <w:t>.</w:t>
       </w:r>
     </w:p>
@@ -3076,7 +2637,7 @@
       <w:pPr>
         <w:pStyle w:val="Heading2"/>
       </w:pPr>
-      <w:bookmarkStart w:id="6" w:name="_Toc228384452"/>
+      <w:bookmarkStart w:id="6" w:name="_Toc228894250"/>
       <w:r>
         <w:t>Service Description</w:t>
       </w:r>
@@ -3084,33 +2645,7 @@
     </w:p>
     <w:p>
       <w:pPr>
-        <w:pStyle w:val="BodyText2"/>
-      </w:pPr>
-      <w:r>
-        <w:t xml:space="preserve">High level description of what this service does (a list of the major components). </w:t>
-      </w:r>
-    </w:p>
-    <w:p>
-      <w:pPr>
-        <w:pStyle w:val="BodyText2"/>
-      </w:pPr>
-    </w:p>
-    <w:p>
-      <w:pPr>
-        <w:pStyle w:val="BodyText2"/>
-      </w:pPr>
-      <w:r>
-        <w:t>This should include business processes and components used to deliver the business process, and where possible with flow diagram describing the process</w:t>
-      </w:r>
-    </w:p>
-    <w:p>
-      <w:pPr>
-        <w:pStyle w:val="BodyText2"/>
-      </w:pPr>
-    </w:p>
-    <w:p>
-      <w:pPr>
-        <w:pStyle w:val="BodyText2"/>
+        <w:spacing w:after="240"/>
       </w:pPr>
       <w:r>
         <w:t>Insomnia is a 2D single-player point-and-click game developed using GameMaker Studio 2. The system allows a player to control a bedridden character attempting to fall asleep while responding to environmental threats caused by monsters.</w:t>
@@ -3118,12 +2653,7 @@
     </w:p>
     <w:p>
       <w:pPr>
-        <w:pStyle w:val="BodyText2"/>
-      </w:pPr>
-    </w:p>
-    <w:p>
-      <w:pPr>
-        <w:pStyle w:val="BodyText2"/>
+        <w:spacing w:after="240"/>
       </w:pPr>
       <w:r>
         <w:t>The system is designed as a standalone desktop application with no external dependencies or network requirements.</w:t>
@@ -3131,15 +2661,16 @@
     </w:p>
     <w:p>
       <w:pPr>
-        <w:pStyle w:val="BodyText2"/>
-      </w:pPr>
-    </w:p>
-    <w:p>
-      <w:pPr>
         <w:pStyle w:val="Heading3"/>
       </w:pPr>
       <w:r>
-        <w:t>Core Gameplay Process:</w:t>
+        <w:t>Core Gameplay Process</w:t>
+      </w:r>
+      <w:r>
+        <w:t xml:space="preserve"> (see diagram below)</w:t>
+      </w:r>
+      <w:r>
+        <w:t>:</w:t>
       </w:r>
     </w:p>
     <w:p>
@@ -3149,6 +2680,7 @@
           <w:ilvl w:val="0"/>
           <w:numId w:val="47"/>
         </w:numPr>
+        <w:spacing w:after="120"/>
       </w:pPr>
       <w:r>
         <w:t>Player starts a new game from the main menu</w:t>
@@ -3161,6 +2693,7 @@
           <w:ilvl w:val="0"/>
           <w:numId w:val="47"/>
         </w:numPr>
+        <w:spacing w:after="120"/>
       </w:pPr>
       <w:r>
         <w:t>The system initializes the level (“night”)</w:t>
@@ -3173,6 +2706,7 @@
           <w:ilvl w:val="0"/>
           <w:numId w:val="47"/>
         </w:numPr>
+        <w:spacing w:after="120"/>
       </w:pPr>
       <w:r>
         <w:t>The player activates a sleep action to increase the Sleep Meter</w:t>
@@ -3185,6 +2719,7 @@
           <w:ilvl w:val="0"/>
           <w:numId w:val="47"/>
         </w:numPr>
+        <w:spacing w:after="120"/>
       </w:pPr>
       <w:r>
         <w:t>Monsters generate threat events</w:t>
@@ -3197,6 +2732,7 @@
           <w:ilvl w:val="0"/>
           <w:numId w:val="47"/>
         </w:numPr>
+        <w:spacing w:after="120"/>
       </w:pPr>
       <w:r>
         <w:t>The player must interact with environmental controls (lights, windows) to counter threats</w:t>
@@ -3209,6 +2745,7 @@
           <w:ilvl w:val="0"/>
           <w:numId w:val="47"/>
         </w:numPr>
+        <w:spacing w:after="120"/>
       </w:pPr>
       <w:r>
         <w:t>If the Sleep Meter reaches 100</w:t>
@@ -3227,6 +2764,7 @@
           <w:ilvl w:val="0"/>
           <w:numId w:val="47"/>
         </w:numPr>
+        <w:spacing w:after="120"/>
       </w:pPr>
       <w:r>
         <w:t>If a threat is not countered</w:t>
@@ -3236,6 +2774,65 @@
       </w:r>
       <w:r>
         <w:t xml:space="preserve"> Game Over</w:t>
+      </w:r>
+    </w:p>
+    <w:p>
+      <w:pPr>
+        <w:ind w:left="2160"/>
+      </w:pPr>
+      <w:r>
+        <w:rPr>
+          <w:noProof/>
+        </w:rPr>
+        <w:lastRenderedPageBreak/>
+        <w:drawing>
+          <wp:inline distT="0" distB="0" distL="0" distR="0" wp14:anchorId="62DE5937" wp14:editId="0711821A">
+            <wp:extent cx="2836545" cy="5071745"/>
+            <wp:effectExtent l="0" t="0" r="1905" b="0"/>
+            <wp:docPr id="529995983" name="Picture 1"/>
+            <wp:cNvGraphicFramePr>
+              <a:graphicFrameLocks xmlns:a="http://schemas.openxmlformats.org/drawingml/2006/main" noChangeAspect="1"/>
+            </wp:cNvGraphicFramePr>
+            <a:graphic xmlns:a="http://schemas.openxmlformats.org/drawingml/2006/main">
+              <a:graphicData uri="http://schemas.openxmlformats.org/drawingml/2006/picture">
+                <pic:pic xmlns:pic="http://schemas.openxmlformats.org/drawingml/2006/picture">
+                  <pic:nvPicPr>
+                    <pic:cNvPr id="0" name="Picture 1"/>
+                    <pic:cNvPicPr>
+                      <a:picLocks noChangeAspect="1" noChangeArrowheads="1"/>
+                    </pic:cNvPicPr>
+                  </pic:nvPicPr>
+                  <pic:blipFill>
+                    <a:blip r:embed="rId8">
+                      <a:extLst>
+                        <a:ext uri="{28A0092B-C50C-407E-A947-70E740481C1C}">
+                          <a14:useLocalDpi xmlns:a14="http://schemas.microsoft.com/office/drawing/2010/main" val="0"/>
+                        </a:ext>
+                      </a:extLst>
+                    </a:blip>
+                    <a:srcRect/>
+                    <a:stretch>
+                      <a:fillRect/>
+                    </a:stretch>
+                  </pic:blipFill>
+                  <pic:spPr bwMode="auto">
+                    <a:xfrm>
+                      <a:off x="0" y="0"/>
+                      <a:ext cx="2836545" cy="5071745"/>
+                    </a:xfrm>
+                    <a:prstGeom prst="rect">
+                      <a:avLst/>
+                    </a:prstGeom>
+                    <a:noFill/>
+                    <a:ln>
+                      <a:noFill/>
+                    </a:ln>
+                  </pic:spPr>
+                </pic:pic>
+              </a:graphicData>
+            </a:graphic>
+          </wp:inline>
+        </w:drawing>
       </w:r>
     </w:p>
     <w:p>
@@ -3332,78 +2929,14 @@
     </w:p>
     <w:p>
       <w:pPr>
-        <w:pStyle w:val="Bodytext0"/>
-        <w:rPr>
-          <w:rFonts w:ascii="Times New Roman" w:hAnsi="Times New Roman"/>
-        </w:rPr>
-      </w:pPr>
-    </w:p>
-    <w:p>
-      <w:pPr>
-        <w:pStyle w:val="Bodytext0"/>
-        <w:rPr>
-          <w:rFonts w:ascii="Times New Roman" w:hAnsi="Times New Roman"/>
-          <w:b/>
-          <w:bCs/>
-        </w:rPr>
-      </w:pPr>
-      <w:r>
-        <w:rPr>
-          <w:rFonts w:ascii="Times New Roman" w:hAnsi="Times New Roman"/>
-          <w:b/>
-          <w:bCs/>
-          <w:highlight w:val="yellow"/>
-        </w:rPr>
-        <w:t>BOOKMARK: INSERT GAMEPLAY FLOW DIAGRAM</w:t>
-      </w:r>
-    </w:p>
-    <w:p>
-      <w:pPr>
         <w:pStyle w:val="Heading2"/>
       </w:pPr>
-      <w:bookmarkStart w:id="7" w:name="_Toc228384453"/>
+      <w:bookmarkStart w:id="7" w:name="_Toc228894251"/>
       <w:r>
         <w:t>Data Model</w:t>
       </w:r>
       <w:bookmarkEnd w:id="7"/>
     </w:p>
-    <w:p>
-      <w:pPr>
-        <w:rPr>
-          <w:i/>
-          <w:iCs/>
-        </w:rPr>
-      </w:pPr>
-      <w:r>
-        <w:rPr>
-          <w:i/>
-          <w:iCs/>
-        </w:rPr>
-        <w:t xml:space="preserve">This section should be used to provide an </w:t>
-      </w:r>
-      <w:r>
-        <w:rPr>
-          <w:i/>
-          <w:iCs/>
-        </w:rPr>
-        <w:t>diagram or list of data dependencies and relationships</w:t>
-      </w:r>
-      <w:r>
-        <w:rPr>
-          <w:i/>
-          <w:iCs/>
-        </w:rPr>
-        <w:t xml:space="preserve">. </w:t>
-      </w:r>
-      <w:r>
-        <w:rPr>
-          <w:i/>
-          <w:iCs/>
-        </w:rPr>
-        <w:t>(e.g. Active Directory, SOA etc.)</w:t>
-      </w:r>
-    </w:p>
-    <w:p/>
     <w:p>
       <w:r>
         <w:t>The system uses a lightweight in-memory data model based on object state management within GameMaker.</w:t>
@@ -3462,7 +2995,6 @@
         </w:numPr>
       </w:pPr>
       <w:r>
-        <w:lastRenderedPageBreak/>
         <w:t>Game State (menu, gameplay, pause, win/loss)</w:t>
       </w:r>
     </w:p>
@@ -3480,6 +3012,7 @@
         <w:pStyle w:val="Heading3"/>
       </w:pPr>
       <w:r>
+        <w:lastRenderedPageBreak/>
         <w:t>Data Relationships:</w:t>
       </w:r>
     </w:p>
@@ -3546,142 +3079,83 @@
       </w:pPr>
       <w:r>
         <w:rPr>
+          <w:noProof/>
+        </w:rPr>
+        <w:drawing>
+          <wp:inline distT="0" distB="0" distL="0" distR="0" wp14:anchorId="2216F94D" wp14:editId="6666BC30">
+            <wp:extent cx="2836545" cy="5071745"/>
+            <wp:effectExtent l="0" t="0" r="1905" b="0"/>
+            <wp:docPr id="122161731" name="Picture 1"/>
+            <wp:cNvGraphicFramePr>
+              <a:graphicFrameLocks xmlns:a="http://schemas.openxmlformats.org/drawingml/2006/main" noChangeAspect="1"/>
+            </wp:cNvGraphicFramePr>
+            <a:graphic xmlns:a="http://schemas.openxmlformats.org/drawingml/2006/main">
+              <a:graphicData uri="http://schemas.openxmlformats.org/drawingml/2006/picture">
+                <pic:pic xmlns:pic="http://schemas.openxmlformats.org/drawingml/2006/picture">
+                  <pic:nvPicPr>
+                    <pic:cNvPr id="0" name="Picture 1"/>
+                    <pic:cNvPicPr>
+                      <a:picLocks noChangeAspect="1" noChangeArrowheads="1"/>
+                    </pic:cNvPicPr>
+                  </pic:nvPicPr>
+                  <pic:blipFill>
+                    <a:blip r:embed="rId8">
+                      <a:extLst>
+                        <a:ext uri="{28A0092B-C50C-407E-A947-70E740481C1C}">
+                          <a14:useLocalDpi xmlns:a14="http://schemas.microsoft.com/office/drawing/2010/main" val="0"/>
+                        </a:ext>
+                      </a:extLst>
+                    </a:blip>
+                    <a:srcRect/>
+                    <a:stretch>
+                      <a:fillRect/>
+                    </a:stretch>
+                  </pic:blipFill>
+                  <pic:spPr bwMode="auto">
+                    <a:xfrm>
+                      <a:off x="0" y="0"/>
+                      <a:ext cx="2836545" cy="5071745"/>
+                    </a:xfrm>
+                    <a:prstGeom prst="rect">
+                      <a:avLst/>
+                    </a:prstGeom>
+                    <a:noFill/>
+                    <a:ln>
+                      <a:noFill/>
+                    </a:ln>
+                  </pic:spPr>
+                </pic:pic>
+              </a:graphicData>
+            </a:graphic>
+          </wp:inline>
+        </w:drawing>
+      </w:r>
+    </w:p>
+    <w:p>
+      <w:pPr>
+        <w:rPr>
           <w:b/>
           <w:bCs/>
-          <w:highlight w:val="yellow"/>
         </w:rPr>
-        <w:t>BOOKMARK: INSERT UML DIAGRAM OR DATA FLOW DIAGRAM</w:t>
-      </w:r>
+      </w:pPr>
     </w:p>
     <w:p>
       <w:pPr>
         <w:pStyle w:val="Heading2"/>
       </w:pPr>
-      <w:bookmarkStart w:id="8" w:name="_Toc228384454"/>
+      <w:bookmarkStart w:id="8" w:name="_Toc228894252"/>
       <w:r>
         <w:t>Reporting</w:t>
       </w:r>
       <w:bookmarkEnd w:id="8"/>
-    </w:p>
-    <w:p>
-      <w:pPr>
-        <w:pStyle w:val="BodyText2"/>
-      </w:pPr>
-      <w:r>
-        <w:t xml:space="preserve">Reporting </w:t>
-      </w:r>
-      <w:r>
-        <w:t xml:space="preserve">should cover </w:t>
-      </w:r>
-      <w:r>
-        <w:t>the following:</w:t>
-      </w:r>
-    </w:p>
-    <w:p>
-      <w:pPr>
-        <w:pStyle w:val="BodyText2"/>
-      </w:pPr>
     </w:p>
     <w:p>
       <w:pPr>
         <w:pStyle w:val="BodyText2"/>
         <w:numPr>
           <w:ilvl w:val="0"/>
-          <w:numId w:val="34"/>
+          <w:numId w:val="75"/>
         </w:numPr>
-      </w:pPr>
-      <w:r>
-        <w:t>Is the reporting provided within the application or via a dedicated BI solution?</w:t>
-      </w:r>
-    </w:p>
-    <w:p>
-      <w:pPr>
-        <w:pStyle w:val="BodyText2"/>
-        <w:numPr>
-          <w:ilvl w:val="1"/>
-          <w:numId w:val="34"/>
-        </w:numPr>
-      </w:pPr>
-      <w:r>
-        <w:t>If the University based BI Suite (</w:t>
-      </w:r>
-      <w:proofErr w:type="spellStart"/>
-      <w:r>
-        <w:t>Webi</w:t>
-      </w:r>
-      <w:proofErr w:type="spellEnd"/>
-      <w:r>
-        <w:t>/Explorer) is used state Universe, Folder and access restriction details</w:t>
-      </w:r>
-    </w:p>
-    <w:p>
-      <w:pPr>
-        <w:pStyle w:val="BodyText2"/>
-        <w:numPr>
-          <w:ilvl w:val="0"/>
-          <w:numId w:val="34"/>
-        </w:numPr>
-      </w:pPr>
-      <w:r>
-        <w:t>Is reporting performed directly against the transactional database or is data extracted on a regular basis</w:t>
-      </w:r>
-    </w:p>
-    <w:p>
-      <w:pPr>
-        <w:pStyle w:val="BodyText2"/>
-        <w:numPr>
-          <w:ilvl w:val="1"/>
-          <w:numId w:val="34"/>
-        </w:numPr>
-      </w:pPr>
-      <w:r>
-        <w:t xml:space="preserve">If extracted on a regular basis provide details of the extract process (e.g. frequency, automation, aggregation, </w:t>
-      </w:r>
-      <w:proofErr w:type="spellStart"/>
-      <w:r>
-        <w:t>dta</w:t>
-      </w:r>
-      <w:proofErr w:type="spellEnd"/>
-      <w:r>
-        <w:t xml:space="preserve"> transformation)</w:t>
-      </w:r>
-    </w:p>
-    <w:p>
-      <w:pPr>
-        <w:pStyle w:val="BodyText2"/>
-        <w:numPr>
-          <w:ilvl w:val="0"/>
-          <w:numId w:val="34"/>
-        </w:numPr>
-      </w:pPr>
-      <w:r>
-        <w:t>State what the user population for reporting is</w:t>
-      </w:r>
-    </w:p>
-    <w:p>
-      <w:pPr>
-        <w:pStyle w:val="BodyText2"/>
-        <w:numPr>
-          <w:ilvl w:val="0"/>
-          <w:numId w:val="34"/>
-        </w:numPr>
-      </w:pPr>
-      <w:r>
-        <w:t>State what automated jobs are used to provide reporting including error reporting</w:t>
-      </w:r>
-    </w:p>
-    <w:p>
-      <w:pPr>
-        <w:pStyle w:val="BodyText2"/>
-        <w:rPr>
-          <w:i w:val="0"/>
-          <w:iCs w:val="0"/>
-        </w:rPr>
-      </w:pPr>
-    </w:p>
-    <w:p>
-      <w:pPr>
-        <w:pStyle w:val="BodyText2"/>
         <w:rPr>
           <w:i w:val="0"/>
           <w:iCs w:val="0"/>
@@ -3813,184 +3287,15 @@
     </w:p>
     <w:p>
       <w:pPr>
-        <w:pStyle w:val="BodyText2"/>
-        <w:rPr>
-          <w:i w:val="0"/>
-          <w:iCs w:val="0"/>
-          <w:lang w:val="en-US"/>
-        </w:rPr>
-      </w:pPr>
-    </w:p>
-    <w:p>
-      <w:pPr>
-        <w:pStyle w:val="BodyText2"/>
-        <w:rPr>
-          <w:i w:val="0"/>
-          <w:iCs w:val="0"/>
-          <w:lang w:val="en-US"/>
-        </w:rPr>
-      </w:pPr>
-      <w:r>
-        <w:rPr>
-          <w:b/>
-          <w:bCs/>
-          <w:i w:val="0"/>
-          <w:iCs w:val="0"/>
-          <w:highlight w:val="yellow"/>
-          <w:lang w:val="en-US"/>
-        </w:rPr>
-        <w:t>BOOKMARK: ADD DEBUG LOGGING IF IMPLEMENTED</w:t>
-      </w:r>
-    </w:p>
-    <w:p>
-      <w:pPr>
         <w:pStyle w:val="Heading2"/>
       </w:pPr>
-      <w:bookmarkStart w:id="9" w:name="_Toc228384455"/>
-      <w:r>
+      <w:bookmarkStart w:id="9" w:name="_Toc228894253"/>
+      <w:r>
+        <w:lastRenderedPageBreak/>
         <w:t>Technology</w:t>
       </w:r>
       <w:bookmarkEnd w:id="9"/>
     </w:p>
-    <w:p>
-      <w:pPr>
-        <w:rPr>
-          <w:i/>
-          <w:iCs/>
-        </w:rPr>
-      </w:pPr>
-      <w:r>
-        <w:rPr>
-          <w:i/>
-          <w:iCs/>
-        </w:rPr>
-        <w:t xml:space="preserve">A brief description of the underlying technology </w:t>
-      </w:r>
-      <w:r>
-        <w:rPr>
-          <w:i/>
-          <w:iCs/>
-        </w:rPr>
-        <w:t>and version</w:t>
-      </w:r>
-      <w:r>
-        <w:rPr>
-          <w:i/>
-          <w:iCs/>
-        </w:rPr>
-        <w:t>s</w:t>
-      </w:r>
-      <w:r>
-        <w:rPr>
-          <w:i/>
-          <w:iCs/>
-        </w:rPr>
-        <w:t xml:space="preserve"> </w:t>
-      </w:r>
-      <w:r>
-        <w:rPr>
-          <w:i/>
-          <w:iCs/>
-        </w:rPr>
-        <w:t>used by the application, e</w:t>
-      </w:r>
-      <w:r>
-        <w:rPr>
-          <w:i/>
-          <w:iCs/>
-        </w:rPr>
-        <w:t>.</w:t>
-      </w:r>
-      <w:r>
-        <w:rPr>
-          <w:i/>
-          <w:iCs/>
-        </w:rPr>
-        <w:t>g</w:t>
-      </w:r>
-      <w:r>
-        <w:rPr>
-          <w:i/>
-          <w:iCs/>
-        </w:rPr>
-        <w:t>.</w:t>
-      </w:r>
-      <w:r>
-        <w:rPr>
-          <w:i/>
-          <w:iCs/>
-        </w:rPr>
-        <w:t xml:space="preserve"> </w:t>
-      </w:r>
-      <w:proofErr w:type="spellStart"/>
-      <w:r>
-        <w:rPr>
-          <w:i/>
-          <w:iCs/>
-        </w:rPr>
-        <w:t>Coldfusion</w:t>
-      </w:r>
-      <w:proofErr w:type="spellEnd"/>
-      <w:r>
-        <w:rPr>
-          <w:i/>
-          <w:iCs/>
-        </w:rPr>
-        <w:t xml:space="preserve">, </w:t>
-      </w:r>
-      <w:r>
-        <w:rPr>
-          <w:i/>
-          <w:iCs/>
-        </w:rPr>
-        <w:t>Java</w:t>
-      </w:r>
-      <w:r>
-        <w:rPr>
-          <w:i/>
-          <w:iCs/>
-        </w:rPr>
-        <w:t>, PL/SQL</w:t>
-      </w:r>
-      <w:r>
-        <w:rPr>
-          <w:i/>
-          <w:iCs/>
-        </w:rPr>
-        <w:t xml:space="preserve">, </w:t>
-      </w:r>
-      <w:proofErr w:type="spellStart"/>
-      <w:r>
-        <w:rPr>
-          <w:i/>
-          <w:iCs/>
-        </w:rPr>
-        <w:t>PHP,.</w:t>
-      </w:r>
-      <w:r>
-        <w:rPr>
-          <w:i/>
-          <w:iCs/>
-        </w:rPr>
-        <w:t>Also</w:t>
-      </w:r>
-      <w:proofErr w:type="spellEnd"/>
-      <w:r>
-        <w:rPr>
-          <w:i/>
-          <w:iCs/>
-        </w:rPr>
-        <w:t xml:space="preserve"> include frameworks and methodologies used</w:t>
-      </w:r>
-      <w:r>
-        <w:rPr>
-          <w:i/>
-          <w:iCs/>
-        </w:rPr>
-        <w:t xml:space="preserve"> (e.g. Struts, Mach II)</w:t>
-      </w:r>
-    </w:p>
-    <w:p/>
     <w:p>
       <w:pPr>
         <w:pStyle w:val="ListParagraph"/>
@@ -4082,83 +3387,11 @@
       <w:pPr>
         <w:pStyle w:val="Heading2"/>
       </w:pPr>
-      <w:r>
-        <w:br w:type="page"/>
-      </w:r>
-      <w:bookmarkStart w:id="10" w:name="_Toc228384456"/>
-      <w:r>
-        <w:lastRenderedPageBreak/>
+      <w:bookmarkStart w:id="10" w:name="_Toc228894254"/>
+      <w:r>
         <w:t>Development Tools</w:t>
       </w:r>
       <w:bookmarkEnd w:id="10"/>
-    </w:p>
-    <w:p>
-      <w:pPr>
-        <w:pStyle w:val="BodyText2"/>
-      </w:pPr>
-      <w:r>
-        <w:t>This section should be used to document</w:t>
-      </w:r>
-      <w:r>
-        <w:t>:</w:t>
-      </w:r>
-    </w:p>
-    <w:p>
-      <w:pPr>
-        <w:pStyle w:val="BodyText2"/>
-        <w:ind w:left="60"/>
-      </w:pPr>
-      <w:r>
-        <w:t>any specific development tools</w:t>
-      </w:r>
-      <w:r>
-        <w:t>, compilers</w:t>
-      </w:r>
-      <w:r>
-        <w:t xml:space="preserve"> or suggested IDEs that are used for the application.</w:t>
-      </w:r>
-    </w:p>
-    <w:p>
-      <w:pPr>
-        <w:pStyle w:val="BodyText2"/>
-        <w:ind w:left="60"/>
-      </w:pPr>
-    </w:p>
-    <w:p>
-      <w:pPr>
-        <w:pStyle w:val="BodyText2"/>
-        <w:ind w:left="60"/>
-      </w:pPr>
-      <w:r>
-        <w:t xml:space="preserve"> Describe how software source control is performed (e.g. SVN)</w:t>
-      </w:r>
-    </w:p>
-    <w:p>
-      <w:pPr>
-        <w:pStyle w:val="BodyText2"/>
-        <w:ind w:left="60"/>
-      </w:pPr>
-      <w:r>
-        <w:t>Is automated deployment used?</w:t>
-      </w:r>
-    </w:p>
-    <w:p>
-      <w:pPr>
-        <w:pStyle w:val="BodyText2"/>
-        <w:ind w:left="60"/>
-      </w:pPr>
-      <w:r>
-        <w:t>Include how to build the local environment for debugging and any debugging tools that would be useful.</w:t>
-      </w:r>
-    </w:p>
-    <w:p>
-      <w:pPr>
-        <w:pStyle w:val="BodyText2"/>
-        <w:rPr>
-          <w:i w:val="0"/>
-          <w:iCs w:val="0"/>
-        </w:rPr>
-      </w:pPr>
     </w:p>
     <w:p>
       <w:pPr>
@@ -4354,88 +3587,13 @@
     </w:p>
     <w:p>
       <w:pPr>
-        <w:pStyle w:val="BodyText2"/>
-        <w:rPr>
-          <w:i w:val="0"/>
-          <w:iCs w:val="0"/>
-        </w:rPr>
-      </w:pPr>
-    </w:p>
-    <w:p>
-      <w:pPr>
-        <w:pStyle w:val="BodyText2"/>
-        <w:rPr>
-          <w:b/>
-          <w:bCs/>
-          <w:i w:val="0"/>
-          <w:iCs w:val="0"/>
-        </w:rPr>
-      </w:pPr>
-      <w:r>
-        <w:rPr>
-          <w:b/>
-          <w:bCs/>
-          <w:i w:val="0"/>
-          <w:iCs w:val="0"/>
-          <w:highlight w:val="yellow"/>
-        </w:rPr>
-        <w:t>BOOKMARK: ADD REPO LINK OR VERSION DETAILS</w:t>
-      </w:r>
-    </w:p>
-    <w:p>
-      <w:pPr>
         <w:pStyle w:val="Heading2"/>
       </w:pPr>
-      <w:bookmarkStart w:id="11" w:name="_Toc228384457"/>
+      <w:bookmarkStart w:id="11" w:name="_Toc228894255"/>
       <w:r>
         <w:t>Interfaces and services</w:t>
       </w:r>
       <w:bookmarkEnd w:id="11"/>
-    </w:p>
-    <w:p>
-      <w:pPr>
-        <w:rPr>
-          <w:i/>
-          <w:iCs/>
-        </w:rPr>
-      </w:pPr>
-      <w:r>
-        <w:rPr>
-          <w:i/>
-          <w:iCs/>
-        </w:rPr>
-        <w:t>List all interfaces (incoming, outgoing)</w:t>
-      </w:r>
-    </w:p>
-    <w:p>
-      <w:pPr>
-        <w:rPr>
-          <w:i/>
-          <w:iCs/>
-        </w:rPr>
-      </w:pPr>
-      <w:r>
-        <w:rPr>
-          <w:i/>
-          <w:iCs/>
-        </w:rPr>
-        <w:t>How are interfaces setup (on demand, push, pull, nightly)?</w:t>
-      </w:r>
-    </w:p>
-    <w:p>
-      <w:pPr>
-        <w:rPr>
-          <w:i/>
-          <w:iCs/>
-        </w:rPr>
-      </w:pPr>
-      <w:r>
-        <w:rPr>
-          <w:i/>
-          <w:iCs/>
-        </w:rPr>
-        <w:t>Are there any web services or APIs the application provides?</w:t>
-      </w:r>
     </w:p>
     <w:p>
       <w:pPr>
@@ -4542,7 +3700,7 @@
       <w:pPr>
         <w:pStyle w:val="Heading2"/>
       </w:pPr>
-      <w:bookmarkStart w:id="12" w:name="_Toc228384458"/>
+      <w:bookmarkStart w:id="12" w:name="_Toc228894256"/>
       <w:r>
         <w:lastRenderedPageBreak/>
         <w:t xml:space="preserve">Access, </w:t>
@@ -4555,123 +3713,6 @@
       </w:r>
       <w:bookmarkEnd w:id="12"/>
     </w:p>
-    <w:p>
-      <w:pPr>
-        <w:pStyle w:val="BodyText2"/>
-        <w:rPr>
-          <w:color w:val="0B769F" w:themeColor="accent4" w:themeShade="BF"/>
-        </w:rPr>
-      </w:pPr>
-      <w:r>
-        <w:rPr>
-          <w:color w:val="0B769F" w:themeColor="accent4" w:themeShade="BF"/>
-        </w:rPr>
-        <w:t>How to access the application</w:t>
-      </w:r>
-    </w:p>
-    <w:p>
-      <w:pPr>
-        <w:pStyle w:val="BodyText2"/>
-        <w:ind w:left="720"/>
-        <w:rPr>
-          <w:color w:val="0B769F" w:themeColor="accent4" w:themeShade="BF"/>
-        </w:rPr>
-      </w:pPr>
-      <w:r>
-        <w:rPr>
-          <w:color w:val="0B769F" w:themeColor="accent4" w:themeShade="BF"/>
-        </w:rPr>
-        <w:t xml:space="preserve">Web based (provide </w:t>
-      </w:r>
-      <w:proofErr w:type="spellStart"/>
-      <w:r>
-        <w:rPr>
-          <w:color w:val="0B769F" w:themeColor="accent4" w:themeShade="BF"/>
-        </w:rPr>
-        <w:t>url</w:t>
-      </w:r>
-      <w:proofErr w:type="spellEnd"/>
-      <w:r>
-        <w:rPr>
-          <w:color w:val="0B769F" w:themeColor="accent4" w:themeShade="BF"/>
-        </w:rPr>
-        <w:t>)</w:t>
-      </w:r>
-    </w:p>
-    <w:p>
-      <w:pPr>
-        <w:pStyle w:val="BodyText2"/>
-        <w:ind w:left="720"/>
-        <w:rPr>
-          <w:color w:val="0B769F" w:themeColor="accent4" w:themeShade="BF"/>
-        </w:rPr>
-      </w:pPr>
-      <w:r>
-        <w:rPr>
-          <w:color w:val="0B769F" w:themeColor="accent4" w:themeShade="BF"/>
-        </w:rPr>
-        <w:t>Bespoke access such as client server – provide client requirements</w:t>
-      </w:r>
-    </w:p>
-    <w:p>
-      <w:pPr>
-        <w:pStyle w:val="BodyText2"/>
-        <w:rPr>
-          <w:color w:val="0B769F" w:themeColor="accent4" w:themeShade="BF"/>
-        </w:rPr>
-      </w:pPr>
-      <w:r>
-        <w:rPr>
-          <w:color w:val="0B769F" w:themeColor="accent4" w:themeShade="BF"/>
-        </w:rPr>
-        <w:t xml:space="preserve">Details </w:t>
-      </w:r>
-      <w:r>
-        <w:rPr>
-          <w:color w:val="0B769F" w:themeColor="accent4" w:themeShade="BF"/>
-        </w:rPr>
-        <w:t>how</w:t>
-      </w:r>
-      <w:r>
-        <w:rPr>
-          <w:color w:val="0B769F" w:themeColor="accent4" w:themeShade="BF"/>
-        </w:rPr>
-        <w:t xml:space="preserve"> authentication </w:t>
-      </w:r>
-      <w:r>
-        <w:rPr>
-          <w:color w:val="0B769F" w:themeColor="accent4" w:themeShade="BF"/>
-        </w:rPr>
-        <w:t>works</w:t>
-      </w:r>
-    </w:p>
-    <w:p>
-      <w:pPr>
-        <w:pStyle w:val="BodyText2"/>
-        <w:rPr>
-          <w:color w:val="0B769F" w:themeColor="accent4" w:themeShade="BF"/>
-        </w:rPr>
-      </w:pPr>
-      <w:r>
-        <w:rPr>
-          <w:color w:val="0B769F" w:themeColor="accent4" w:themeShade="BF"/>
-        </w:rPr>
-        <w:t xml:space="preserve">Details how </w:t>
-      </w:r>
-      <w:r>
-        <w:rPr>
-          <w:color w:val="0B769F" w:themeColor="accent4" w:themeShade="BF"/>
-        </w:rPr>
-        <w:t>authorization</w:t>
-      </w:r>
-      <w:r>
-        <w:rPr>
-          <w:color w:val="0B769F" w:themeColor="accent4" w:themeShade="BF"/>
-        </w:rPr>
-        <w:t xml:space="preserve"> works</w:t>
-      </w:r>
-    </w:p>
-    <w:p/>
     <w:p>
       <w:pPr>
         <w:pStyle w:val="ListParagraph"/>
@@ -4720,38 +3761,21 @@
         <w:t>No permission-based access model</w:t>
       </w:r>
     </w:p>
-    <w:p/>
     <w:p>
       <w:pPr>
         <w:pStyle w:val="Heading2"/>
       </w:pPr>
-      <w:bookmarkStart w:id="13" w:name="_Toc228384459"/>
+      <w:bookmarkStart w:id="13" w:name="_Toc228894257"/>
       <w:r>
         <w:t>Delivery</w:t>
       </w:r>
       <w:bookmarkEnd w:id="13"/>
     </w:p>
     <w:p>
-      <w:pPr>
-        <w:pStyle w:val="BodyText2"/>
-      </w:pPr>
-      <w:r>
-        <w:t>State if the application is delivered via a Portal or embedded/part of a wider application (e.g.</w:t>
-      </w:r>
-      <w:r>
-        <w:t xml:space="preserve"> MyEd</w:t>
-      </w:r>
-      <w:r>
-        <w:t>)</w:t>
-      </w:r>
-    </w:p>
-    <w:p/>
-    <w:p>
       <w:r>
         <w:t>The application is delivered as:</w:t>
       </w:r>
     </w:p>
-    <w:p/>
     <w:p>
       <w:pPr>
         <w:pStyle w:val="ListParagraph"/>
@@ -4784,39 +3808,18 @@
         <w:t>Compiled executable (.exe) for end users</w:t>
       </w:r>
     </w:p>
-    <w:p/>
     <w:p>
       <w:r>
         <w:t>The system is not embedded within a larger application and operates independently.</w:t>
       </w:r>
     </w:p>
-    <w:p/>
-    <w:p>
-      <w:pPr>
-        <w:rPr>
-          <w:rStyle w:val="Strong"/>
-        </w:rPr>
-      </w:pPr>
-      <w:r>
-        <w:rPr>
-          <w:rStyle w:val="Strong"/>
-          <w:highlight w:val="yellow"/>
-        </w:rPr>
-        <w:t>BOOKMARK: ADD BUILD/EXPORT PROCESS DETAILS</w:t>
-      </w:r>
-    </w:p>
-    <w:p/>
     <w:p>
       <w:pPr>
         <w:pStyle w:val="Heading1"/>
         <w:spacing w:before="240" w:after="120"/>
       </w:pPr>
-      <w:r>
-        <w:br w:type="page"/>
-      </w:r>
-      <w:bookmarkStart w:id="14" w:name="_Toc228384460"/>
-      <w:r>
-        <w:lastRenderedPageBreak/>
+      <w:bookmarkStart w:id="14" w:name="_Toc228894258"/>
+      <w:r>
         <w:t>Support details</w:t>
       </w:r>
       <w:bookmarkEnd w:id="14"/>
@@ -4825,56 +3828,11 @@
       <w:pPr>
         <w:pStyle w:val="Heading2"/>
       </w:pPr>
-      <w:bookmarkStart w:id="15" w:name="_Toc228384461"/>
+      <w:bookmarkStart w:id="15" w:name="_Toc228894259"/>
       <w:r>
         <w:t>Third Party</w:t>
       </w:r>
       <w:bookmarkEnd w:id="15"/>
-    </w:p>
-    <w:p>
-      <w:pPr>
-        <w:rPr>
-          <w:i/>
-          <w:iCs/>
-        </w:rPr>
-      </w:pPr>
-      <w:r>
-        <w:rPr>
-          <w:i/>
-          <w:iCs/>
-        </w:rPr>
-        <w:t>Relevant details of any 3rd Party involvement (company name, primary contact name, primary contact telephone number). State if parts of the function is delivered by different parties.</w:t>
-      </w:r>
-    </w:p>
-    <w:p>
-      <w:pPr>
-        <w:rPr>
-          <w:i/>
-          <w:iCs/>
-        </w:rPr>
-      </w:pPr>
-      <w:r>
-        <w:rPr>
-          <w:i/>
-          <w:iCs/>
-        </w:rPr>
-        <w:t>Where available provide software or source code download information and where technical information by the supplier can be found. Information regarding frequency of updates and upgrade process should be described.</w:t>
-      </w:r>
-    </w:p>
-    <w:p>
-      <w:pPr>
-        <w:rPr>
-          <w:i/>
-          <w:iCs/>
-        </w:rPr>
-      </w:pPr>
-      <w:r>
-        <w:rPr>
-          <w:i/>
-          <w:iCs/>
-        </w:rPr>
-        <w:t>This information may not be available by developers and may need to be added by support staff.</w:t>
-      </w:r>
     </w:p>
     <w:p/>
     <w:tbl>
@@ -4884,14 +3842,15 @@
         <w:tblLook w:val="04A0" w:firstRow="1" w:lastRow="0" w:firstColumn="1" w:lastColumn="0" w:noHBand="0" w:noVBand="1"/>
       </w:tblPr>
       <w:tblGrid>
-        <w:gridCol w:w="3020"/>
-        <w:gridCol w:w="3020"/>
-        <w:gridCol w:w="3020"/>
+        <w:gridCol w:w="1404"/>
+        <w:gridCol w:w="2191"/>
+        <w:gridCol w:w="2610"/>
+        <w:gridCol w:w="2855"/>
       </w:tblGrid>
       <w:tr>
         <w:tc>
           <w:tcPr>
-            <w:tcW w:w="3020" w:type="dxa"/>
+            <w:tcW w:w="1404" w:type="dxa"/>
             <w:shd w:val="clear" w:color="auto" w:fill="D9D9D9" w:themeFill="background1" w:themeFillShade="D9"/>
             <w:vAlign w:val="center"/>
           </w:tcPr>
@@ -4915,7 +3874,7 @@
         </w:tc>
         <w:tc>
           <w:tcPr>
-            <w:tcW w:w="3020" w:type="dxa"/>
+            <w:tcW w:w="2191" w:type="dxa"/>
             <w:shd w:val="clear" w:color="auto" w:fill="D9D9D9" w:themeFill="background1" w:themeFillShade="D9"/>
             <w:vAlign w:val="center"/>
           </w:tcPr>
@@ -4939,7 +3898,31 @@
         </w:tc>
         <w:tc>
           <w:tcPr>
-            <w:tcW w:w="3020" w:type="dxa"/>
+            <w:tcW w:w="2610" w:type="dxa"/>
+            <w:shd w:val="clear" w:color="auto" w:fill="D9D9D9" w:themeFill="background1" w:themeFillShade="D9"/>
+            <w:vAlign w:val="center"/>
+          </w:tcPr>
+          <w:p>
+            <w:pPr>
+              <w:rPr>
+                <w:b/>
+                <w:bCs/>
+                <w:spacing w:val="20"/>
+              </w:rPr>
+            </w:pPr>
+            <w:r>
+              <w:rPr>
+                <w:b/>
+                <w:bCs/>
+                <w:spacing w:val="20"/>
+              </w:rPr>
+              <w:t>Website</w:t>
+            </w:r>
+          </w:p>
+        </w:tc>
+        <w:tc>
+          <w:tcPr>
+            <w:tcW w:w="2855" w:type="dxa"/>
             <w:shd w:val="clear" w:color="auto" w:fill="D9D9D9" w:themeFill="background1" w:themeFillShade="D9"/>
             <w:vAlign w:val="center"/>
           </w:tcPr>
@@ -4965,7 +3948,7 @@
       <w:tr>
         <w:tc>
           <w:tcPr>
-            <w:tcW w:w="3020" w:type="dxa"/>
+            <w:tcW w:w="1404" w:type="dxa"/>
             <w:vAlign w:val="center"/>
           </w:tcPr>
           <w:p>
@@ -4978,11 +3961,10 @@
               <w:t xml:space="preserve"> Games</w:t>
             </w:r>
           </w:p>
-          <w:p/>
         </w:tc>
         <w:tc>
           <w:tcPr>
-            <w:tcW w:w="3020" w:type="dxa"/>
+            <w:tcW w:w="2191" w:type="dxa"/>
             <w:vAlign w:val="center"/>
           </w:tcPr>
           <w:p>
@@ -4990,11 +3972,21 @@
               <w:t>GameMaker Studio 2</w:t>
             </w:r>
           </w:p>
-          <w:p/>
         </w:tc>
         <w:tc>
           <w:tcPr>
-            <w:tcW w:w="3020" w:type="dxa"/>
+            <w:tcW w:w="2610" w:type="dxa"/>
+            <w:vAlign w:val="center"/>
+          </w:tcPr>
+          <w:p>
+            <w:r>
+              <w:t>https://gamemaker.io/en</w:t>
+            </w:r>
+          </w:p>
+        </w:tc>
+        <w:tc>
+          <w:tcPr>
+            <w:tcW w:w="2855" w:type="dxa"/>
             <w:vAlign w:val="center"/>
           </w:tcPr>
           <w:p>
@@ -5002,7 +3994,6 @@
               <w:t>Game development engine</w:t>
             </w:r>
           </w:p>
-          <w:p/>
         </w:tc>
       </w:tr>
     </w:tbl>
@@ -5012,44 +4003,39 @@
         <w:t>No additional third-party services are used.</w:t>
       </w:r>
     </w:p>
-    <w:p/>
+    <w:p>
+      <w:pPr>
+        <w:pStyle w:val="Heading2"/>
+      </w:pPr>
+      <w:bookmarkStart w:id="16" w:name="_Toc228894260"/>
+      <w:r>
+        <w:t>Documentation</w:t>
+      </w:r>
+      <w:bookmarkEnd w:id="16"/>
+    </w:p>
     <w:p>
       <w:pPr>
         <w:rPr>
-          <w:rStyle w:val="Strong"/>
+          <w:sz w:val="24"/>
         </w:rPr>
       </w:pPr>
       <w:r>
         <w:rPr>
-          <w:rStyle w:val="Strong"/>
-          <w:highlight w:val="yellow"/>
+          <w:sz w:val="24"/>
         </w:rPr>
-        <w:t>BOOKMARK: ADD VERSION NUMBER IF REQUIRED</w:t>
-      </w:r>
-    </w:p>
-    <w:p>
-      <w:pPr>
-        <w:pStyle w:val="Heading2"/>
-      </w:pPr>
-      <w:bookmarkStart w:id="16" w:name="_Toc228384462"/>
-      <w:r>
-        <w:t>Documentation</w:t>
-      </w:r>
-      <w:bookmarkEnd w:id="16"/>
-    </w:p>
-    <w:p>
-      <w:pPr>
+        <w:t>Link to document repository:</w:t>
+      </w:r>
+      <w:r>
         <w:rPr>
-          <w:i/>
-          <w:iCs/>
+          <w:sz w:val="24"/>
         </w:rPr>
-      </w:pPr>
+        <w:t xml:space="preserve">  </w:t>
+      </w:r>
       <w:r>
         <w:rPr>
-          <w:i/>
-          <w:iCs/>
+          <w:sz w:val="24"/>
         </w:rPr>
-        <w:t>A link to any documentation such as user, technical or supplier documentation.</w:t>
+        <w:t>https://github.com/NickPokusa/Insomniac</w:t>
       </w:r>
     </w:p>
     <w:p/>
@@ -5107,60 +4093,15 @@
         <w:t>Implementation Documentation</w:t>
       </w:r>
     </w:p>
-    <w:p/>
-    <w:p>
-      <w:pPr>
-        <w:rPr>
-          <w:rStyle w:val="Strong"/>
-        </w:rPr>
-      </w:pPr>
-      <w:r>
-        <w:rPr>
-          <w:rStyle w:val="Strong"/>
-          <w:highlight w:val="yellow"/>
-        </w:rPr>
-        <w:t>BOOKMARK: ADD FILE LOCATIONS OR LINKS</w:t>
-      </w:r>
-    </w:p>
     <w:p>
       <w:pPr>
         <w:pStyle w:val="Heading2"/>
       </w:pPr>
-      <w:bookmarkStart w:id="17" w:name="_Toc228384463"/>
+      <w:bookmarkStart w:id="17" w:name="_Toc228894261"/>
       <w:r>
         <w:t>Standard tasks</w:t>
       </w:r>
       <w:bookmarkEnd w:id="17"/>
-    </w:p>
-    <w:p>
-      <w:pPr>
-        <w:rPr>
-          <w:i/>
-          <w:iCs/>
-        </w:rPr>
-      </w:pPr>
-      <w:r>
-        <w:rPr>
-          <w:i/>
-          <w:iCs/>
-        </w:rPr>
-        <w:t>Describe any tasks which are required for the delivery of the application which are not automated and require manual intervention</w:t>
-      </w:r>
-    </w:p>
-    <w:p>
-      <w:pPr>
-        <w:rPr>
-          <w:i/>
-          <w:iCs/>
-        </w:rPr>
-      </w:pPr>
-      <w:r>
-        <w:rPr>
-          <w:i/>
-          <w:iCs/>
-        </w:rPr>
-        <w:t>Describe tasks which are required to be performed on regular basis as part of business cycles, such as annual data roll overs, data clean-up, manual data extracts</w:t>
-      </w:r>
     </w:p>
     <w:p>
       <w:pPr>
@@ -5291,7 +4232,6 @@
         </w:numPr>
       </w:pPr>
       <w:r>
-        <w:lastRenderedPageBreak/>
         <w:t>Test build for runtime issues</w:t>
       </w:r>
     </w:p>
@@ -5300,171 +4240,11 @@
       <w:pPr>
         <w:pStyle w:val="Heading2"/>
       </w:pPr>
-      <w:bookmarkStart w:id="18" w:name="_Toc228384464"/>
+      <w:bookmarkStart w:id="18" w:name="_Toc228894262"/>
       <w:r>
         <w:t>Troubleshooting Guide</w:t>
       </w:r>
       <w:bookmarkEnd w:id="18"/>
-    </w:p>
-    <w:p>
-      <w:pPr>
-        <w:rPr>
-          <w:i/>
-          <w:iCs/>
-        </w:rPr>
-      </w:pPr>
-      <w:r>
-        <w:rPr>
-          <w:i/>
-          <w:iCs/>
-        </w:rPr>
-        <w:t xml:space="preserve">These pages should </w:t>
-      </w:r>
-      <w:proofErr w:type="spellStart"/>
-      <w:r>
-        <w:rPr>
-          <w:i/>
-          <w:iCs/>
-        </w:rPr>
-        <w:t>provided</w:t>
-      </w:r>
-      <w:proofErr w:type="spellEnd"/>
-      <w:r>
-        <w:rPr>
-          <w:i/>
-          <w:iCs/>
-        </w:rPr>
-        <w:t xml:space="preserve"> details of any advice that can be given to troubleshoot the service.  The sort of questions that could be answered by the text in these pages include:</w:t>
-      </w:r>
-    </w:p>
-    <w:p>
-      <w:pPr>
-        <w:rPr>
-          <w:i/>
-          <w:iCs/>
-        </w:rPr>
-      </w:pPr>
-    </w:p>
-    <w:p>
-      <w:pPr>
-        <w:rPr>
-          <w:i/>
-          <w:iCs/>
-        </w:rPr>
-      </w:pPr>
-      <w:r>
-        <w:rPr>
-          <w:i/>
-          <w:iCs/>
-        </w:rPr>
-        <w:t xml:space="preserve">Known accessibility issues (e.g. known browser incompatibilities) </w:t>
-      </w:r>
-    </w:p>
-    <w:p>
-      <w:pPr>
-        <w:rPr>
-          <w:i/>
-          <w:iCs/>
-        </w:rPr>
-      </w:pPr>
-      <w:r>
-        <w:rPr>
-          <w:i/>
-          <w:iCs/>
-        </w:rPr>
-        <w:t xml:space="preserve">Where to look to find error messages.  </w:t>
-      </w:r>
-    </w:p>
-    <w:p>
-      <w:pPr>
-        <w:rPr>
-          <w:i/>
-          <w:iCs/>
-        </w:rPr>
-      </w:pPr>
-      <w:r>
-        <w:rPr>
-          <w:i/>
-          <w:iCs/>
-        </w:rPr>
-        <w:t xml:space="preserve">Are there any special debugging instructions? </w:t>
-      </w:r>
-    </w:p>
-    <w:p>
-      <w:pPr>
-        <w:rPr>
-          <w:i/>
-          <w:iCs/>
-        </w:rPr>
-      </w:pPr>
-      <w:r>
-        <w:rPr>
-          <w:i/>
-          <w:iCs/>
-        </w:rPr>
-        <w:t xml:space="preserve">If certain errors can be predicted (for example data related errors that have been encountered in development and test phases, which it is anticipated may occur again in live) then what are the likely causes?  </w:t>
-      </w:r>
-    </w:p>
-    <w:p>
-      <w:pPr>
-        <w:rPr>
-          <w:i/>
-          <w:iCs/>
-        </w:rPr>
-      </w:pPr>
-      <w:r>
-        <w:rPr>
-          <w:i/>
-          <w:iCs/>
-        </w:rPr>
-        <w:t xml:space="preserve">Is there a script that can be used to identify the offending data item? How would the error be fixed? </w:t>
-      </w:r>
-    </w:p>
-    <w:p>
-      <w:pPr>
-        <w:rPr>
-          <w:i/>
-          <w:iCs/>
-        </w:rPr>
-      </w:pPr>
-      <w:r>
-        <w:rPr>
-          <w:i/>
-          <w:iCs/>
-        </w:rPr>
-        <w:t>List of known problems that have not been fixed in this version</w:t>
-      </w:r>
-    </w:p>
-    <w:p>
-      <w:pPr>
-        <w:rPr>
-          <w:i/>
-          <w:iCs/>
-        </w:rPr>
-      </w:pPr>
-      <w:r>
-        <w:rPr>
-          <w:i/>
-          <w:iCs/>
-        </w:rPr>
-        <w:t xml:space="preserve">For scheduled tasks that have failed, can they be run manually and if so how?  Are there implications of running during the day? Is there any </w:t>
-      </w:r>
-      <w:proofErr w:type="spellStart"/>
-      <w:r>
-        <w:rPr>
-          <w:i/>
-          <w:iCs/>
-        </w:rPr>
-        <w:t>clean up</w:t>
-      </w:r>
-      <w:proofErr w:type="spellEnd"/>
-      <w:r>
-        <w:rPr>
-          <w:i/>
-          <w:iCs/>
-        </w:rPr>
-        <w:t xml:space="preserve"> work that has to be done before retrying? Where possible, this would include step by step instructions</w:t>
-      </w:r>
     </w:p>
     <w:p/>
     <w:tbl>
@@ -5558,11 +4338,19 @@
                 <w:lang w:val="en-US"/>
               </w:rPr>
             </w:pPr>
+            <w:proofErr w:type="gramStart"/>
             <w:r>
               <w:rPr>
                 <w:lang w:val="en-US"/>
               </w:rPr>
-              <w:t>Game does not launch</w:t>
+              <w:t>Game does</w:t>
+            </w:r>
+            <w:proofErr w:type="gramEnd"/>
+            <w:r>
+              <w:rPr>
+                <w:lang w:val="en-US"/>
+              </w:rPr>
+              <w:t xml:space="preserve"> not launch</w:t>
             </w:r>
           </w:p>
         </w:tc>
@@ -5832,17 +4620,29 @@
     <w:p>
       <w:pPr>
         <w:rPr>
-          <w:b/>
-          <w:bCs/>
+          <w:sz w:val="24"/>
         </w:rPr>
       </w:pPr>
       <w:r>
+        <w:t>Bug Log stored here</w:t>
+      </w:r>
+      <w:r>
         <w:rPr>
-          <w:b/>
-          <w:bCs/>
-          <w:highlight w:val="yellow"/>
+          <w:sz w:val="24"/>
         </w:rPr>
-        <w:t>BOOKMARK: ADD BUG LOG ISSUES HERE</w:t>
+        <w:t>:</w:t>
+      </w:r>
+      <w:r>
+        <w:rPr>
+          <w:sz w:val="24"/>
+        </w:rPr>
+        <w:t xml:space="preserve">  </w:t>
+      </w:r>
+      <w:r>
+        <w:rPr>
+          <w:sz w:val="24"/>
+        </w:rPr>
+        <w:t>https://github.com/NickPokusa/Insomniac</w:t>
       </w:r>
     </w:p>
     <w:p/>
@@ -5851,20 +4651,11 @@
         <w:pStyle w:val="Heading1"/>
         <w:spacing w:before="240" w:after="120"/>
       </w:pPr>
-      <w:r>
-        <w:br w:type="page"/>
-      </w:r>
-      <w:bookmarkStart w:id="19" w:name="_Toc228384465"/>
-      <w:r>
-        <w:lastRenderedPageBreak/>
+      <w:bookmarkStart w:id="19" w:name="_Toc228894263"/>
+      <w:r>
         <w:t>Related Projects or Major Support Work</w:t>
       </w:r>
       <w:bookmarkEnd w:id="19"/>
-    </w:p>
-    <w:p>
-      <w:r>
-        <w:t>The following table lists previous projects or major pieces of support work that have been carried out on this service:</w:t>
-      </w:r>
     </w:p>
     <w:p>
       <w:pPr>
@@ -6081,22 +4872,13 @@
       </w:tr>
     </w:tbl>
     <w:p/>
-    <w:p>
-      <w:r>
-        <w:rPr>
-          <w:b/>
-          <w:bCs/>
-          <w:highlight w:val="yellow"/>
-        </w:rPr>
-        <w:t>BOOKMARK: ADD FUTURE ENHANCEMENTS OR RELATED WORK</w:t>
-      </w:r>
-    </w:p>
+    <w:p/>
     <w:p>
       <w:pPr>
         <w:pStyle w:val="Heading1"/>
         <w:spacing w:before="240" w:after="120"/>
       </w:pPr>
-      <w:bookmarkStart w:id="20" w:name="_Toc228384466"/>
+      <w:bookmarkStart w:id="20" w:name="_Toc228894264"/>
       <w:r>
         <w:t>Document Sign Off</w:t>
       </w:r>
@@ -6219,7 +5001,7 @@
           </w:tcPr>
           <w:p>
             <w:r>
-              <w:t>Application Management</w:t>
+              <w:t>Project Manager</w:t>
             </w:r>
           </w:p>
         </w:tc>
@@ -6228,104 +5010,10 @@
             <w:tcW w:w="2136" w:type="pct"/>
           </w:tcPr>
           <w:p>
-            <w:pPr>
-              <w:rPr>
-                <w:b/>
-                <w:bCs/>
-              </w:rPr>
-            </w:pPr>
-          </w:p>
-        </w:tc>
-        <w:tc>
-          <w:tcPr>
-            <w:tcW w:w="880" w:type="pct"/>
-          </w:tcPr>
-          <w:p>
-            <w:pPr>
-              <w:jc w:val="center"/>
-              <w:rPr>
-                <w:b/>
-                <w:bCs/>
-              </w:rPr>
-            </w:pPr>
-          </w:p>
-        </w:tc>
-      </w:tr>
-      <w:tr>
-        <w:tc>
-          <w:tcPr>
-            <w:tcW w:w="1984" w:type="pct"/>
-            <w:shd w:val="clear" w:color="auto" w:fill="E0E0E0"/>
-          </w:tcPr>
-          <w:p>
             <w:r>
-              <w:t>Production Management Coordinator</w:t>
+              <w:t>Jessica Coffel</w:t>
             </w:r>
           </w:p>
-        </w:tc>
-        <w:tc>
-          <w:tcPr>
-            <w:tcW w:w="2136" w:type="pct"/>
-          </w:tcPr>
-          <w:p/>
-        </w:tc>
-        <w:tc>
-          <w:tcPr>
-            <w:tcW w:w="880" w:type="pct"/>
-          </w:tcPr>
-          <w:p>
-            <w:pPr>
-              <w:jc w:val="center"/>
-            </w:pPr>
-          </w:p>
-        </w:tc>
-      </w:tr>
-      <w:tr>
-        <w:tc>
-          <w:tcPr>
-            <w:tcW w:w="1984" w:type="pct"/>
-            <w:shd w:val="clear" w:color="auto" w:fill="E0E0E0"/>
-          </w:tcPr>
-          <w:p>
-            <w:r>
-              <w:t>Project Manager</w:t>
-            </w:r>
-          </w:p>
-        </w:tc>
-        <w:tc>
-          <w:tcPr>
-            <w:tcW w:w="2136" w:type="pct"/>
-          </w:tcPr>
-          <w:p/>
-        </w:tc>
-        <w:tc>
-          <w:tcPr>
-            <w:tcW w:w="880" w:type="pct"/>
-          </w:tcPr>
-          <w:p>
-            <w:pPr>
-              <w:jc w:val="center"/>
-            </w:pPr>
-          </w:p>
-        </w:tc>
-      </w:tr>
-      <w:tr>
-        <w:tc>
-          <w:tcPr>
-            <w:tcW w:w="1984" w:type="pct"/>
-            <w:shd w:val="clear" w:color="auto" w:fill="E0E0E0"/>
-          </w:tcPr>
-          <w:p>
-            <w:r>
-              <w:t xml:space="preserve">Project Sponsor </w:t>
-            </w:r>
-          </w:p>
-        </w:tc>
-        <w:tc>
-          <w:tcPr>
-            <w:tcW w:w="2136" w:type="pct"/>
-          </w:tcPr>
-          <w:p/>
         </w:tc>
         <w:tc>
           <w:tcPr>
@@ -6354,7 +5042,11 @@
           <w:tcPr>
             <w:tcW w:w="2136" w:type="pct"/>
           </w:tcPr>
-          <w:p/>
+          <w:p>
+            <w:r>
+              <w:t>Tom DiGuido</w:t>
+            </w:r>
+          </w:p>
         </w:tc>
         <w:tc>
           <w:tcPr>
@@ -6364,35 +5056,9 @@
             <w:pPr>
               <w:jc w:val="center"/>
             </w:pPr>
-          </w:p>
-        </w:tc>
-      </w:tr>
-      <w:tr>
-        <w:tc>
-          <w:tcPr>
-            <w:tcW w:w="1984" w:type="pct"/>
-            <w:shd w:val="clear" w:color="auto" w:fill="E0E0E0"/>
-          </w:tcPr>
-          <w:p>
             <w:r>
-              <w:t xml:space="preserve">Systems Analyst Designer </w:t>
+              <w:t>5/5/26</w:t>
             </w:r>
-          </w:p>
-        </w:tc>
-        <w:tc>
-          <w:tcPr>
-            <w:tcW w:w="2136" w:type="pct"/>
-          </w:tcPr>
-          <w:p/>
-        </w:tc>
-        <w:tc>
-          <w:tcPr>
-            <w:tcW w:w="880" w:type="pct"/>
-          </w:tcPr>
-          <w:p>
-            <w:pPr>
-              <w:jc w:val="center"/>
-            </w:pPr>
           </w:p>
         </w:tc>
       </w:tr>
@@ -6412,7 +5078,11 @@
           <w:tcPr>
             <w:tcW w:w="2136" w:type="pct"/>
           </w:tcPr>
-          <w:p/>
+          <w:p>
+            <w:r>
+              <w:t>Nick Pokusa</w:t>
+            </w:r>
+          </w:p>
         </w:tc>
         <w:tc>
           <w:tcPr>
@@ -6428,8 +5098,8 @@
     </w:tbl>
     <w:p/>
     <w:sectPr>
-      <w:headerReference w:type="default" r:id="rId8"/>
-      <w:footerReference w:type="default" r:id="rId9"/>
+      <w:headerReference w:type="default" r:id="rId9"/>
+      <w:footerReference w:type="default" r:id="rId10"/>
       <w:pgSz w:w="11906" w:h="16838"/>
       <w:pgMar w:top="1134" w:right="1418" w:bottom="1134" w:left="1418" w:header="709" w:footer="709" w:gutter="0"/>
       <w:cols w:space="708"/>
@@ -6642,7 +5312,10 @@
             <w:t xml:space="preserve">Version: </w:t>
           </w:r>
           <w:r>
-            <w:t>1.0</w:t>
+            <w:t>1.</w:t>
+          </w:r>
+          <w:r>
+            <w:t>1</w:t>
           </w:r>
         </w:p>
       </w:tc>
@@ -9201,6 +7874,119 @@
     </w:lvl>
   </w:abstractNum>
   <w:abstractNum w:abstractNumId="22" w15:restartNumberingAfterBreak="0">
+    <w:nsid w:val="36533B2D"/>
+    <w:multiLevelType w:val="hybridMultilevel"/>
+    <w:tmpl w:val="C60A28E2"/>
+    <w:lvl w:ilvl="0" w:tplc="04090001">
+      <w:start w:val="1"/>
+      <w:numFmt w:val="bullet"/>
+      <w:lvlText w:val=""/>
+      <w:lvlJc w:val="left"/>
+      <w:pPr>
+        <w:ind w:left="720" w:hanging="360"/>
+      </w:pPr>
+      <w:rPr>
+        <w:rFonts w:ascii="Symbol" w:hAnsi="Symbol" w:hint="default"/>
+      </w:rPr>
+    </w:lvl>
+    <w:lvl w:ilvl="1" w:tplc="04090003" w:tentative="1">
+      <w:start w:val="1"/>
+      <w:numFmt w:val="bullet"/>
+      <w:lvlText w:val="o"/>
+      <w:lvlJc w:val="left"/>
+      <w:pPr>
+        <w:ind w:left="1440" w:hanging="360"/>
+      </w:pPr>
+      <w:rPr>
+        <w:rFonts w:ascii="Courier New" w:hAnsi="Courier New" w:cs="Courier New" w:hint="default"/>
+      </w:rPr>
+    </w:lvl>
+    <w:lvl w:ilvl="2" w:tplc="04090005" w:tentative="1">
+      <w:start w:val="1"/>
+      <w:numFmt w:val="bullet"/>
+      <w:lvlText w:val=""/>
+      <w:lvlJc w:val="left"/>
+      <w:pPr>
+        <w:ind w:left="2160" w:hanging="360"/>
+      </w:pPr>
+      <w:rPr>
+        <w:rFonts w:ascii="Wingdings" w:hAnsi="Wingdings" w:hint="default"/>
+      </w:rPr>
+    </w:lvl>
+    <w:lvl w:ilvl="3" w:tplc="04090001" w:tentative="1">
+      <w:start w:val="1"/>
+      <w:numFmt w:val="bullet"/>
+      <w:lvlText w:val=""/>
+      <w:lvlJc w:val="left"/>
+      <w:pPr>
+        <w:ind w:left="2880" w:hanging="360"/>
+      </w:pPr>
+      <w:rPr>
+        <w:rFonts w:ascii="Symbol" w:hAnsi="Symbol" w:hint="default"/>
+      </w:rPr>
+    </w:lvl>
+    <w:lvl w:ilvl="4" w:tplc="04090003" w:tentative="1">
+      <w:start w:val="1"/>
+      <w:numFmt w:val="bullet"/>
+      <w:lvlText w:val="o"/>
+      <w:lvlJc w:val="left"/>
+      <w:pPr>
+        <w:ind w:left="3600" w:hanging="360"/>
+      </w:pPr>
+      <w:rPr>
+        <w:rFonts w:ascii="Courier New" w:hAnsi="Courier New" w:cs="Courier New" w:hint="default"/>
+      </w:rPr>
+    </w:lvl>
+    <w:lvl w:ilvl="5" w:tplc="04090005" w:tentative="1">
+      <w:start w:val="1"/>
+      <w:numFmt w:val="bullet"/>
+      <w:lvlText w:val=""/>
+      <w:lvlJc w:val="left"/>
+      <w:pPr>
+        <w:ind w:left="4320" w:hanging="360"/>
+      </w:pPr>
+      <w:rPr>
+        <w:rFonts w:ascii="Wingdings" w:hAnsi="Wingdings" w:hint="default"/>
+      </w:rPr>
+    </w:lvl>
+    <w:lvl w:ilvl="6" w:tplc="04090001" w:tentative="1">
+      <w:start w:val="1"/>
+      <w:numFmt w:val="bullet"/>
+      <w:lvlText w:val=""/>
+      <w:lvlJc w:val="left"/>
+      <w:pPr>
+        <w:ind w:left="5040" w:hanging="360"/>
+      </w:pPr>
+      <w:rPr>
+        <w:rFonts w:ascii="Symbol" w:hAnsi="Symbol" w:hint="default"/>
+      </w:rPr>
+    </w:lvl>
+    <w:lvl w:ilvl="7" w:tplc="04090003" w:tentative="1">
+      <w:start w:val="1"/>
+      <w:numFmt w:val="bullet"/>
+      <w:lvlText w:val="o"/>
+      <w:lvlJc w:val="left"/>
+      <w:pPr>
+        <w:ind w:left="5760" w:hanging="360"/>
+      </w:pPr>
+      <w:rPr>
+        <w:rFonts w:ascii="Courier New" w:hAnsi="Courier New" w:cs="Courier New" w:hint="default"/>
+      </w:rPr>
+    </w:lvl>
+    <w:lvl w:ilvl="8" w:tplc="04090005" w:tentative="1">
+      <w:start w:val="1"/>
+      <w:numFmt w:val="bullet"/>
+      <w:lvlText w:val=""/>
+      <w:lvlJc w:val="left"/>
+      <w:pPr>
+        <w:ind w:left="6480" w:hanging="360"/>
+      </w:pPr>
+      <w:rPr>
+        <w:rFonts w:ascii="Wingdings" w:hAnsi="Wingdings" w:hint="default"/>
+      </w:rPr>
+    </w:lvl>
+  </w:abstractNum>
+  <w:abstractNum w:abstractNumId="23" w15:restartNumberingAfterBreak="0">
     <w:nsid w:val="37004BC4"/>
     <w:multiLevelType w:val="hybridMultilevel"/>
     <w:tmpl w:val="D34C85AA"/>
@@ -9313,7 +8099,7 @@
       </w:rPr>
     </w:lvl>
   </w:abstractNum>
-  <w:abstractNum w:abstractNumId="23" w15:restartNumberingAfterBreak="0">
+  <w:abstractNum w:abstractNumId="24" w15:restartNumberingAfterBreak="0">
     <w:nsid w:val="379348FD"/>
     <w:multiLevelType w:val="hybridMultilevel"/>
     <w:tmpl w:val="8A48735A"/>
@@ -9399,7 +8185,7 @@
       </w:pPr>
     </w:lvl>
   </w:abstractNum>
-  <w:abstractNum w:abstractNumId="24" w15:restartNumberingAfterBreak="0">
+  <w:abstractNum w:abstractNumId="25" w15:restartNumberingAfterBreak="0">
     <w:nsid w:val="37FF02D1"/>
     <w:multiLevelType w:val="hybridMultilevel"/>
     <w:tmpl w:val="56BE2A58"/>
@@ -9539,7 +8325,7 @@
       </w:rPr>
     </w:lvl>
   </w:abstractNum>
-  <w:abstractNum w:abstractNumId="25" w15:restartNumberingAfterBreak="0">
+  <w:abstractNum w:abstractNumId="26" w15:restartNumberingAfterBreak="0">
     <w:nsid w:val="3EBA2770"/>
     <w:multiLevelType w:val="hybridMultilevel"/>
     <w:tmpl w:val="5E764926"/>
@@ -9652,7 +8438,7 @@
       </w:rPr>
     </w:lvl>
   </w:abstractNum>
-  <w:abstractNum w:abstractNumId="26" w15:restartNumberingAfterBreak="0">
+  <w:abstractNum w:abstractNumId="27" w15:restartNumberingAfterBreak="0">
     <w:nsid w:val="3F0F58BE"/>
     <w:multiLevelType w:val="hybridMultilevel"/>
     <w:tmpl w:val="9544E462"/>
@@ -9765,7 +8551,7 @@
       </w:pPr>
     </w:lvl>
   </w:abstractNum>
-  <w:abstractNum w:abstractNumId="27" w15:restartNumberingAfterBreak="0">
+  <w:abstractNum w:abstractNumId="28" w15:restartNumberingAfterBreak="0">
     <w:nsid w:val="439C7437"/>
     <w:multiLevelType w:val="hybridMultilevel"/>
     <w:tmpl w:val="876819F6"/>
@@ -9905,7 +8691,7 @@
       </w:rPr>
     </w:lvl>
   </w:abstractNum>
-  <w:abstractNum w:abstractNumId="28" w15:restartNumberingAfterBreak="0">
+  <w:abstractNum w:abstractNumId="29" w15:restartNumberingAfterBreak="0">
     <w:nsid w:val="445F31B2"/>
     <w:multiLevelType w:val="hybridMultilevel"/>
     <w:tmpl w:val="890C047E"/>
@@ -10018,7 +8804,7 @@
       </w:rPr>
     </w:lvl>
   </w:abstractNum>
-  <w:abstractNum w:abstractNumId="29" w15:restartNumberingAfterBreak="0">
+  <w:abstractNum w:abstractNumId="30" w15:restartNumberingAfterBreak="0">
     <w:nsid w:val="45CE3A2F"/>
     <w:multiLevelType w:val="hybridMultilevel"/>
     <w:tmpl w:val="B23659BC"/>
@@ -10131,7 +8917,7 @@
       </w:rPr>
     </w:lvl>
   </w:abstractNum>
-  <w:abstractNum w:abstractNumId="30" w15:restartNumberingAfterBreak="0">
+  <w:abstractNum w:abstractNumId="31" w15:restartNumberingAfterBreak="0">
     <w:nsid w:val="45F918CB"/>
     <w:multiLevelType w:val="hybridMultilevel"/>
     <w:tmpl w:val="A7028410"/>
@@ -10244,7 +9030,7 @@
       </w:rPr>
     </w:lvl>
   </w:abstractNum>
-  <w:abstractNum w:abstractNumId="31" w15:restartNumberingAfterBreak="0">
+  <w:abstractNum w:abstractNumId="32" w15:restartNumberingAfterBreak="0">
     <w:nsid w:val="47CE6F96"/>
     <w:multiLevelType w:val="multilevel"/>
     <w:tmpl w:val="32540F34"/>
@@ -10393,7 +9179,7 @@
       </w:rPr>
     </w:lvl>
   </w:abstractNum>
-  <w:abstractNum w:abstractNumId="32" w15:restartNumberingAfterBreak="0">
+  <w:abstractNum w:abstractNumId="33" w15:restartNumberingAfterBreak="0">
     <w:nsid w:val="4A7C4C57"/>
     <w:multiLevelType w:val="hybridMultilevel"/>
     <w:tmpl w:val="D82EDB30"/>
@@ -10506,7 +9292,7 @@
       </w:rPr>
     </w:lvl>
   </w:abstractNum>
-  <w:abstractNum w:abstractNumId="33" w15:restartNumberingAfterBreak="0">
+  <w:abstractNum w:abstractNumId="34" w15:restartNumberingAfterBreak="0">
     <w:nsid w:val="51612CCB"/>
     <w:multiLevelType w:val="hybridMultilevel"/>
     <w:tmpl w:val="2D2679AC"/>
@@ -10619,7 +9405,7 @@
       </w:rPr>
     </w:lvl>
   </w:abstractNum>
-  <w:abstractNum w:abstractNumId="34" w15:restartNumberingAfterBreak="0">
+  <w:abstractNum w:abstractNumId="35" w15:restartNumberingAfterBreak="0">
     <w:nsid w:val="55433041"/>
     <w:multiLevelType w:val="hybridMultilevel"/>
     <w:tmpl w:val="C114B5DA"/>
@@ -10732,7 +9518,7 @@
       </w:rPr>
     </w:lvl>
   </w:abstractNum>
-  <w:abstractNum w:abstractNumId="35" w15:restartNumberingAfterBreak="0">
+  <w:abstractNum w:abstractNumId="36" w15:restartNumberingAfterBreak="0">
     <w:nsid w:val="57A34D87"/>
     <w:multiLevelType w:val="hybridMultilevel"/>
     <w:tmpl w:val="ECD64AD2"/>
@@ -10845,7 +9631,7 @@
       </w:rPr>
     </w:lvl>
   </w:abstractNum>
-  <w:abstractNum w:abstractNumId="36" w15:restartNumberingAfterBreak="0">
+  <w:abstractNum w:abstractNumId="37" w15:restartNumberingAfterBreak="0">
     <w:nsid w:val="586B5147"/>
     <w:multiLevelType w:val="multilevel"/>
     <w:tmpl w:val="9642D826"/>
@@ -10994,7 +9780,7 @@
       </w:rPr>
     </w:lvl>
   </w:abstractNum>
-  <w:abstractNum w:abstractNumId="37" w15:restartNumberingAfterBreak="0">
+  <w:abstractNum w:abstractNumId="38" w15:restartNumberingAfterBreak="0">
     <w:nsid w:val="591F4CA0"/>
     <w:multiLevelType w:val="hybridMultilevel"/>
     <w:tmpl w:val="BD724BF2"/>
@@ -11107,7 +9893,7 @@
       </w:rPr>
     </w:lvl>
   </w:abstractNum>
-  <w:abstractNum w:abstractNumId="38" w15:restartNumberingAfterBreak="0">
+  <w:abstractNum w:abstractNumId="39" w15:restartNumberingAfterBreak="0">
     <w:nsid w:val="6A5B639A"/>
     <w:multiLevelType w:val="hybridMultilevel"/>
     <w:tmpl w:val="C1B8680E"/>
@@ -11220,7 +10006,7 @@
       </w:rPr>
     </w:lvl>
   </w:abstractNum>
-  <w:abstractNum w:abstractNumId="39" w15:restartNumberingAfterBreak="0">
+  <w:abstractNum w:abstractNumId="40" w15:restartNumberingAfterBreak="0">
     <w:nsid w:val="6E7845C4"/>
     <w:multiLevelType w:val="hybridMultilevel"/>
     <w:tmpl w:val="AC0AA3D4"/>
@@ -11306,7 +10092,7 @@
       </w:pPr>
     </w:lvl>
   </w:abstractNum>
-  <w:abstractNum w:abstractNumId="40" w15:restartNumberingAfterBreak="0">
+  <w:abstractNum w:abstractNumId="41" w15:restartNumberingAfterBreak="0">
     <w:nsid w:val="6EF73A79"/>
     <w:multiLevelType w:val="hybridMultilevel"/>
     <w:tmpl w:val="BF50009E"/>
@@ -11392,7 +10178,7 @@
       </w:pPr>
     </w:lvl>
   </w:abstractNum>
-  <w:abstractNum w:abstractNumId="41" w15:restartNumberingAfterBreak="0">
+  <w:abstractNum w:abstractNumId="42" w15:restartNumberingAfterBreak="0">
     <w:nsid w:val="6FF1433B"/>
     <w:multiLevelType w:val="hybridMultilevel"/>
     <w:tmpl w:val="052480F2"/>
@@ -11532,7 +10318,7 @@
       </w:rPr>
     </w:lvl>
   </w:abstractNum>
-  <w:abstractNum w:abstractNumId="42" w15:restartNumberingAfterBreak="0">
+  <w:abstractNum w:abstractNumId="43" w15:restartNumberingAfterBreak="0">
     <w:nsid w:val="70C2115B"/>
     <w:multiLevelType w:val="hybridMultilevel"/>
     <w:tmpl w:val="11EA7EC8"/>
@@ -11645,7 +10431,7 @@
       </w:rPr>
     </w:lvl>
   </w:abstractNum>
-  <w:abstractNum w:abstractNumId="43" w15:restartNumberingAfterBreak="0">
+  <w:abstractNum w:abstractNumId="44" w15:restartNumberingAfterBreak="0">
     <w:nsid w:val="73BA69AD"/>
     <w:multiLevelType w:val="hybridMultilevel"/>
     <w:tmpl w:val="E22EC000"/>
@@ -11758,7 +10544,7 @@
       </w:rPr>
     </w:lvl>
   </w:abstractNum>
-  <w:abstractNum w:abstractNumId="44" w15:restartNumberingAfterBreak="0">
+  <w:abstractNum w:abstractNumId="45" w15:restartNumberingAfterBreak="0">
     <w:nsid w:val="746B7FE8"/>
     <w:multiLevelType w:val="multilevel"/>
     <w:tmpl w:val="7CD0B630"/>
@@ -11907,7 +10693,7 @@
       </w:rPr>
     </w:lvl>
   </w:abstractNum>
-  <w:abstractNum w:abstractNumId="45" w15:restartNumberingAfterBreak="0">
+  <w:abstractNum w:abstractNumId="46" w15:restartNumberingAfterBreak="0">
     <w:nsid w:val="755749D6"/>
     <w:multiLevelType w:val="hybridMultilevel"/>
     <w:tmpl w:val="C8142E94"/>
@@ -12020,7 +10806,7 @@
       </w:rPr>
     </w:lvl>
   </w:abstractNum>
-  <w:abstractNum w:abstractNumId="46" w15:restartNumberingAfterBreak="0">
+  <w:abstractNum w:abstractNumId="47" w15:restartNumberingAfterBreak="0">
     <w:nsid w:val="75602E9A"/>
     <w:multiLevelType w:val="hybridMultilevel"/>
     <w:tmpl w:val="FB546D30"/>
@@ -12133,7 +10919,7 @@
       </w:rPr>
     </w:lvl>
   </w:abstractNum>
-  <w:abstractNum w:abstractNumId="47" w15:restartNumberingAfterBreak="0">
+  <w:abstractNum w:abstractNumId="48" w15:restartNumberingAfterBreak="0">
     <w:nsid w:val="75FA3960"/>
     <w:multiLevelType w:val="hybridMultilevel"/>
     <w:tmpl w:val="C2A26B34"/>
@@ -12246,7 +11032,7 @@
       </w:pPr>
     </w:lvl>
   </w:abstractNum>
-  <w:abstractNum w:abstractNumId="48" w15:restartNumberingAfterBreak="0">
+  <w:abstractNum w:abstractNumId="49" w15:restartNumberingAfterBreak="0">
     <w:nsid w:val="795A3AE5"/>
     <w:multiLevelType w:val="multilevel"/>
     <w:tmpl w:val="0409001F"/>
@@ -12362,7 +11148,7 @@
       </w:pPr>
     </w:lvl>
   </w:abstractNum>
-  <w:abstractNum w:abstractNumId="49" w15:restartNumberingAfterBreak="0">
+  <w:abstractNum w:abstractNumId="50" w15:restartNumberingAfterBreak="0">
     <w:nsid w:val="7AE44B4E"/>
     <w:multiLevelType w:val="hybridMultilevel"/>
     <w:tmpl w:val="66787344"/>
@@ -12502,7 +11288,7 @@
       </w:rPr>
     </w:lvl>
   </w:abstractNum>
-  <w:abstractNum w:abstractNumId="50" w15:restartNumberingAfterBreak="0">
+  <w:abstractNum w:abstractNumId="51" w15:restartNumberingAfterBreak="0">
     <w:nsid w:val="7B402857"/>
     <w:multiLevelType w:val="hybridMultilevel"/>
     <w:tmpl w:val="965E3B7E"/>
@@ -12615,7 +11401,7 @@
       </w:rPr>
     </w:lvl>
   </w:abstractNum>
-  <w:abstractNum w:abstractNumId="51" w15:restartNumberingAfterBreak="0">
+  <w:abstractNum w:abstractNumId="52" w15:restartNumberingAfterBreak="0">
     <w:nsid w:val="7B634FD5"/>
     <w:multiLevelType w:val="hybridMultilevel"/>
     <w:tmpl w:val="BE5EBC28"/>
@@ -12728,7 +11514,7 @@
       </w:rPr>
     </w:lvl>
   </w:abstractNum>
-  <w:abstractNum w:abstractNumId="52" w15:restartNumberingAfterBreak="0">
+  <w:abstractNum w:abstractNumId="53" w15:restartNumberingAfterBreak="0">
     <w:nsid w:val="7B960A71"/>
     <w:multiLevelType w:val="hybridMultilevel"/>
     <w:tmpl w:val="813A05CA"/>
@@ -12870,7 +11656,7 @@
       </w:rPr>
     </w:lvl>
   </w:abstractNum>
-  <w:abstractNum w:abstractNumId="53" w15:restartNumberingAfterBreak="0">
+  <w:abstractNum w:abstractNumId="54" w15:restartNumberingAfterBreak="0">
     <w:nsid w:val="7CCD17D8"/>
     <w:multiLevelType w:val="hybridMultilevel"/>
     <w:tmpl w:val="615C5FE0"/>
@@ -12956,7 +11742,7 @@
       </w:pPr>
     </w:lvl>
   </w:abstractNum>
-  <w:abstractNum w:abstractNumId="54" w15:restartNumberingAfterBreak="0">
+  <w:abstractNum w:abstractNumId="55" w15:restartNumberingAfterBreak="0">
     <w:nsid w:val="7F5A0318"/>
     <w:multiLevelType w:val="hybridMultilevel"/>
     <w:tmpl w:val="A194585E"/>
@@ -13097,13 +11883,13 @@
     </w:lvl>
   </w:abstractNum>
   <w:num w:numId="1" w16cid:durableId="931209214">
-    <w:abstractNumId w:val="47"/>
+    <w:abstractNumId w:val="48"/>
   </w:num>
   <w:num w:numId="2" w16cid:durableId="272398264">
     <w:abstractNumId w:val="10"/>
   </w:num>
   <w:num w:numId="3" w16cid:durableId="789007502">
-    <w:abstractNumId w:val="48"/>
+    <w:abstractNumId w:val="49"/>
   </w:num>
   <w:num w:numId="4" w16cid:durableId="804156926">
     <w:abstractNumId w:val="11"/>
@@ -13145,7 +11931,7 @@
     <w:abstractNumId w:val="21"/>
   </w:num>
   <w:num w:numId="17" w16cid:durableId="510993527">
-    <w:abstractNumId w:val="24"/>
+    <w:abstractNumId w:val="25"/>
   </w:num>
   <w:num w:numId="18" w16cid:durableId="811942088">
     <w:abstractNumId w:val="10"/>
@@ -13160,19 +11946,19 @@
     <w:abstractNumId w:val="15"/>
   </w:num>
   <w:num w:numId="22" w16cid:durableId="1399741628">
-    <w:abstractNumId w:val="49"/>
+    <w:abstractNumId w:val="50"/>
   </w:num>
   <w:num w:numId="23" w16cid:durableId="1929918521">
-    <w:abstractNumId w:val="27"/>
+    <w:abstractNumId w:val="28"/>
   </w:num>
   <w:num w:numId="24" w16cid:durableId="846943122">
-    <w:abstractNumId w:val="41"/>
+    <w:abstractNumId w:val="42"/>
   </w:num>
   <w:num w:numId="25" w16cid:durableId="1503618867">
     <w:abstractNumId w:val="10"/>
   </w:num>
   <w:num w:numId="26" w16cid:durableId="1278172255">
-    <w:abstractNumId w:val="52"/>
+    <w:abstractNumId w:val="53"/>
   </w:num>
   <w:num w:numId="27" w16cid:durableId="1902018549">
     <w:abstractNumId w:val="12"/>
@@ -13181,7 +11967,7 @@
     <w:abstractNumId w:val="8"/>
   </w:num>
   <w:num w:numId="29" w16cid:durableId="662587025">
-    <w:abstractNumId w:val="26"/>
+    <w:abstractNumId w:val="27"/>
   </w:num>
   <w:num w:numId="30" w16cid:durableId="1758210405">
     <w:abstractNumId w:val="14"/>
@@ -13190,22 +11976,22 @@
     <w:abstractNumId w:val="3"/>
   </w:num>
   <w:num w:numId="32" w16cid:durableId="208341019">
-    <w:abstractNumId w:val="54"/>
+    <w:abstractNumId w:val="55"/>
   </w:num>
   <w:num w:numId="33" w16cid:durableId="573053763">
-    <w:abstractNumId w:val="42"/>
+    <w:abstractNumId w:val="43"/>
   </w:num>
   <w:num w:numId="34" w16cid:durableId="2136558684">
-    <w:abstractNumId w:val="30"/>
+    <w:abstractNumId w:val="31"/>
   </w:num>
   <w:num w:numId="35" w16cid:durableId="846167675">
     <w:abstractNumId w:val="13"/>
   </w:num>
   <w:num w:numId="36" w16cid:durableId="54596218">
-    <w:abstractNumId w:val="34"/>
+    <w:abstractNumId w:val="35"/>
   </w:num>
   <w:num w:numId="37" w16cid:durableId="263192862">
-    <w:abstractNumId w:val="51"/>
+    <w:abstractNumId w:val="52"/>
   </w:num>
   <w:num w:numId="38" w16cid:durableId="2058814583">
     <w:abstractNumId w:val="5"/>
@@ -13214,7 +12000,7 @@
     <w:abstractNumId w:val="10"/>
   </w:num>
   <w:num w:numId="40" w16cid:durableId="1917665317">
-    <w:abstractNumId w:val="53"/>
+    <w:abstractNumId w:val="54"/>
   </w:num>
   <w:num w:numId="41" w16cid:durableId="959646500">
     <w:abstractNumId w:val="10"/>
@@ -13223,34 +12009,34 @@
     <w:abstractNumId w:val="10"/>
   </w:num>
   <w:num w:numId="43" w16cid:durableId="599988857">
-    <w:abstractNumId w:val="39"/>
+    <w:abstractNumId w:val="40"/>
   </w:num>
   <w:num w:numId="44" w16cid:durableId="110707805">
-    <w:abstractNumId w:val="40"/>
+    <w:abstractNumId w:val="41"/>
   </w:num>
   <w:num w:numId="45" w16cid:durableId="1641109817">
-    <w:abstractNumId w:val="36"/>
+    <w:abstractNumId w:val="37"/>
   </w:num>
   <w:num w:numId="46" w16cid:durableId="1858348028">
     <w:abstractNumId w:val="20"/>
   </w:num>
   <w:num w:numId="47" w16cid:durableId="930509829">
-    <w:abstractNumId w:val="23"/>
+    <w:abstractNumId w:val="24"/>
   </w:num>
   <w:num w:numId="48" w16cid:durableId="876428085">
     <w:abstractNumId w:val="9"/>
   </w:num>
   <w:num w:numId="49" w16cid:durableId="418522720">
-    <w:abstractNumId w:val="50"/>
+    <w:abstractNumId w:val="51"/>
   </w:num>
   <w:num w:numId="50" w16cid:durableId="350225535">
     <w:abstractNumId w:val="16"/>
   </w:num>
   <w:num w:numId="51" w16cid:durableId="1597834386">
-    <w:abstractNumId w:val="31"/>
+    <w:abstractNumId w:val="32"/>
   </w:num>
   <w:num w:numId="52" w16cid:durableId="2020891029">
-    <w:abstractNumId w:val="44"/>
+    <w:abstractNumId w:val="45"/>
   </w:num>
   <w:num w:numId="53" w16cid:durableId="246883940">
     <w:abstractNumId w:val="1"/>
@@ -13262,7 +12048,7 @@
     <w:abstractNumId w:val="7"/>
   </w:num>
   <w:num w:numId="56" w16cid:durableId="927468567">
-    <w:abstractNumId w:val="46"/>
+    <w:abstractNumId w:val="47"/>
   </w:num>
   <w:num w:numId="57" w16cid:durableId="512570292">
     <w:abstractNumId w:val="18"/>
@@ -13274,43 +12060,52 @@
     <w:abstractNumId w:val="10"/>
   </w:num>
   <w:num w:numId="60" w16cid:durableId="1446848232">
-    <w:abstractNumId w:val="33"/>
+    <w:abstractNumId w:val="34"/>
   </w:num>
   <w:num w:numId="61" w16cid:durableId="1825927083">
-    <w:abstractNumId w:val="29"/>
+    <w:abstractNumId w:val="30"/>
   </w:num>
   <w:num w:numId="62" w16cid:durableId="1583490776">
-    <w:abstractNumId w:val="45"/>
+    <w:abstractNumId w:val="46"/>
   </w:num>
   <w:num w:numId="63" w16cid:durableId="480776175">
     <w:abstractNumId w:val="0"/>
   </w:num>
   <w:num w:numId="64" w16cid:durableId="706416164">
-    <w:abstractNumId w:val="25"/>
+    <w:abstractNumId w:val="26"/>
   </w:num>
   <w:num w:numId="65" w16cid:durableId="198855215">
-    <w:abstractNumId w:val="28"/>
+    <w:abstractNumId w:val="29"/>
   </w:num>
   <w:num w:numId="66" w16cid:durableId="1265500361">
-    <w:abstractNumId w:val="37"/>
+    <w:abstractNumId w:val="38"/>
   </w:num>
   <w:num w:numId="67" w16cid:durableId="1808930762">
-    <w:abstractNumId w:val="35"/>
+    <w:abstractNumId w:val="36"/>
   </w:num>
   <w:num w:numId="68" w16cid:durableId="1645236184">
-    <w:abstractNumId w:val="32"/>
+    <w:abstractNumId w:val="33"/>
   </w:num>
   <w:num w:numId="69" w16cid:durableId="2113815984">
-    <w:abstractNumId w:val="22"/>
+    <w:abstractNumId w:val="23"/>
   </w:num>
   <w:num w:numId="70" w16cid:durableId="662127449">
-    <w:abstractNumId w:val="38"/>
+    <w:abstractNumId w:val="39"/>
   </w:num>
   <w:num w:numId="71" w16cid:durableId="1597860817">
     <w:abstractNumId w:val="4"/>
   </w:num>
   <w:num w:numId="72" w16cid:durableId="1978799871">
-    <w:abstractNumId w:val="43"/>
+    <w:abstractNumId w:val="44"/>
+  </w:num>
+  <w:num w:numId="73" w16cid:durableId="700669999">
+    <w:abstractNumId w:val="10"/>
+  </w:num>
+  <w:num w:numId="74" w16cid:durableId="2052067235">
+    <w:abstractNumId w:val="10"/>
+  </w:num>
+  <w:num w:numId="75" w16cid:durableId="1415859232">
+    <w:abstractNumId w:val="22"/>
   </w:num>
 </w:numbering>
 </file>
@@ -13800,7 +12595,6 @@
   <w:style w:type="character" w:default="1" w:styleId="DefaultParagraphFont">
     <w:name w:val="Default Paragraph Font"/>
     <w:uiPriority w:val="1"/>
-    <w:semiHidden/>
     <w:unhideWhenUsed/>
   </w:style>
   <w:style w:type="table" w:default="1" w:styleId="TableNormal">
@@ -14242,6 +13036,18 @@
       <w:lang w:val="en-GB"/>
     </w:rPr>
   </w:style>
+  <w:style w:type="character" w:styleId="UnresolvedMention">
+    <w:name w:val="Unresolved Mention"/>
+    <w:basedOn w:val="DefaultParagraphFont"/>
+    <w:uiPriority w:val="99"/>
+    <w:semiHidden/>
+    <w:unhideWhenUsed/>
+    <w:rsid w:val="00D47782"/>
+    <w:rPr>
+      <w:color w:val="605E5C"/>
+      <w:shd w:val="clear" w:color="auto" w:fill="E1DFDD"/>
+    </w:rPr>
+  </w:style>
 </w:styles>
 </file>
 
